--- a/apps/staff/src/core/Paperwork/US_TN/UsTnDiagnosticClassification2026/dcaf_template.docx
+++ b/apps/staff/src/core/Paperwork/US_TN/UsTnDiagnosticClassification2026/dcaf_template.docx
@@ -7,13 +7,13 @@
         <w:spacing w:line="240" w:lineRule="auto"/>
         <w:jc w:val="center"/>
         <w:rPr>
-          <w:rFonts w:ascii="Consolas" w:eastAsia="Consolas" w:hAnsi="Consolas" w:cs="Consolas"/>
+          <w:rFonts w:ascii="Consolas" w:hAnsi="Consolas" w:eastAsia="Consolas" w:cs="Consolas"/>
           <w:color w:val="000000" w:themeColor="text1"/>
         </w:rPr>
       </w:pPr>
       <w:r>
         <w:rPr>
-          <w:rFonts w:ascii="Consolas" w:eastAsia="Consolas" w:hAnsi="Consolas" w:cs="Consolas"/>
+          <w:rFonts w:ascii="Consolas" w:hAnsi="Consolas" w:eastAsia="Consolas" w:cs="Consolas"/>
           <w:color w:val="000000" w:themeColor="text1"/>
         </w:rPr>
         <w:t>TENNESSEE DEPARTMENT OF CORRECTION</w:t>
@@ -22,12 +22,12 @@
     <w:p>
       <w:pPr>
         <w:pBdr>
-          <w:bottom w:val="single" w:sz="12" w:space="1" w:color="000000"/>
+          <w:bottom w:val="single" w:color="000000" w:sz="12" w:space="1"/>
         </w:pBdr>
         <w:spacing w:line="240" w:lineRule="auto"/>
         <w:jc w:val="center"/>
         <w:rPr>
-          <w:rFonts w:ascii="Times New Roman" w:eastAsia="Times New Roman" w:hAnsi="Times New Roman" w:cs="Times New Roman"/>
+          <w:rFonts w:ascii="Times New Roman" w:hAnsi="Times New Roman" w:eastAsia="Times New Roman" w:cs="Times New Roman"/>
           <w:sz w:val="24"/>
           <w:szCs w:val="24"/>
           <w:lang w:val="en-US"/>
@@ -35,7 +35,7 @@
       </w:pPr>
       <w:r>
         <w:rPr>
-          <w:rFonts w:ascii="Consolas" w:eastAsia="Consolas" w:hAnsi="Consolas" w:cs="Consolas"/>
+          <w:rFonts w:ascii="Consolas" w:hAnsi="Consolas" w:eastAsia="Consolas" w:cs="Consolas"/>
           <w:color w:val="000000" w:themeColor="text1"/>
         </w:rPr>
         <w:t>OFFENDER CLASSIFICATION SUMMARY</w:t>
@@ -45,7 +45,7 @@
       <w:pPr>
         <w:spacing w:line="240" w:lineRule="auto"/>
         <w:rPr>
-          <w:rFonts w:ascii="Times New Roman" w:eastAsia="Times New Roman" w:hAnsi="Times New Roman" w:cs="Times New Roman"/>
+          <w:rFonts w:ascii="Times New Roman" w:hAnsi="Times New Roman" w:eastAsia="Times New Roman" w:cs="Times New Roman"/>
           <w:sz w:val="24"/>
           <w:szCs w:val="24"/>
           <w:lang w:val="en-US"/>
@@ -53,7 +53,7 @@
       </w:pPr>
       <w:r>
         <w:rPr>
-          <w:rFonts w:ascii="Consolas" w:eastAsia="Times New Roman" w:hAnsi="Consolas" w:cs="Consolas"/>
+          <w:rFonts w:ascii="Consolas" w:hAnsi="Consolas" w:eastAsia="Times New Roman" w:cs="Consolas"/>
           <w:color w:val="000000"/>
           <w:lang w:val="en-US"/>
         </w:rPr>
@@ -64,7 +64,7 @@
       <w:pPr>
         <w:spacing w:line="240" w:lineRule="auto"/>
         <w:rPr>
-          <w:rFonts w:ascii="Times New Roman" w:eastAsia="Times New Roman" w:hAnsi="Times New Roman" w:cs="Times New Roman"/>
+          <w:rFonts w:ascii="Times New Roman" w:hAnsi="Times New Roman" w:eastAsia="Times New Roman" w:cs="Times New Roman"/>
           <w:sz w:val="24"/>
           <w:szCs w:val="24"/>
           <w:lang w:val="en-US"/>
@@ -72,7 +72,7 @@
       </w:pPr>
       <w:r>
         <w:rPr>
-          <w:rFonts w:ascii="Consolas" w:eastAsia="Times New Roman" w:hAnsi="Consolas" w:cs="Consolas"/>
+          <w:rFonts w:ascii="Consolas" w:hAnsi="Consolas" w:eastAsia="Times New Roman" w:cs="Consolas"/>
           <w:color w:val="000000"/>
           <w:lang w:val="en-US"/>
         </w:rPr>
@@ -80,7 +80,7 @@
       </w:r>
       <w:r>
         <w:rPr>
-          <w:rFonts w:ascii="Consolas" w:eastAsia="Times New Roman" w:hAnsi="Consolas" w:cs="Consolas"/>
+          <w:rFonts w:ascii="Consolas" w:hAnsi="Consolas" w:eastAsia="Times New Roman" w:cs="Consolas"/>
           <w:color w:val="000000"/>
           <w:u w:val="single"/>
           <w:lang w:val="en-US"/>
@@ -90,7 +90,7 @@
       <w:proofErr w:type="spellStart"/>
       <w:r>
         <w:rPr>
-          <w:rFonts w:ascii="Consolas" w:eastAsia="Times New Roman" w:hAnsi="Consolas" w:cs="Consolas"/>
+          <w:rFonts w:ascii="Consolas" w:hAnsi="Consolas" w:eastAsia="Times New Roman" w:cs="Consolas"/>
           <w:color w:val="000000"/>
           <w:u w:val="single"/>
           <w:lang w:val="en-US"/>
@@ -100,7 +100,7 @@
       <w:proofErr w:type="spellEnd"/>
       <w:r>
         <w:rPr>
-          <w:rFonts w:ascii="Consolas" w:eastAsia="Times New Roman" w:hAnsi="Consolas" w:cs="Consolas"/>
+          <w:rFonts w:ascii="Consolas" w:hAnsi="Consolas" w:eastAsia="Times New Roman" w:cs="Consolas"/>
           <w:color w:val="000000"/>
           <w:u w:val="single"/>
           <w:lang w:val="en-US"/>
@@ -111,11 +111,11 @@
     <w:p>
       <w:pPr>
         <w:pBdr>
-          <w:bottom w:val="single" w:sz="12" w:space="1" w:color="000000"/>
+          <w:bottom w:val="single" w:color="000000" w:sz="12" w:space="1"/>
         </w:pBdr>
         <w:spacing w:line="240" w:lineRule="auto"/>
         <w:rPr>
-          <w:rFonts w:ascii="Times New Roman" w:eastAsia="Times New Roman" w:hAnsi="Times New Roman" w:cs="Times New Roman"/>
+          <w:rFonts w:ascii="Times New Roman" w:hAnsi="Times New Roman" w:eastAsia="Times New Roman" w:cs="Times New Roman"/>
           <w:sz w:val="24"/>
           <w:szCs w:val="24"/>
           <w:lang w:val="en-US"/>
@@ -123,7 +123,7 @@
       </w:pPr>
       <w:r>
         <w:rPr>
-          <w:rFonts w:ascii="Consolas" w:eastAsia="Times New Roman" w:hAnsi="Consolas" w:cs="Consolas"/>
+          <w:rFonts w:ascii="Consolas" w:hAnsi="Consolas" w:eastAsia="Times New Roman" w:cs="Consolas"/>
           <w:color w:val="000000"/>
           <w:lang w:val="en-US"/>
         </w:rPr>
@@ -131,7 +131,7 @@
       </w:r>
       <w:r>
         <w:rPr>
-          <w:rFonts w:ascii="Consolas" w:eastAsia="Times New Roman" w:hAnsi="Consolas" w:cs="Consolas"/>
+          <w:rFonts w:ascii="Consolas" w:hAnsi="Consolas" w:eastAsia="Times New Roman" w:cs="Consolas"/>
           <w:color w:val="000000"/>
           <w:u w:val="single"/>
           <w:lang w:val="en-US"/>
@@ -141,7 +141,7 @@
       <w:proofErr w:type="spellStart"/>
       <w:r>
         <w:rPr>
-          <w:rFonts w:ascii="Consolas" w:eastAsia="Times New Roman" w:hAnsi="Consolas" w:cs="Consolas"/>
+          <w:rFonts w:ascii="Consolas" w:hAnsi="Consolas" w:eastAsia="Times New Roman" w:cs="Consolas"/>
           <w:color w:val="000000"/>
           <w:u w:val="single"/>
           <w:lang w:val="en-US"/>
@@ -151,7 +151,7 @@
       <w:proofErr w:type="spellEnd"/>
       <w:r>
         <w:rPr>
-          <w:rFonts w:ascii="Consolas" w:eastAsia="Times New Roman" w:hAnsi="Consolas" w:cs="Consolas"/>
+          <w:rFonts w:ascii="Consolas" w:hAnsi="Consolas" w:eastAsia="Times New Roman" w:cs="Consolas"/>
           <w:color w:val="000000"/>
           <w:u w:val="single"/>
           <w:lang w:val="en-US"/>
@@ -162,7 +162,7 @@
     <w:p>
       <w:pPr>
         <w:rPr>
-          <w:rFonts w:ascii="Times New Roman" w:eastAsia="Times New Roman" w:hAnsi="Times New Roman" w:cs="Times New Roman"/>
+          <w:rFonts w:ascii="Times New Roman" w:hAnsi="Times New Roman" w:eastAsia="Times New Roman" w:cs="Times New Roman"/>
           <w:sz w:val="10"/>
           <w:szCs w:val="10"/>
           <w:lang w:val="en-US"/>
@@ -172,20 +172,20 @@
     <w:p>
       <w:pPr>
         <w:rPr>
-          <w:rFonts w:ascii="Consolas" w:eastAsia="Consolas" w:hAnsi="Consolas" w:cs="Consolas"/>
-          <w:lang w:val="en-US"/>
-        </w:rPr>
-      </w:pPr>
-      <w:r>
-        <w:rPr>
-          <w:rFonts w:ascii="Consolas" w:eastAsia="Consolas" w:hAnsi="Consolas" w:cs="Consolas"/>
+          <w:rFonts w:ascii="Consolas" w:hAnsi="Consolas" w:eastAsia="Consolas" w:cs="Consolas"/>
+          <w:lang w:val="en-US"/>
+        </w:rPr>
+      </w:pPr>
+      <w:r>
+        <w:rPr>
+          <w:rFonts w:ascii="Consolas" w:hAnsi="Consolas" w:eastAsia="Consolas" w:cs="Consolas"/>
           <w:lang w:val="en-US"/>
         </w:rPr>
         <w:t xml:space="preserve">TOMIS ID: </w:t>
       </w:r>
       <w:r>
         <w:rPr>
-          <w:rFonts w:ascii="Consolas" w:eastAsia="Consolas" w:hAnsi="Consolas" w:cs="Consolas"/>
+          <w:rFonts w:ascii="Consolas" w:hAnsi="Consolas" w:eastAsia="Consolas" w:cs="Consolas"/>
           <w:u w:val="single"/>
           <w:lang w:val="en-US"/>
         </w:rPr>
@@ -194,7 +194,7 @@
       <w:proofErr w:type="spellStart"/>
       <w:r>
         <w:rPr>
-          <w:rFonts w:ascii="Consolas" w:eastAsia="Consolas" w:hAnsi="Consolas" w:cs="Consolas"/>
+          <w:rFonts w:ascii="Consolas" w:hAnsi="Consolas" w:eastAsia="Consolas" w:cs="Consolas"/>
           <w:u w:val="single"/>
           <w:lang w:val="en-US"/>
         </w:rPr>
@@ -203,7 +203,7 @@
       <w:proofErr w:type="spellEnd"/>
       <w:r>
         <w:rPr>
-          <w:rFonts w:ascii="Consolas" w:eastAsia="Consolas" w:hAnsi="Consolas" w:cs="Consolas"/>
+          <w:rFonts w:ascii="Consolas" w:hAnsi="Consolas" w:eastAsia="Consolas" w:cs="Consolas"/>
           <w:u w:val="single"/>
           <w:lang w:val="en-US"/>
         </w:rPr>
@@ -214,14 +214,14 @@
       </w:r>
       <w:r>
         <w:rPr>
-          <w:rFonts w:ascii="Consolas" w:eastAsia="Consolas" w:hAnsi="Consolas" w:cs="Consolas"/>
+          <w:rFonts w:ascii="Consolas" w:hAnsi="Consolas" w:eastAsia="Consolas" w:cs="Consolas"/>
           <w:lang w:val="en-US"/>
         </w:rPr>
         <w:t xml:space="preserve">Offender Name: </w:t>
       </w:r>
       <w:r>
         <w:rPr>
-          <w:rFonts w:ascii="Consolas" w:eastAsia="Consolas" w:hAnsi="Consolas" w:cs="Consolas"/>
+          <w:rFonts w:ascii="Consolas" w:hAnsi="Consolas" w:eastAsia="Consolas" w:cs="Consolas"/>
           <w:u w:val="single"/>
           <w:lang w:val="en-US"/>
         </w:rPr>
@@ -230,7 +230,7 @@
       <w:proofErr w:type="spellStart"/>
       <w:r>
         <w:rPr>
-          <w:rFonts w:ascii="Consolas" w:eastAsia="Consolas" w:hAnsi="Consolas" w:cs="Consolas"/>
+          <w:rFonts w:ascii="Consolas" w:hAnsi="Consolas" w:eastAsia="Consolas" w:cs="Consolas"/>
           <w:u w:val="single"/>
           <w:lang w:val="en-US"/>
         </w:rPr>
@@ -239,7 +239,7 @@
       <w:proofErr w:type="spellEnd"/>
       <w:r>
         <w:rPr>
-          <w:rFonts w:ascii="Consolas" w:eastAsia="Consolas" w:hAnsi="Consolas" w:cs="Consolas"/>
+          <w:rFonts w:ascii="Consolas" w:hAnsi="Consolas" w:eastAsia="Consolas" w:cs="Consolas"/>
           <w:u w:val="single"/>
           <w:lang w:val="en-US"/>
         </w:rPr>
@@ -253,14 +253,14 @@
       </w:r>
       <w:r>
         <w:rPr>
-          <w:rFonts w:ascii="Consolas" w:eastAsia="Consolas" w:hAnsi="Consolas" w:cs="Consolas"/>
+          <w:rFonts w:ascii="Consolas" w:hAnsi="Consolas" w:eastAsia="Consolas" w:cs="Consolas"/>
           <w:lang w:val="en-US"/>
         </w:rPr>
         <w:t xml:space="preserve">Institution Name: </w:t>
       </w:r>
       <w:r>
         <w:rPr>
-          <w:rFonts w:ascii="Consolas" w:eastAsia="Consolas" w:hAnsi="Consolas" w:cs="Consolas"/>
+          <w:rFonts w:ascii="Consolas" w:hAnsi="Consolas" w:eastAsia="Consolas" w:cs="Consolas"/>
           <w:u w:val="single"/>
           <w:lang w:val="en-US"/>
         </w:rPr>
@@ -269,7 +269,7 @@
       <w:proofErr w:type="spellStart"/>
       <w:r>
         <w:rPr>
-          <w:rFonts w:ascii="Consolas" w:eastAsia="Consolas" w:hAnsi="Consolas" w:cs="Consolas"/>
+          <w:rFonts w:ascii="Consolas" w:hAnsi="Consolas" w:eastAsia="Consolas" w:cs="Consolas"/>
           <w:u w:val="single"/>
           <w:lang w:val="en-US"/>
         </w:rPr>
@@ -278,7 +278,7 @@
       <w:proofErr w:type="spellEnd"/>
       <w:r>
         <w:rPr>
-          <w:rFonts w:ascii="Consolas" w:eastAsia="Consolas" w:hAnsi="Consolas" w:cs="Consolas"/>
+          <w:rFonts w:ascii="Consolas" w:hAnsi="Consolas" w:eastAsia="Consolas" w:cs="Consolas"/>
           <w:u w:val="single"/>
           <w:lang w:val="en-US"/>
         </w:rPr>
@@ -291,7 +291,7 @@
     <w:p>
       <w:pPr>
         <w:rPr>
-          <w:rFonts w:ascii="Consolas" w:eastAsia="Consolas" w:hAnsi="Consolas" w:cs="Consolas"/>
+          <w:rFonts w:ascii="Consolas" w:hAnsi="Consolas" w:eastAsia="Consolas" w:cs="Consolas"/>
           <w:sz w:val="10"/>
           <w:szCs w:val="10"/>
         </w:rPr>
@@ -300,55 +300,57 @@
     <w:p>
       <w:pPr>
         <w:rPr>
-          <w:rFonts w:ascii="Consolas" w:eastAsia="Consolas" w:hAnsi="Consolas" w:cs="Consolas"/>
-        </w:rPr>
-      </w:pPr>
-      <w:r>
-        <w:rPr>
-          <w:rFonts w:ascii="Consolas" w:eastAsia="Consolas" w:hAnsi="Consolas" w:cs="Consolas"/>
+          <w:rFonts w:ascii="Consolas" w:hAnsi="Consolas" w:eastAsia="Consolas" w:cs="Consolas"/>
+          <w:lang w:val="en-US"/>
+        </w:rPr>
+      </w:pPr>
+      <w:r>
+        <w:rPr>
+          <w:rFonts w:ascii="Consolas" w:hAnsi="Consolas" w:eastAsia="Consolas" w:cs="Consolas"/>
+          <w:lang w:val="en-US"/>
         </w:rPr>
         <w:t>Classification Type: {</w:t>
       </w:r>
-      <w:proofErr w:type="spellStart"/>
-      <w:r>
-        <w:rPr>
-          <w:rFonts w:ascii="Consolas" w:eastAsia="Consolas" w:hAnsi="Consolas" w:cs="Consolas"/>
+      <w:r>
+        <w:rPr>
+          <w:rFonts w:ascii="Consolas" w:hAnsi="Consolas" w:eastAsia="Consolas" w:cs="Consolas"/>
+          <w:lang w:val="en-US"/>
         </w:rPr>
         <w:t>classificationType</w:t>
       </w:r>
-      <w:proofErr w:type="spellEnd"/>
-      <w:r>
-        <w:rPr>
-          <w:rFonts w:ascii="Consolas" w:eastAsia="Consolas" w:hAnsi="Consolas" w:cs="Consolas"/>
+      <w:r>
+        <w:rPr>
+          <w:rFonts w:ascii="Consolas" w:hAnsi="Consolas" w:eastAsia="Consolas" w:cs="Consolas"/>
+          <w:lang w:val="en-US"/>
         </w:rPr>
         <w:t xml:space="preserve">}   </w:t>
       </w:r>
       <w:r>
-        <w:rPr>
-          <w:rFonts w:ascii="Consolas" w:eastAsia="Consolas" w:hAnsi="Consolas" w:cs="Consolas"/>
-        </w:rPr>
-        <w:tab/>
+        <w:tab/>
+      </w:r>
+      <w:r>
+        <w:rPr>
+          <w:rFonts w:ascii="Consolas" w:hAnsi="Consolas" w:eastAsia="Consolas" w:cs="Consolas"/>
+          <w:lang w:val="en-US"/>
+        </w:rPr>
         <w:t xml:space="preserve">    CAF Date: </w:t>
       </w:r>
       <w:r>
         <w:rPr>
-          <w:rFonts w:ascii="Consolas" w:eastAsia="Consolas" w:hAnsi="Consolas" w:cs="Consolas"/>
-          <w:u w:val="single"/>
+          <w:rFonts w:ascii="Consolas" w:hAnsi="Consolas" w:eastAsia="Consolas" w:cs="Consolas"/>
+          <w:u w:val="single"/>
+          <w:lang w:val="en-US"/>
         </w:rPr>
         <w:t xml:space="preserve">   {date}    </w:t>
       </w:r>
       <w:r>
-        <w:rPr>
-          <w:rFonts w:ascii="Consolas" w:eastAsia="Consolas" w:hAnsi="Consolas" w:cs="Consolas"/>
-          <w:u w:val="single"/>
-        </w:rPr>
-        <w:tab/>
-      </w:r>
-    </w:p>
-    <w:p>
-      <w:pPr>
-        <w:rPr>
-          <w:rFonts w:ascii="Consolas" w:eastAsia="Consolas" w:hAnsi="Consolas" w:cs="Consolas"/>
+        <w:tab/>
+      </w:r>
+    </w:p>
+    <w:p>
+      <w:pPr>
+        <w:rPr>
+          <w:rFonts w:ascii="Consolas" w:hAnsi="Consolas" w:eastAsia="Consolas" w:cs="Consolas"/>
           <w:sz w:val="10"/>
           <w:szCs w:val="10"/>
         </w:rPr>
@@ -357,14 +359,14 @@
     <w:p>
       <w:pPr>
         <w:rPr>
-          <w:rFonts w:ascii="Consolas" w:eastAsia="Consolas" w:hAnsi="Consolas" w:cs="Consolas"/>
-          <w:u w:val="single"/>
-          <w:lang w:val="en-US"/>
-        </w:rPr>
-      </w:pPr>
-      <w:r>
-        <w:rPr>
-          <w:rFonts w:ascii="Consolas" w:eastAsia="Consolas" w:hAnsi="Consolas" w:cs="Consolas"/>
+          <w:rFonts w:ascii="Consolas" w:hAnsi="Consolas" w:eastAsia="Consolas" w:cs="Consolas"/>
+          <w:u w:val="single"/>
+          <w:lang w:val="en-US"/>
+        </w:rPr>
+      </w:pPr>
+      <w:r>
+        <w:rPr>
+          <w:rFonts w:ascii="Consolas" w:hAnsi="Consolas" w:eastAsia="Consolas" w:cs="Consolas"/>
           <w:lang w:val="en-US"/>
         </w:rPr>
         <w:t xml:space="preserve">Status at time of Hearing:                </w:t>
@@ -372,7 +374,7 @@
       <w:proofErr w:type="spellStart"/>
       <w:r>
         <w:rPr>
-          <w:rFonts w:ascii="Consolas" w:eastAsia="Consolas" w:hAnsi="Consolas" w:cs="Consolas"/>
+          <w:rFonts w:ascii="Consolas" w:hAnsi="Consolas" w:eastAsia="Consolas" w:cs="Consolas"/>
           <w:lang w:val="en-US"/>
         </w:rPr>
         <w:t>Gen.Pop</w:t>
@@ -380,14 +382,14 @@
       <w:proofErr w:type="spellEnd"/>
       <w:r>
         <w:rPr>
-          <w:rFonts w:ascii="Consolas" w:eastAsia="Consolas" w:hAnsi="Consolas" w:cs="Consolas"/>
+          <w:rFonts w:ascii="Consolas" w:hAnsi="Consolas" w:eastAsia="Consolas" w:cs="Consolas"/>
           <w:lang w:val="en-US"/>
         </w:rPr>
         <w:t>.</w:t>
       </w:r>
       <w:r>
         <w:rPr>
-          <w:rFonts w:ascii="Consolas" w:eastAsia="Consolas" w:hAnsi="Consolas" w:cs="Consolas"/>
+          <w:rFonts w:ascii="Consolas" w:hAnsi="Consolas" w:eastAsia="Consolas" w:cs="Consolas"/>
           <w:u w:val="single"/>
           <w:lang w:val="en-US"/>
         </w:rPr>
@@ -396,7 +398,7 @@
       <w:proofErr w:type="spellStart"/>
       <w:r>
         <w:rPr>
-          <w:rFonts w:ascii="Consolas" w:eastAsia="Consolas" w:hAnsi="Consolas" w:cs="Consolas"/>
+          <w:rFonts w:ascii="Consolas" w:hAnsi="Consolas" w:eastAsia="Consolas" w:cs="Consolas"/>
           <w:u w:val="single"/>
           <w:lang w:val="en-US"/>
         </w:rPr>
@@ -405,7 +407,7 @@
       <w:proofErr w:type="spellEnd"/>
       <w:r>
         <w:rPr>
-          <w:rFonts w:ascii="Consolas" w:eastAsia="Consolas" w:hAnsi="Consolas" w:cs="Consolas"/>
+          <w:rFonts w:ascii="Consolas" w:hAnsi="Consolas" w:eastAsia="Consolas" w:cs="Consolas"/>
           <w:u w:val="single"/>
           <w:lang w:val="en-US"/>
         </w:rPr>
@@ -413,14 +415,14 @@
       </w:r>
       <w:r>
         <w:rPr>
-          <w:rFonts w:ascii="Consolas" w:eastAsia="Consolas" w:hAnsi="Consolas" w:cs="Consolas"/>
+          <w:rFonts w:ascii="Consolas" w:hAnsi="Consolas" w:eastAsia="Consolas" w:cs="Consolas"/>
           <w:lang w:val="en-US"/>
         </w:rPr>
         <w:t xml:space="preserve"> AS</w:t>
       </w:r>
       <w:r>
         <w:rPr>
-          <w:rFonts w:ascii="Consolas" w:eastAsia="Consolas" w:hAnsi="Consolas" w:cs="Consolas"/>
+          <w:rFonts w:ascii="Consolas" w:hAnsi="Consolas" w:eastAsia="Consolas" w:cs="Consolas"/>
           <w:u w:val="single"/>
           <w:lang w:val="en-US"/>
         </w:rPr>
@@ -429,7 +431,7 @@
       <w:proofErr w:type="spellStart"/>
       <w:r>
         <w:rPr>
-          <w:rFonts w:ascii="Consolas" w:eastAsia="Consolas" w:hAnsi="Consolas" w:cs="Consolas"/>
+          <w:rFonts w:ascii="Consolas" w:hAnsi="Consolas" w:eastAsia="Consolas" w:cs="Consolas"/>
           <w:u w:val="single"/>
           <w:lang w:val="en-US"/>
         </w:rPr>
@@ -438,7 +440,7 @@
       <w:proofErr w:type="spellEnd"/>
       <w:r>
         <w:rPr>
-          <w:rFonts w:ascii="Consolas" w:eastAsia="Consolas" w:hAnsi="Consolas" w:cs="Consolas"/>
+          <w:rFonts w:ascii="Consolas" w:hAnsi="Consolas" w:eastAsia="Consolas" w:cs="Consolas"/>
           <w:u w:val="single"/>
           <w:lang w:val="en-US"/>
         </w:rPr>
@@ -446,14 +448,14 @@
       </w:r>
       <w:r>
         <w:rPr>
-          <w:rFonts w:ascii="Consolas" w:eastAsia="Consolas" w:hAnsi="Consolas" w:cs="Consolas"/>
+          <w:rFonts w:ascii="Consolas" w:hAnsi="Consolas" w:eastAsia="Consolas" w:cs="Consolas"/>
           <w:lang w:val="en-US"/>
         </w:rPr>
         <w:t xml:space="preserve"> PC</w:t>
       </w:r>
       <w:r>
         <w:rPr>
-          <w:rFonts w:ascii="Consolas" w:eastAsia="Consolas" w:hAnsi="Consolas" w:cs="Consolas"/>
+          <w:rFonts w:ascii="Consolas" w:hAnsi="Consolas" w:eastAsia="Consolas" w:cs="Consolas"/>
           <w:u w:val="single"/>
           <w:lang w:val="en-US"/>
         </w:rPr>
@@ -462,7 +464,7 @@
       <w:proofErr w:type="spellStart"/>
       <w:r>
         <w:rPr>
-          <w:rFonts w:ascii="Consolas" w:eastAsia="Consolas" w:hAnsi="Consolas" w:cs="Consolas"/>
+          <w:rFonts w:ascii="Consolas" w:hAnsi="Consolas" w:eastAsia="Consolas" w:cs="Consolas"/>
           <w:u w:val="single"/>
           <w:lang w:val="en-US"/>
         </w:rPr>
@@ -471,7 +473,7 @@
       <w:proofErr w:type="spellEnd"/>
       <w:r>
         <w:rPr>
-          <w:rFonts w:ascii="Consolas" w:eastAsia="Consolas" w:hAnsi="Consolas" w:cs="Consolas"/>
+          <w:rFonts w:ascii="Consolas" w:hAnsi="Consolas" w:eastAsia="Consolas" w:cs="Consolas"/>
           <w:u w:val="single"/>
           <w:lang w:val="en-US"/>
         </w:rPr>
@@ -479,14 +481,14 @@
       </w:r>
       <w:r>
         <w:rPr>
-          <w:rFonts w:ascii="Consolas" w:eastAsia="Consolas" w:hAnsi="Consolas" w:cs="Consolas"/>
+          <w:rFonts w:ascii="Consolas" w:hAnsi="Consolas" w:eastAsia="Consolas" w:cs="Consolas"/>
           <w:lang w:val="en-US"/>
         </w:rPr>
         <w:t xml:space="preserve"> Other </w:t>
       </w:r>
       <w:r>
         <w:rPr>
-          <w:rFonts w:ascii="Consolas" w:eastAsia="Consolas" w:hAnsi="Consolas" w:cs="Consolas"/>
+          <w:rFonts w:ascii="Consolas" w:hAnsi="Consolas" w:eastAsia="Consolas" w:cs="Consolas"/>
           <w:u w:val="single"/>
           <w:lang w:val="en-US"/>
         </w:rPr>
@@ -495,7 +497,7 @@
       <w:proofErr w:type="spellStart"/>
       <w:r>
         <w:rPr>
-          <w:rFonts w:ascii="Consolas" w:eastAsia="Consolas" w:hAnsi="Consolas" w:cs="Consolas"/>
+          <w:rFonts w:ascii="Consolas" w:hAnsi="Consolas" w:eastAsia="Consolas" w:cs="Consolas"/>
           <w:u w:val="single"/>
           <w:lang w:val="en-US"/>
         </w:rPr>
@@ -504,7 +506,7 @@
       <w:proofErr w:type="spellEnd"/>
       <w:r>
         <w:rPr>
-          <w:rFonts w:ascii="Consolas" w:eastAsia="Consolas" w:hAnsi="Consolas" w:cs="Consolas"/>
+          <w:rFonts w:ascii="Consolas" w:hAnsi="Consolas" w:eastAsia="Consolas" w:cs="Consolas"/>
           <w:u w:val="single"/>
           <w:lang w:val="en-US"/>
         </w:rPr>
@@ -517,7 +519,7 @@
     <w:p>
       <w:pPr>
         <w:rPr>
-          <w:rFonts w:ascii="Consolas" w:eastAsia="Consolas" w:hAnsi="Consolas" w:cs="Consolas"/>
+          <w:rFonts w:ascii="Consolas" w:hAnsi="Consolas" w:eastAsia="Consolas" w:cs="Consolas"/>
           <w:sz w:val="10"/>
           <w:szCs w:val="10"/>
         </w:rPr>
@@ -526,21 +528,21 @@
     <w:p>
       <w:pPr>
         <w:rPr>
-          <w:rFonts w:ascii="Consolas" w:eastAsia="Consolas" w:hAnsi="Consolas" w:cs="Consolas"/>
-          <w:u w:val="single"/>
-          <w:lang w:val="en-US"/>
-        </w:rPr>
-      </w:pPr>
-      <w:r>
-        <w:rPr>
-          <w:rFonts w:ascii="Consolas" w:eastAsia="Consolas" w:hAnsi="Consolas" w:cs="Consolas"/>
+          <w:rFonts w:ascii="Consolas" w:hAnsi="Consolas" w:eastAsia="Consolas" w:cs="Consolas"/>
+          <w:u w:val="single"/>
+          <w:lang w:val="en-US"/>
+        </w:rPr>
+      </w:pPr>
+      <w:r>
+        <w:rPr>
+          <w:rFonts w:ascii="Consolas" w:hAnsi="Consolas" w:eastAsia="Consolas" w:cs="Consolas"/>
           <w:lang w:val="en-US"/>
         </w:rPr>
         <w:t>Incompatibles: Yes</w:t>
       </w:r>
       <w:r>
         <w:rPr>
-          <w:rFonts w:ascii="Consolas" w:eastAsia="Consolas" w:hAnsi="Consolas" w:cs="Consolas"/>
+          <w:rFonts w:ascii="Consolas" w:hAnsi="Consolas" w:eastAsia="Consolas" w:cs="Consolas"/>
           <w:u w:val="single"/>
           <w:lang w:val="en-US"/>
         </w:rPr>
@@ -549,7 +551,7 @@
       <w:proofErr w:type="spellStart"/>
       <w:r>
         <w:rPr>
-          <w:rFonts w:ascii="Consolas" w:eastAsia="Consolas" w:hAnsi="Consolas" w:cs="Consolas"/>
+          <w:rFonts w:ascii="Consolas" w:hAnsi="Consolas" w:eastAsia="Consolas" w:cs="Consolas"/>
           <w:u w:val="single"/>
           <w:lang w:val="en-US"/>
         </w:rPr>
@@ -558,7 +560,7 @@
       <w:proofErr w:type="spellEnd"/>
       <w:r>
         <w:rPr>
-          <w:rFonts w:ascii="Consolas" w:eastAsia="Consolas" w:hAnsi="Consolas" w:cs="Consolas"/>
+          <w:rFonts w:ascii="Consolas" w:hAnsi="Consolas" w:eastAsia="Consolas" w:cs="Consolas"/>
           <w:u w:val="single"/>
           <w:lang w:val="en-US"/>
         </w:rPr>
@@ -566,14 +568,14 @@
       </w:r>
       <w:r>
         <w:rPr>
-          <w:rFonts w:ascii="Consolas" w:eastAsia="Consolas" w:hAnsi="Consolas" w:cs="Consolas"/>
+          <w:rFonts w:ascii="Consolas" w:hAnsi="Consolas" w:eastAsia="Consolas" w:cs="Consolas"/>
           <w:lang w:val="en-US"/>
         </w:rPr>
         <w:t xml:space="preserve"> No</w:t>
       </w:r>
       <w:r>
         <w:rPr>
-          <w:rFonts w:ascii="Consolas" w:eastAsia="Consolas" w:hAnsi="Consolas" w:cs="Consolas"/>
+          <w:rFonts w:ascii="Consolas" w:hAnsi="Consolas" w:eastAsia="Consolas" w:cs="Consolas"/>
           <w:u w:val="single"/>
           <w:lang w:val="en-US"/>
         </w:rPr>
@@ -582,7 +584,7 @@
       <w:proofErr w:type="spellStart"/>
       <w:r>
         <w:rPr>
-          <w:rFonts w:ascii="Consolas" w:eastAsia="Consolas" w:hAnsi="Consolas" w:cs="Consolas"/>
+          <w:rFonts w:ascii="Consolas" w:hAnsi="Consolas" w:eastAsia="Consolas" w:cs="Consolas"/>
           <w:u w:val="single"/>
           <w:lang w:val="en-US"/>
         </w:rPr>
@@ -591,7 +593,7 @@
       <w:proofErr w:type="spellEnd"/>
       <w:r>
         <w:rPr>
-          <w:rFonts w:ascii="Consolas" w:eastAsia="Consolas" w:hAnsi="Consolas" w:cs="Consolas"/>
+          <w:rFonts w:ascii="Consolas" w:hAnsi="Consolas" w:eastAsia="Consolas" w:cs="Consolas"/>
           <w:u w:val="single"/>
           <w:lang w:val="en-US"/>
         </w:rPr>
@@ -599,11 +601,13 @@
       </w:r>
       <w:r>
         <w:tab/>
+      </w:r>
+      <w:r>
         <w:t xml:space="preserve">              </w:t>
       </w:r>
       <w:r>
         <w:rPr>
-          <w:rFonts w:ascii="Consolas" w:eastAsia="Consolas" w:hAnsi="Consolas" w:cs="Consolas"/>
+          <w:rFonts w:ascii="Consolas" w:hAnsi="Consolas" w:eastAsia="Consolas" w:cs="Consolas"/>
           <w:lang w:val="en-US"/>
         </w:rPr>
         <w:t>Inmate agrees to waive 48 hr. hearing notice:_______</w:t>
@@ -615,14 +619,14 @@
     <w:p>
       <w:pPr>
         <w:rPr>
-          <w:rFonts w:ascii="Consolas" w:eastAsia="Consolas" w:hAnsi="Consolas" w:cs="Consolas"/>
-          <w:u w:val="single"/>
-          <w:lang w:val="en-US"/>
-        </w:rPr>
-      </w:pPr>
-      <w:r>
-        <w:rPr>
-          <w:rFonts w:ascii="Consolas" w:eastAsia="Consolas" w:hAnsi="Consolas" w:cs="Consolas"/>
+          <w:rFonts w:ascii="Consolas" w:hAnsi="Consolas" w:eastAsia="Consolas" w:cs="Consolas"/>
+          <w:u w:val="single"/>
+          <w:lang w:val="en-US"/>
+        </w:rPr>
+      </w:pPr>
+      <w:r>
+        <w:rPr>
+          <w:rFonts w:ascii="Consolas" w:hAnsi="Consolas" w:eastAsia="Consolas" w:cs="Consolas"/>
           <w:lang w:val="en-US"/>
         </w:rPr>
         <w:t>{#hasIncompatibles}Incompatibles: {</w:t>
@@ -630,7 +634,7 @@
       <w:proofErr w:type="spellStart"/>
       <w:r>
         <w:rPr>
-          <w:rFonts w:ascii="Consolas" w:eastAsia="Consolas" w:hAnsi="Consolas" w:cs="Consolas"/>
+          <w:rFonts w:ascii="Consolas" w:hAnsi="Consolas" w:eastAsia="Consolas" w:cs="Consolas"/>
           <w:u w:val="single"/>
           <w:lang w:val="en-US"/>
         </w:rPr>
@@ -639,7 +643,7 @@
       <w:proofErr w:type="spellEnd"/>
       <w:r>
         <w:rPr>
-          <w:rFonts w:ascii="Consolas" w:eastAsia="Consolas" w:hAnsi="Consolas" w:cs="Consolas"/>
+          <w:rFonts w:ascii="Consolas" w:hAnsi="Consolas" w:eastAsia="Consolas" w:cs="Consolas"/>
           <w:u w:val="single"/>
           <w:lang w:val="en-US"/>
         </w:rPr>
@@ -649,12 +653,12 @@
     <w:p>
       <w:pPr>
         <w:rPr>
-          <w:rFonts w:ascii="Consolas" w:eastAsia="Consolas" w:hAnsi="Consolas" w:cs="Consolas"/>
-        </w:rPr>
-      </w:pPr>
-      <w:r>
-        <w:rPr>
-          <w:rFonts w:ascii="Consolas" w:eastAsia="Consolas" w:hAnsi="Consolas" w:cs="Consolas"/>
+          <w:rFonts w:ascii="Consolas" w:hAnsi="Consolas" w:eastAsia="Consolas" w:cs="Consolas"/>
+        </w:rPr>
+      </w:pPr>
+      <w:r>
+        <w:rPr>
+          <w:rFonts w:ascii="Consolas" w:hAnsi="Consolas" w:eastAsia="Consolas" w:cs="Consolas"/>
         </w:rPr>
         <w:t>{/}</w:t>
       </w:r>
@@ -662,20 +666,20 @@
     <w:p>
       <w:pPr>
         <w:rPr>
-          <w:rFonts w:ascii="Consolas" w:eastAsia="Consolas" w:hAnsi="Consolas" w:cs="Consolas"/>
-          <w:lang w:val="en-US"/>
-        </w:rPr>
-      </w:pPr>
-      <w:r>
-        <w:rPr>
-          <w:rFonts w:ascii="Consolas" w:eastAsia="Consolas" w:hAnsi="Consolas" w:cs="Consolas"/>
+          <w:rFonts w:ascii="Consolas" w:hAnsi="Consolas" w:eastAsia="Consolas" w:cs="Consolas"/>
+          <w:lang w:val="en-US"/>
+        </w:rPr>
+      </w:pPr>
+      <w:r>
+        <w:rPr>
+          <w:rFonts w:ascii="Consolas" w:hAnsi="Consolas" w:eastAsia="Consolas" w:cs="Consolas"/>
           <w:lang w:val="en-US"/>
         </w:rPr>
         <w:t xml:space="preserve">Scored CAF Range: </w:t>
       </w:r>
       <w:r>
         <w:rPr>
-          <w:rFonts w:ascii="Consolas" w:eastAsia="Consolas" w:hAnsi="Consolas" w:cs="Consolas"/>
+          <w:rFonts w:ascii="Consolas" w:hAnsi="Consolas" w:eastAsia="Consolas" w:cs="Consolas"/>
           <w:u w:val="single"/>
           <w:lang w:val="en-US"/>
         </w:rPr>
@@ -684,7 +688,7 @@
       <w:proofErr w:type="spellStart"/>
       <w:r>
         <w:rPr>
-          <w:rFonts w:ascii="Consolas" w:eastAsia="Consolas" w:hAnsi="Consolas" w:cs="Consolas"/>
+          <w:rFonts w:ascii="Consolas" w:hAnsi="Consolas" w:eastAsia="Consolas" w:cs="Consolas"/>
           <w:u w:val="single"/>
           <w:lang w:val="en-US"/>
         </w:rPr>
@@ -693,7 +697,7 @@
       <w:proofErr w:type="spellEnd"/>
       <w:r>
         <w:rPr>
-          <w:rFonts w:ascii="Consolas" w:eastAsia="Consolas" w:hAnsi="Consolas" w:cs="Consolas"/>
+          <w:rFonts w:ascii="Consolas" w:hAnsi="Consolas" w:eastAsia="Consolas" w:cs="Consolas"/>
           <w:u w:val="single"/>
           <w:lang w:val="en-US"/>
         </w:rPr>
@@ -707,14 +711,14 @@
       </w:r>
       <w:r>
         <w:rPr>
-          <w:rFonts w:ascii="Consolas" w:eastAsia="Consolas" w:hAnsi="Consolas" w:cs="Consolas"/>
+          <w:rFonts w:ascii="Consolas" w:hAnsi="Consolas" w:eastAsia="Consolas" w:cs="Consolas"/>
           <w:lang w:val="en-US"/>
         </w:rPr>
         <w:t xml:space="preserve">Current Custody Level: </w:t>
       </w:r>
       <w:r>
         <w:rPr>
-          <w:rFonts w:ascii="Consolas" w:eastAsia="Consolas" w:hAnsi="Consolas" w:cs="Consolas"/>
+          <w:rFonts w:ascii="Consolas" w:hAnsi="Consolas" w:eastAsia="Consolas" w:cs="Consolas"/>
           <w:u w:val="single"/>
           <w:lang w:val="en-US"/>
         </w:rPr>
@@ -723,7 +727,7 @@
       <w:proofErr w:type="spellStart"/>
       <w:r>
         <w:rPr>
-          <w:rFonts w:ascii="Consolas" w:eastAsia="Consolas" w:hAnsi="Consolas" w:cs="Consolas"/>
+          <w:rFonts w:ascii="Consolas" w:hAnsi="Consolas" w:eastAsia="Consolas" w:cs="Consolas"/>
           <w:u w:val="single"/>
           <w:lang w:val="en-US"/>
         </w:rPr>
@@ -732,7 +736,7 @@
       <w:proofErr w:type="spellEnd"/>
       <w:r>
         <w:rPr>
-          <w:rFonts w:ascii="Consolas" w:eastAsia="Consolas" w:hAnsi="Consolas" w:cs="Consolas"/>
+          <w:rFonts w:ascii="Consolas" w:hAnsi="Consolas" w:eastAsia="Consolas" w:cs="Consolas"/>
           <w:u w:val="single"/>
           <w:lang w:val="en-US"/>
         </w:rPr>
@@ -742,94 +746,92 @@
     <w:p>
       <w:pPr>
         <w:rPr>
-          <w:rFonts w:ascii="Consolas" w:eastAsia="Consolas" w:hAnsi="Consolas" w:cs="Consolas"/>
-        </w:rPr>
-      </w:pPr>
-      <w:r>
-        <w:rPr>
-          <w:rFonts w:ascii="Consolas" w:eastAsia="Consolas" w:hAnsi="Consolas" w:cs="Consolas"/>
+          <w:rFonts w:ascii="Consolas" w:hAnsi="Consolas" w:eastAsia="Consolas" w:cs="Consolas"/>
+          <w:lang w:val="en-US"/>
+        </w:rPr>
+      </w:pPr>
+      <w:r>
+        <w:rPr>
+          <w:rFonts w:ascii="Consolas" w:hAnsi="Consolas" w:eastAsia="Consolas" w:cs="Consolas"/>
+          <w:lang w:val="en-US"/>
         </w:rPr>
         <w:t xml:space="preserve">Counselor Recommended Override: </w:t>
       </w:r>
       <w:r>
         <w:rPr>
-          <w:rFonts w:ascii="Consolas" w:eastAsia="Consolas" w:hAnsi="Consolas" w:cs="Consolas"/>
-          <w:u w:val="single"/>
+          <w:rFonts w:ascii="Consolas" w:hAnsi="Consolas" w:eastAsia="Consolas" w:cs="Consolas"/>
+          <w:u w:val="single"/>
+          <w:lang w:val="en-US"/>
         </w:rPr>
         <w:t>{</w:t>
       </w:r>
-      <w:proofErr w:type="spellStart"/>
-      <w:r>
-        <w:rPr>
-          <w:rFonts w:ascii="Consolas" w:eastAsia="Consolas" w:hAnsi="Consolas" w:cs="Consolas"/>
-          <w:u w:val="single"/>
+      <w:r>
+        <w:rPr>
+          <w:rFonts w:ascii="Consolas" w:hAnsi="Consolas" w:eastAsia="Consolas" w:cs="Consolas"/>
+          <w:u w:val="single"/>
+          <w:lang w:val="en-US"/>
         </w:rPr>
         <w:t>counselorOverride</w:t>
       </w:r>
-      <w:proofErr w:type="spellEnd"/>
-      <w:r>
-        <w:rPr>
-          <w:rFonts w:ascii="Consolas" w:eastAsia="Consolas" w:hAnsi="Consolas" w:cs="Consolas"/>
-          <w:u w:val="single"/>
+      <w:r>
+        <w:rPr>
+          <w:rFonts w:ascii="Consolas" w:hAnsi="Consolas" w:eastAsia="Consolas" w:cs="Consolas"/>
+          <w:u w:val="single"/>
+          <w:lang w:val="en-US"/>
         </w:rPr>
         <w:t>}</w:t>
       </w:r>
       <w:r>
-        <w:rPr>
-          <w:rFonts w:ascii="Consolas" w:eastAsia="Consolas" w:hAnsi="Consolas" w:cs="Consolas"/>
-          <w:u w:val="single"/>
-        </w:rPr>
-        <w:tab/>
-      </w:r>
-    </w:p>
-    <w:p>
-      <w:pPr>
-        <w:rPr>
-          <w:rFonts w:ascii="Consolas" w:eastAsia="Consolas" w:hAnsi="Consolas" w:cs="Consolas"/>
-          <w:u w:val="single"/>
-        </w:rPr>
-      </w:pPr>
-      <w:r>
-        <w:rPr>
-          <w:rFonts w:ascii="Consolas" w:eastAsia="Consolas" w:hAnsi="Consolas" w:cs="Consolas"/>
+        <w:tab/>
+      </w:r>
+    </w:p>
+    <w:p>
+      <w:pPr>
+        <w:rPr>
+          <w:rFonts w:ascii="Consolas" w:hAnsi="Consolas" w:eastAsia="Consolas" w:cs="Consolas"/>
+          <w:u w:val="single"/>
+          <w:lang w:val="en-US"/>
+        </w:rPr>
+      </w:pPr>
+      <w:r>
+        <w:rPr>
+          <w:rFonts w:ascii="Consolas" w:hAnsi="Consolas" w:eastAsia="Consolas" w:cs="Consolas"/>
+          <w:lang w:val="en-US"/>
         </w:rPr>
         <w:t xml:space="preserve">Counselor Recommended Custody Level: </w:t>
       </w:r>
       <w:r>
         <w:rPr>
-          <w:rFonts w:ascii="Consolas" w:eastAsia="Consolas" w:hAnsi="Consolas" w:cs="Consolas"/>
-          <w:u w:val="single"/>
+          <w:rFonts w:ascii="Consolas" w:hAnsi="Consolas" w:eastAsia="Consolas" w:cs="Consolas"/>
+          <w:u w:val="single"/>
+          <w:lang w:val="en-US"/>
         </w:rPr>
         <w:t>{</w:t>
       </w:r>
-      <w:proofErr w:type="spellStart"/>
-      <w:r>
-        <w:rPr>
-          <w:rFonts w:ascii="Consolas" w:eastAsia="Consolas" w:hAnsi="Consolas" w:cs="Consolas"/>
-          <w:u w:val="single"/>
+      <w:r>
+        <w:rPr>
+          <w:rFonts w:ascii="Consolas" w:hAnsi="Consolas" w:eastAsia="Consolas" w:cs="Consolas"/>
+          <w:u w:val="single"/>
+          <w:lang w:val="en-US"/>
         </w:rPr>
         <w:t>counselorLevel</w:t>
       </w:r>
-      <w:proofErr w:type="spellEnd"/>
-      <w:r>
-        <w:rPr>
-          <w:rFonts w:ascii="Consolas" w:eastAsia="Consolas" w:hAnsi="Consolas" w:cs="Consolas"/>
-          <w:u w:val="single"/>
+      <w:r>
+        <w:rPr>
+          <w:rFonts w:ascii="Consolas" w:hAnsi="Consolas" w:eastAsia="Consolas" w:cs="Consolas"/>
+          <w:u w:val="single"/>
+          <w:lang w:val="en-US"/>
         </w:rPr>
         <w:t>}</w:t>
       </w:r>
       <w:r>
-        <w:rPr>
-          <w:rFonts w:ascii="Consolas" w:eastAsia="Consolas" w:hAnsi="Consolas" w:cs="Consolas"/>
-          <w:u w:val="single"/>
-        </w:rPr>
-        <w:tab/>
-      </w:r>
-    </w:p>
-    <w:p>
-      <w:pPr>
-        <w:rPr>
-          <w:rFonts w:ascii="Consolas" w:eastAsia="Consolas" w:hAnsi="Consolas" w:cs="Consolas"/>
+        <w:tab/>
+      </w:r>
+    </w:p>
+    <w:p>
+      <w:pPr>
+        <w:rPr>
+          <w:rFonts w:ascii="Consolas" w:hAnsi="Consolas" w:eastAsia="Consolas" w:cs="Consolas"/>
           <w:sz w:val="10"/>
           <w:szCs w:val="10"/>
         </w:rPr>
@@ -838,12 +840,12 @@
     <w:p>
       <w:pPr>
         <w:rPr>
-          <w:rFonts w:ascii="Consolas" w:eastAsia="Consolas" w:hAnsi="Consolas" w:cs="Consolas"/>
-        </w:rPr>
-      </w:pPr>
-      <w:r>
-        <w:rPr>
-          <w:rFonts w:ascii="Consolas" w:eastAsia="Consolas" w:hAnsi="Consolas" w:cs="Consolas"/>
+          <w:rFonts w:ascii="Consolas" w:hAnsi="Consolas" w:eastAsia="Consolas" w:cs="Consolas"/>
+        </w:rPr>
+      </w:pPr>
+      <w:r>
+        <w:rPr>
+          <w:rFonts w:ascii="Consolas" w:hAnsi="Consolas" w:eastAsia="Consolas" w:cs="Consolas"/>
         </w:rPr>
         <w:t>Panel’s Majority Recommendation:</w:t>
       </w:r>
@@ -851,26 +853,26 @@
     <w:p>
       <w:pPr>
         <w:rPr>
-          <w:rFonts w:ascii="Consolas" w:eastAsia="Consolas" w:hAnsi="Consolas" w:cs="Consolas"/>
-          <w:lang w:val="en-US"/>
-        </w:rPr>
-      </w:pPr>
-      <w:r>
-        <w:rPr>
-          <w:rFonts w:ascii="Consolas" w:eastAsia="Consolas" w:hAnsi="Consolas" w:cs="Consolas"/>
-        </w:rPr>
-        <w:tab/>
-      </w:r>
-      <w:r>
-        <w:rPr>
-          <w:rFonts w:ascii="Consolas" w:eastAsia="Consolas" w:hAnsi="Consolas" w:cs="Consolas"/>
+          <w:rFonts w:ascii="Consolas" w:hAnsi="Consolas" w:eastAsia="Consolas" w:cs="Consolas"/>
+          <w:lang w:val="en-US"/>
+        </w:rPr>
+      </w:pPr>
+      <w:r>
+        <w:rPr>
+          <w:rFonts w:ascii="Consolas" w:hAnsi="Consolas" w:eastAsia="Consolas" w:cs="Consolas"/>
+        </w:rPr>
+        <w:tab/>
+      </w:r>
+      <w:r>
+        <w:rPr>
+          <w:rFonts w:ascii="Consolas" w:hAnsi="Consolas" w:eastAsia="Consolas" w:cs="Consolas"/>
           <w:lang w:val="en-US"/>
         </w:rPr>
         <w:t xml:space="preserve">Facility Assignment: </w:t>
       </w:r>
       <w:r>
         <w:rPr>
-          <w:rFonts w:ascii="Consolas" w:eastAsia="Consolas" w:hAnsi="Consolas" w:cs="Consolas"/>
+          <w:rFonts w:ascii="Consolas" w:hAnsi="Consolas" w:eastAsia="Consolas" w:cs="Consolas"/>
           <w:u w:val="single"/>
           <w:lang w:val="en-US"/>
         </w:rPr>
@@ -879,7 +881,7 @@
       <w:proofErr w:type="spellStart"/>
       <w:r>
         <w:rPr>
-          <w:rFonts w:ascii="Consolas" w:eastAsia="Consolas" w:hAnsi="Consolas" w:cs="Consolas"/>
+          <w:rFonts w:ascii="Consolas" w:hAnsi="Consolas" w:eastAsia="Consolas" w:cs="Consolas"/>
           <w:u w:val="single"/>
           <w:lang w:val="en-US"/>
         </w:rPr>
@@ -888,7 +890,7 @@
       <w:proofErr w:type="spellEnd"/>
       <w:r>
         <w:rPr>
-          <w:rFonts w:ascii="Consolas" w:eastAsia="Consolas" w:hAnsi="Consolas" w:cs="Consolas"/>
+          <w:rFonts w:ascii="Consolas" w:hAnsi="Consolas" w:eastAsia="Consolas" w:cs="Consolas"/>
           <w:u w:val="single"/>
           <w:lang w:val="en-US"/>
         </w:rPr>
@@ -896,14 +898,14 @@
       </w:r>
       <w:r>
         <w:rPr>
-          <w:rFonts w:ascii="Consolas" w:eastAsia="Consolas" w:hAnsi="Consolas" w:cs="Consolas"/>
+          <w:rFonts w:ascii="Consolas" w:hAnsi="Consolas" w:eastAsia="Consolas" w:cs="Consolas"/>
           <w:lang w:val="en-US"/>
         </w:rPr>
         <w:t xml:space="preserve">                 Transfer: Yes</w:t>
       </w:r>
       <w:r>
         <w:rPr>
-          <w:rFonts w:ascii="Consolas" w:eastAsia="Consolas" w:hAnsi="Consolas" w:cs="Consolas"/>
+          <w:rFonts w:ascii="Consolas" w:hAnsi="Consolas" w:eastAsia="Consolas" w:cs="Consolas"/>
           <w:u w:val="single"/>
           <w:lang w:val="en-US"/>
         </w:rPr>
@@ -912,7 +914,7 @@
       <w:proofErr w:type="spellStart"/>
       <w:r>
         <w:rPr>
-          <w:rFonts w:ascii="Consolas" w:eastAsia="Consolas" w:hAnsi="Consolas" w:cs="Consolas"/>
+          <w:rFonts w:ascii="Consolas" w:hAnsi="Consolas" w:eastAsia="Consolas" w:cs="Consolas"/>
           <w:u w:val="single"/>
           <w:lang w:val="en-US"/>
         </w:rPr>
@@ -921,7 +923,7 @@
       <w:proofErr w:type="spellEnd"/>
       <w:r>
         <w:rPr>
-          <w:rFonts w:ascii="Consolas" w:eastAsia="Consolas" w:hAnsi="Consolas" w:cs="Consolas"/>
+          <w:rFonts w:ascii="Consolas" w:hAnsi="Consolas" w:eastAsia="Consolas" w:cs="Consolas"/>
           <w:u w:val="single"/>
           <w:lang w:val="en-US"/>
         </w:rPr>
@@ -929,14 +931,14 @@
       </w:r>
       <w:r>
         <w:rPr>
-          <w:rFonts w:ascii="Consolas" w:eastAsia="Consolas" w:hAnsi="Consolas" w:cs="Consolas"/>
+          <w:rFonts w:ascii="Consolas" w:hAnsi="Consolas" w:eastAsia="Consolas" w:cs="Consolas"/>
           <w:lang w:val="en-US"/>
         </w:rPr>
         <w:t xml:space="preserve"> No</w:t>
       </w:r>
       <w:r>
         <w:rPr>
-          <w:rFonts w:ascii="Consolas" w:eastAsia="Consolas" w:hAnsi="Consolas" w:cs="Consolas"/>
+          <w:rFonts w:ascii="Consolas" w:hAnsi="Consolas" w:eastAsia="Consolas" w:cs="Consolas"/>
           <w:u w:val="single"/>
           <w:lang w:val="en-US"/>
         </w:rPr>
@@ -945,7 +947,7 @@
       <w:proofErr w:type="spellStart"/>
       <w:r>
         <w:rPr>
-          <w:rFonts w:ascii="Consolas" w:eastAsia="Consolas" w:hAnsi="Consolas" w:cs="Consolas"/>
+          <w:rFonts w:ascii="Consolas" w:hAnsi="Consolas" w:eastAsia="Consolas" w:cs="Consolas"/>
           <w:u w:val="single"/>
           <w:lang w:val="en-US"/>
         </w:rPr>
@@ -954,7 +956,7 @@
       <w:proofErr w:type="spellEnd"/>
       <w:r>
         <w:rPr>
-          <w:rFonts w:ascii="Consolas" w:eastAsia="Consolas" w:hAnsi="Consolas" w:cs="Consolas"/>
+          <w:rFonts w:ascii="Consolas" w:hAnsi="Consolas" w:eastAsia="Consolas" w:cs="Consolas"/>
           <w:u w:val="single"/>
           <w:lang w:val="en-US"/>
         </w:rPr>
@@ -962,7 +964,7 @@
       </w:r>
       <w:r>
         <w:rPr>
-          <w:rFonts w:ascii="Consolas" w:eastAsia="Consolas" w:hAnsi="Consolas" w:cs="Consolas"/>
+          <w:rFonts w:ascii="Consolas" w:hAnsi="Consolas" w:eastAsia="Consolas" w:cs="Consolas"/>
           <w:lang w:val="en-US"/>
         </w:rPr>
         <w:t xml:space="preserve"> Explain Below:</w:t>
@@ -971,27 +973,27 @@
     <w:p>
       <w:pPr>
         <w:rPr>
-          <w:rFonts w:ascii="Consolas" w:eastAsia="Consolas" w:hAnsi="Consolas" w:cs="Consolas"/>
-          <w:u w:val="single"/>
-          <w:lang w:val="en-US"/>
-        </w:rPr>
-      </w:pPr>
-      <w:r>
-        <w:rPr>
-          <w:rFonts w:ascii="Consolas" w:eastAsia="Consolas" w:hAnsi="Consolas" w:cs="Consolas"/>
-        </w:rPr>
-        <w:tab/>
-      </w:r>
-      <w:r>
-        <w:rPr>
-          <w:rFonts w:ascii="Consolas" w:eastAsia="Consolas" w:hAnsi="Consolas" w:cs="Consolas"/>
+          <w:rFonts w:ascii="Consolas" w:hAnsi="Consolas" w:eastAsia="Consolas" w:cs="Consolas"/>
+          <w:u w:val="single"/>
+          <w:lang w:val="en-US"/>
+        </w:rPr>
+      </w:pPr>
+      <w:r>
+        <w:rPr>
+          <w:rFonts w:ascii="Consolas" w:hAnsi="Consolas" w:eastAsia="Consolas" w:cs="Consolas"/>
+        </w:rPr>
+        <w:tab/>
+      </w:r>
+      <w:r>
+        <w:rPr>
+          <w:rFonts w:ascii="Consolas" w:hAnsi="Consolas" w:eastAsia="Consolas" w:cs="Consolas"/>
           <w:lang w:val="en-US"/>
         </w:rPr>
         <w:t xml:space="preserve">Custody Level: </w:t>
       </w:r>
       <w:r>
         <w:rPr>
-          <w:rFonts w:ascii="Consolas" w:eastAsia="Consolas" w:hAnsi="Consolas" w:cs="Consolas"/>
+          <w:rFonts w:ascii="Consolas" w:hAnsi="Consolas" w:eastAsia="Consolas" w:cs="Consolas"/>
           <w:u w:val="single"/>
           <w:lang w:val="en-US"/>
         </w:rPr>
@@ -1000,7 +1002,7 @@
       <w:proofErr w:type="spellStart"/>
       <w:r>
         <w:rPr>
-          <w:rFonts w:ascii="Consolas" w:eastAsia="Consolas" w:hAnsi="Consolas" w:cs="Consolas"/>
+          <w:rFonts w:ascii="Consolas" w:hAnsi="Consolas" w:eastAsia="Consolas" w:cs="Consolas"/>
           <w:u w:val="single"/>
           <w:lang w:val="en-US"/>
         </w:rPr>
@@ -1009,7 +1011,7 @@
       <w:proofErr w:type="spellEnd"/>
       <w:r>
         <w:rPr>
-          <w:rFonts w:ascii="Consolas" w:eastAsia="Consolas" w:hAnsi="Consolas" w:cs="Consolas"/>
+          <w:rFonts w:ascii="Consolas" w:hAnsi="Consolas" w:eastAsia="Consolas" w:cs="Consolas"/>
           <w:u w:val="single"/>
           <w:lang w:val="en-US"/>
         </w:rPr>
@@ -1017,36 +1019,36 @@
       </w:r>
       <w:r>
         <w:rPr>
-          <w:rFonts w:ascii="Consolas" w:eastAsia="Consolas" w:hAnsi="Consolas" w:cs="Consolas"/>
-          <w:u w:val="single"/>
-        </w:rPr>
-        <w:tab/>
-      </w:r>
-    </w:p>
-    <w:p>
-      <w:pPr>
-        <w:rPr>
-          <w:rFonts w:ascii="Consolas" w:eastAsia="Consolas" w:hAnsi="Consolas" w:cs="Consolas"/>
-          <w:u w:val="single"/>
-          <w:lang w:val="en-US"/>
-        </w:rPr>
-      </w:pPr>
-      <w:r>
-        <w:rPr>
-          <w:rFonts w:ascii="Consolas" w:eastAsia="Consolas" w:hAnsi="Consolas" w:cs="Consolas"/>
-        </w:rPr>
-        <w:tab/>
-      </w:r>
-      <w:r>
-        <w:rPr>
-          <w:rFonts w:ascii="Consolas" w:eastAsia="Consolas" w:hAnsi="Consolas" w:cs="Consolas"/>
+          <w:rFonts w:ascii="Consolas" w:hAnsi="Consolas" w:eastAsia="Consolas" w:cs="Consolas"/>
+          <w:u w:val="single"/>
+        </w:rPr>
+        <w:tab/>
+      </w:r>
+    </w:p>
+    <w:p>
+      <w:pPr>
+        <w:rPr>
+          <w:rFonts w:ascii="Consolas" w:hAnsi="Consolas" w:eastAsia="Consolas" w:cs="Consolas"/>
+          <w:u w:val="single"/>
+          <w:lang w:val="en-US"/>
+        </w:rPr>
+      </w:pPr>
+      <w:r>
+        <w:rPr>
+          <w:rFonts w:ascii="Consolas" w:hAnsi="Consolas" w:eastAsia="Consolas" w:cs="Consolas"/>
+        </w:rPr>
+        <w:tab/>
+      </w:r>
+      <w:r>
+        <w:rPr>
+          <w:rFonts w:ascii="Consolas" w:hAnsi="Consolas" w:eastAsia="Consolas" w:cs="Consolas"/>
           <w:lang w:val="en-US"/>
         </w:rPr>
         <w:t xml:space="preserve">Override Type: </w:t>
       </w:r>
       <w:r>
         <w:rPr>
-          <w:rFonts w:ascii="Consolas" w:eastAsia="Consolas" w:hAnsi="Consolas" w:cs="Consolas"/>
+          <w:rFonts w:ascii="Consolas" w:hAnsi="Consolas" w:eastAsia="Consolas" w:cs="Consolas"/>
           <w:u w:val="single"/>
           <w:lang w:val="en-US"/>
         </w:rPr>
@@ -1055,7 +1057,7 @@
       <w:proofErr w:type="spellStart"/>
       <w:r>
         <w:rPr>
-          <w:rFonts w:ascii="Consolas" w:eastAsia="Consolas" w:hAnsi="Consolas" w:cs="Consolas"/>
+          <w:rFonts w:ascii="Consolas" w:hAnsi="Consolas" w:eastAsia="Consolas" w:cs="Consolas"/>
           <w:u w:val="single"/>
           <w:lang w:val="en-US"/>
         </w:rPr>
@@ -1064,7 +1066,7 @@
       <w:proofErr w:type="spellEnd"/>
       <w:r>
         <w:rPr>
-          <w:rFonts w:ascii="Consolas" w:eastAsia="Consolas" w:hAnsi="Consolas" w:cs="Consolas"/>
+          <w:rFonts w:ascii="Consolas" w:hAnsi="Consolas" w:eastAsia="Consolas" w:cs="Consolas"/>
           <w:u w:val="single"/>
           <w:lang w:val="en-US"/>
         </w:rPr>
@@ -1072,7 +1074,7 @@
       </w:r>
       <w:r>
         <w:rPr>
-          <w:rFonts w:ascii="Consolas" w:eastAsia="Consolas" w:hAnsi="Consolas" w:cs="Consolas"/>
+          <w:rFonts w:ascii="Consolas" w:hAnsi="Consolas" w:eastAsia="Consolas" w:cs="Consolas"/>
           <w:u w:val="single"/>
           <w:lang w:val="en-US"/>
         </w:rPr>
@@ -1083,13 +1085,13 @@
       <w:pPr>
         <w:ind w:firstLine="720"/>
         <w:rPr>
-          <w:rFonts w:ascii="Consolas" w:eastAsia="Consolas" w:hAnsi="Consolas" w:cs="Consolas"/>
-          <w:u w:val="single"/>
-        </w:rPr>
-      </w:pPr>
-      <w:r>
-        <w:rPr>
-          <w:rFonts w:ascii="Consolas" w:eastAsia="Consolas" w:hAnsi="Consolas" w:cs="Consolas"/>
+          <w:rFonts w:ascii="Consolas" w:hAnsi="Consolas" w:eastAsia="Consolas" w:cs="Consolas"/>
+          <w:u w:val="single"/>
+        </w:rPr>
+      </w:pPr>
+      <w:r>
+        <w:rPr>
+          <w:rFonts w:ascii="Consolas" w:hAnsi="Consolas" w:eastAsia="Consolas" w:cs="Consolas"/>
         </w:rPr>
         <w:t xml:space="preserve">Justification, Program Recommendations, and Summary: </w:t>
       </w:r>
@@ -1100,14 +1102,14 @@
           <w:tab w:val="left" w:pos="10800"/>
         </w:tabs>
         <w:rPr>
-          <w:rFonts w:ascii="Consolas" w:eastAsia="Consolas" w:hAnsi="Consolas" w:cs="Consolas"/>
-          <w:u w:val="single"/>
-          <w:lang w:val="en-US"/>
-        </w:rPr>
-      </w:pPr>
-      <w:r>
-        <w:rPr>
-          <w:rFonts w:ascii="Consolas" w:eastAsia="Consolas" w:hAnsi="Consolas" w:cs="Consolas"/>
+          <w:rFonts w:ascii="Consolas" w:hAnsi="Consolas" w:eastAsia="Consolas" w:cs="Consolas"/>
+          <w:u w:val="single"/>
+          <w:lang w:val="en-US"/>
+        </w:rPr>
+      </w:pPr>
+      <w:r>
+        <w:rPr>
+          <w:rFonts w:ascii="Consolas" w:hAnsi="Consolas" w:eastAsia="Consolas" w:cs="Consolas"/>
           <w:u w:val="single"/>
           <w:lang w:val="en-US"/>
         </w:rPr>
@@ -1116,7 +1118,7 @@
       <w:proofErr w:type="spellStart"/>
       <w:r>
         <w:rPr>
-          <w:rFonts w:ascii="Consolas" w:eastAsia="Consolas" w:hAnsi="Consolas" w:cs="Consolas"/>
+          <w:rFonts w:ascii="Consolas" w:hAnsi="Consolas" w:eastAsia="Consolas" w:cs="Consolas"/>
           <w:u w:val="single"/>
           <w:lang w:val="en-US"/>
         </w:rPr>
@@ -1125,7 +1127,7 @@
       <w:proofErr w:type="spellEnd"/>
       <w:r>
         <w:rPr>
-          <w:rFonts w:ascii="Consolas" w:eastAsia="Consolas" w:hAnsi="Consolas" w:cs="Consolas"/>
+          <w:rFonts w:ascii="Consolas" w:hAnsi="Consolas" w:eastAsia="Consolas" w:cs="Consolas"/>
           <w:u w:val="single"/>
           <w:lang w:val="en-US"/>
         </w:rPr>
@@ -1138,7 +1140,7 @@
     <w:p>
       <w:pPr>
         <w:rPr>
-          <w:rFonts w:ascii="Consolas" w:eastAsia="Consolas" w:hAnsi="Consolas" w:cs="Consolas"/>
+          <w:rFonts w:ascii="Consolas" w:hAnsi="Consolas" w:eastAsia="Consolas" w:cs="Consolas"/>
           <w:sz w:val="10"/>
           <w:szCs w:val="10"/>
           <w:u w:val="single"/>
@@ -1148,21 +1150,21 @@
     <w:p>
       <w:pPr>
         <w:rPr>
-          <w:rFonts w:ascii="Consolas" w:eastAsia="Consolas" w:hAnsi="Consolas" w:cs="Consolas"/>
-          <w:u w:val="single"/>
-          <w:lang w:val="en-US"/>
-        </w:rPr>
-      </w:pPr>
-      <w:r>
-        <w:rPr>
-          <w:rFonts w:ascii="Consolas" w:eastAsia="Consolas" w:hAnsi="Consolas" w:cs="Consolas"/>
+          <w:rFonts w:ascii="Consolas" w:hAnsi="Consolas" w:eastAsia="Consolas" w:cs="Consolas"/>
+          <w:u w:val="single"/>
+          <w:lang w:val="en-US"/>
+        </w:rPr>
+      </w:pPr>
+      <w:r>
+        <w:rPr>
+          <w:rFonts w:ascii="Consolas" w:hAnsi="Consolas" w:eastAsia="Consolas" w:cs="Consolas"/>
           <w:lang w:val="en-US"/>
         </w:rPr>
         <w:t xml:space="preserve">Updated Photo Needed:   Yes </w:t>
       </w:r>
       <w:r>
         <w:rPr>
-          <w:rFonts w:ascii="Consolas" w:eastAsia="Consolas" w:hAnsi="Consolas" w:cs="Consolas"/>
+          <w:rFonts w:ascii="Consolas" w:hAnsi="Consolas" w:eastAsia="Consolas" w:cs="Consolas"/>
           <w:u w:val="single"/>
           <w:lang w:val="en-US"/>
         </w:rPr>
@@ -1171,7 +1173,7 @@
       <w:proofErr w:type="spellStart"/>
       <w:r>
         <w:rPr>
-          <w:rFonts w:ascii="Consolas" w:eastAsia="Consolas" w:hAnsi="Consolas" w:cs="Consolas"/>
+          <w:rFonts w:ascii="Consolas" w:hAnsi="Consolas" w:eastAsia="Consolas" w:cs="Consolas"/>
           <w:u w:val="single"/>
           <w:lang w:val="en-US"/>
         </w:rPr>
@@ -1180,7 +1182,7 @@
       <w:proofErr w:type="spellEnd"/>
       <w:r>
         <w:rPr>
-          <w:rFonts w:ascii="Consolas" w:eastAsia="Consolas" w:hAnsi="Consolas" w:cs="Consolas"/>
+          <w:rFonts w:ascii="Consolas" w:hAnsi="Consolas" w:eastAsia="Consolas" w:cs="Consolas"/>
           <w:u w:val="single"/>
           <w:lang w:val="en-US"/>
         </w:rPr>
@@ -1191,14 +1193,14 @@
       </w:r>
       <w:r>
         <w:rPr>
-          <w:rFonts w:ascii="Consolas" w:eastAsia="Consolas" w:hAnsi="Consolas" w:cs="Consolas"/>
+          <w:rFonts w:ascii="Consolas" w:hAnsi="Consolas" w:eastAsia="Consolas" w:cs="Consolas"/>
           <w:lang w:val="en-US"/>
         </w:rPr>
         <w:t xml:space="preserve">   No </w:t>
       </w:r>
       <w:r>
         <w:rPr>
-          <w:rFonts w:ascii="Consolas" w:eastAsia="Consolas" w:hAnsi="Consolas" w:cs="Consolas"/>
+          <w:rFonts w:ascii="Consolas" w:hAnsi="Consolas" w:eastAsia="Consolas" w:cs="Consolas"/>
           <w:u w:val="single"/>
           <w:lang w:val="en-US"/>
         </w:rPr>
@@ -1207,7 +1209,7 @@
       <w:proofErr w:type="spellStart"/>
       <w:r>
         <w:rPr>
-          <w:rFonts w:ascii="Consolas" w:eastAsia="Consolas" w:hAnsi="Consolas" w:cs="Consolas"/>
+          <w:rFonts w:ascii="Consolas" w:hAnsi="Consolas" w:eastAsia="Consolas" w:cs="Consolas"/>
           <w:u w:val="single"/>
           <w:lang w:val="en-US"/>
         </w:rPr>
@@ -1216,7 +1218,7 @@
       <w:proofErr w:type="spellEnd"/>
       <w:r>
         <w:rPr>
-          <w:rFonts w:ascii="Consolas" w:eastAsia="Consolas" w:hAnsi="Consolas" w:cs="Consolas"/>
+          <w:rFonts w:ascii="Consolas" w:hAnsi="Consolas" w:eastAsia="Consolas" w:cs="Consolas"/>
           <w:u w:val="single"/>
           <w:lang w:val="en-US"/>
         </w:rPr>
@@ -1229,20 +1231,20 @@
     <w:p>
       <w:pPr>
         <w:rPr>
-          <w:rFonts w:ascii="Consolas" w:eastAsia="Consolas" w:hAnsi="Consolas" w:cs="Consolas"/>
-          <w:lang w:val="en-US"/>
-        </w:rPr>
-      </w:pPr>
-      <w:r>
-        <w:rPr>
-          <w:rFonts w:ascii="Consolas" w:eastAsia="Consolas" w:hAnsi="Consolas" w:cs="Consolas"/>
+          <w:rFonts w:ascii="Consolas" w:hAnsi="Consolas" w:eastAsia="Consolas" w:cs="Consolas"/>
+          <w:lang w:val="en-US"/>
+        </w:rPr>
+      </w:pPr>
+      <w:r>
+        <w:rPr>
+          <w:rFonts w:ascii="Consolas" w:hAnsi="Consolas" w:eastAsia="Consolas" w:cs="Consolas"/>
           <w:lang w:val="en-US"/>
         </w:rPr>
         <w:t xml:space="preserve">Emergency Contact Updated:   Yes </w:t>
       </w:r>
       <w:r>
         <w:rPr>
-          <w:rFonts w:ascii="Consolas" w:eastAsia="Consolas" w:hAnsi="Consolas" w:cs="Consolas"/>
+          <w:rFonts w:ascii="Consolas" w:hAnsi="Consolas" w:eastAsia="Consolas" w:cs="Consolas"/>
           <w:u w:val="single"/>
           <w:lang w:val="en-US"/>
         </w:rPr>
@@ -1251,7 +1253,7 @@
       <w:proofErr w:type="spellStart"/>
       <w:r>
         <w:rPr>
-          <w:rFonts w:ascii="Consolas" w:eastAsia="Consolas" w:hAnsi="Consolas" w:cs="Consolas"/>
+          <w:rFonts w:ascii="Consolas" w:hAnsi="Consolas" w:eastAsia="Consolas" w:cs="Consolas"/>
           <w:u w:val="single"/>
           <w:lang w:val="en-US"/>
         </w:rPr>
@@ -1260,7 +1262,7 @@
       <w:proofErr w:type="spellEnd"/>
       <w:r>
         <w:rPr>
-          <w:rFonts w:ascii="Consolas" w:eastAsia="Consolas" w:hAnsi="Consolas" w:cs="Consolas"/>
+          <w:rFonts w:ascii="Consolas" w:hAnsi="Consolas" w:eastAsia="Consolas" w:cs="Consolas"/>
           <w:u w:val="single"/>
           <w:lang w:val="en-US"/>
         </w:rPr>
@@ -1271,7 +1273,7 @@
       </w:r>
       <w:r>
         <w:rPr>
-          <w:rFonts w:ascii="Consolas" w:eastAsia="Consolas" w:hAnsi="Consolas" w:cs="Consolas"/>
+          <w:rFonts w:ascii="Consolas" w:hAnsi="Consolas" w:eastAsia="Consolas" w:cs="Consolas"/>
           <w:lang w:val="en-US"/>
         </w:rPr>
         <w:t xml:space="preserve">   No</w:t>
@@ -1281,7 +1283,7 @@
       </w:r>
       <w:r>
         <w:rPr>
-          <w:rFonts w:ascii="Consolas" w:eastAsia="Consolas" w:hAnsi="Consolas" w:cs="Consolas"/>
+          <w:rFonts w:ascii="Consolas" w:hAnsi="Consolas" w:eastAsia="Consolas" w:cs="Consolas"/>
           <w:u w:val="single"/>
           <w:lang w:val="en-US"/>
         </w:rPr>
@@ -1290,7 +1292,7 @@
       <w:proofErr w:type="spellStart"/>
       <w:r>
         <w:rPr>
-          <w:rFonts w:ascii="Consolas" w:eastAsia="Consolas" w:hAnsi="Consolas" w:cs="Consolas"/>
+          <w:rFonts w:ascii="Consolas" w:hAnsi="Consolas" w:eastAsia="Consolas" w:cs="Consolas"/>
           <w:u w:val="single"/>
           <w:lang w:val="en-US"/>
         </w:rPr>
@@ -1299,7 +1301,7 @@
       <w:proofErr w:type="spellEnd"/>
       <w:r>
         <w:rPr>
-          <w:rFonts w:ascii="Consolas" w:eastAsia="Consolas" w:hAnsi="Consolas" w:cs="Consolas"/>
+          <w:rFonts w:ascii="Consolas" w:hAnsi="Consolas" w:eastAsia="Consolas" w:cs="Consolas"/>
           <w:u w:val="single"/>
           <w:lang w:val="en-US"/>
         </w:rPr>
@@ -1310,14 +1312,14 @@
       </w:r>
       <w:r>
         <w:rPr>
-          <w:rFonts w:ascii="Consolas" w:eastAsia="Consolas" w:hAnsi="Consolas" w:cs="Consolas"/>
+          <w:rFonts w:ascii="Consolas" w:hAnsi="Consolas" w:eastAsia="Consolas" w:cs="Consolas"/>
           <w:lang w:val="en-US"/>
         </w:rPr>
         <w:t xml:space="preserve">   Date Updated:</w:t>
       </w:r>
       <w:r>
         <w:rPr>
-          <w:rFonts w:ascii="Consolas" w:eastAsia="Consolas" w:hAnsi="Consolas" w:cs="Consolas"/>
+          <w:rFonts w:ascii="Consolas" w:hAnsi="Consolas" w:eastAsia="Consolas" w:cs="Consolas"/>
           <w:u w:val="single"/>
           <w:lang w:val="en-US"/>
         </w:rPr>
@@ -1325,17 +1327,24 @@
       </w:r>
       <w:r>
         <w:rPr>
-          <w:rFonts w:ascii="Consolas" w:eastAsia="Consolas" w:hAnsi="Consolas" w:cs="Consolas"/>
-          <w:u w:val="single"/>
-          <w:lang w:val="en-US"/>
-        </w:rPr>
-        <w:tab/>
+          <w:rFonts w:ascii="Consolas" w:hAnsi="Consolas" w:eastAsia="Consolas" w:cs="Consolas"/>
+          <w:u w:val="single"/>
+          <w:lang w:val="en-US"/>
+        </w:rPr>
+        <w:tab/>
+      </w:r>
+      <w:r>
+        <w:rPr>
+          <w:rFonts w:ascii="Consolas" w:hAnsi="Consolas" w:eastAsia="Consolas" w:cs="Consolas"/>
+          <w:u w:val="single"/>
+          <w:lang w:val="en-US"/>
+        </w:rPr>
         <w:t>{</w:t>
       </w:r>
       <w:proofErr w:type="spellStart"/>
       <w:r>
         <w:rPr>
-          <w:rFonts w:ascii="Consolas" w:eastAsia="Consolas" w:hAnsi="Consolas" w:cs="Consolas"/>
+          <w:rFonts w:ascii="Consolas" w:hAnsi="Consolas" w:eastAsia="Consolas" w:cs="Consolas"/>
           <w:u w:val="single"/>
           <w:lang w:val="en-US"/>
         </w:rPr>
@@ -1344,7 +1353,7 @@
       <w:proofErr w:type="spellEnd"/>
       <w:r>
         <w:rPr>
-          <w:rFonts w:ascii="Consolas" w:eastAsia="Consolas" w:hAnsi="Consolas" w:cs="Consolas"/>
+          <w:rFonts w:ascii="Consolas" w:hAnsi="Consolas" w:eastAsia="Consolas" w:cs="Consolas"/>
           <w:u w:val="single"/>
           <w:lang w:val="en-US"/>
         </w:rPr>
@@ -1352,26 +1361,33 @@
       </w:r>
       <w:r>
         <w:rPr>
-          <w:rFonts w:ascii="Consolas" w:eastAsia="Consolas" w:hAnsi="Consolas" w:cs="Consolas"/>
-          <w:u w:val="single"/>
-          <w:lang w:val="en-US"/>
-        </w:rPr>
-        <w:tab/>
-      </w:r>
-      <w:r>
-        <w:rPr>
-          <w:rFonts w:ascii="Consolas" w:eastAsia="Consolas" w:hAnsi="Consolas" w:cs="Consolas"/>
-          <w:u w:val="single"/>
-          <w:lang w:val="en-US"/>
-        </w:rPr>
-        <w:tab/>
+          <w:rFonts w:ascii="Consolas" w:hAnsi="Consolas" w:eastAsia="Consolas" w:cs="Consolas"/>
+          <w:u w:val="single"/>
+          <w:lang w:val="en-US"/>
+        </w:rPr>
+        <w:tab/>
+      </w:r>
+      <w:r>
+        <w:rPr>
+          <w:rFonts w:ascii="Consolas" w:hAnsi="Consolas" w:eastAsia="Consolas" w:cs="Consolas"/>
+          <w:u w:val="single"/>
+          <w:lang w:val="en-US"/>
+        </w:rPr>
+        <w:tab/>
+      </w:r>
+      <w:r>
+        <w:rPr>
+          <w:rFonts w:ascii="Consolas" w:hAnsi="Consolas" w:eastAsia="Consolas" w:cs="Consolas"/>
+          <w:u w:val="single"/>
+          <w:lang w:val="en-US"/>
+        </w:rPr>
         <w:t xml:space="preserve">    </w:t>
       </w:r>
     </w:p>
     <w:p>
       <w:pPr>
         <w:rPr>
-          <w:rFonts w:ascii="Consolas" w:eastAsia="Consolas" w:hAnsi="Consolas" w:cs="Consolas"/>
+          <w:rFonts w:ascii="Consolas" w:hAnsi="Consolas" w:eastAsia="Consolas" w:cs="Consolas"/>
           <w:sz w:val="10"/>
           <w:szCs w:val="10"/>
         </w:rPr>
@@ -1380,78 +1396,85 @@
     <w:p>
       <w:pPr>
         <w:rPr>
-          <w:rFonts w:ascii="Consolas" w:eastAsia="Consolas" w:hAnsi="Consolas" w:cs="Consolas"/>
-          <w:u w:val="single"/>
-        </w:rPr>
-      </w:pPr>
-      <w:r>
-        <w:rPr>
-          <w:rFonts w:ascii="Consolas" w:eastAsia="Consolas" w:hAnsi="Consolas" w:cs="Consolas"/>
+          <w:rFonts w:ascii="Consolas" w:hAnsi="Consolas" w:eastAsia="Consolas" w:cs="Consolas"/>
+          <w:u w:val="single"/>
+          <w:lang w:val="en-US"/>
+        </w:rPr>
+      </w:pPr>
+      <w:r>
+        <w:rPr>
+          <w:rFonts w:ascii="Consolas" w:hAnsi="Consolas" w:eastAsia="Consolas" w:cs="Consolas"/>
+          <w:lang w:val="en-US"/>
         </w:rPr>
         <w:t xml:space="preserve">Offender Signature: </w:t>
       </w:r>
       <w:r>
         <w:rPr>
-          <w:rFonts w:ascii="Consolas" w:eastAsia="Consolas" w:hAnsi="Consolas" w:cs="Consolas"/>
-          <w:u w:val="single"/>
+          <w:rFonts w:ascii="Consolas" w:hAnsi="Consolas" w:eastAsia="Consolas" w:cs="Consolas"/>
+          <w:u w:val="single"/>
+          <w:lang w:val="en-US"/>
         </w:rPr>
         <w:t xml:space="preserve">                                      </w:t>
       </w:r>
       <w:r>
         <w:rPr>
-          <w:rFonts w:ascii="Consolas" w:eastAsia="Consolas" w:hAnsi="Consolas" w:cs="Consolas"/>
+          <w:rFonts w:ascii="Consolas" w:hAnsi="Consolas" w:eastAsia="Consolas" w:cs="Consolas"/>
+          <w:lang w:val="en-US"/>
         </w:rPr>
         <w:t xml:space="preserve">     Appeal: Yes </w:t>
       </w:r>
       <w:r>
         <w:rPr>
-          <w:rFonts w:ascii="Consolas" w:eastAsia="Consolas" w:hAnsi="Consolas" w:cs="Consolas"/>
-          <w:u w:val="single"/>
+          <w:rFonts w:ascii="Consolas" w:hAnsi="Consolas" w:eastAsia="Consolas" w:cs="Consolas"/>
+          <w:u w:val="single"/>
+          <w:lang w:val="en-US"/>
         </w:rPr>
         <w:t xml:space="preserve"> {</w:t>
       </w:r>
-      <w:proofErr w:type="spellStart"/>
-      <w:r>
-        <w:rPr>
-          <w:rFonts w:ascii="Consolas" w:eastAsia="Consolas" w:hAnsi="Consolas" w:cs="Consolas"/>
-          <w:u w:val="single"/>
+      <w:r>
+        <w:rPr>
+          <w:rFonts w:ascii="Consolas" w:hAnsi="Consolas" w:eastAsia="Consolas" w:cs="Consolas"/>
+          <w:u w:val="single"/>
+          <w:lang w:val="en-US"/>
         </w:rPr>
         <w:t>apY</w:t>
       </w:r>
-      <w:proofErr w:type="spellEnd"/>
-      <w:r>
-        <w:rPr>
-          <w:rFonts w:ascii="Consolas" w:eastAsia="Consolas" w:hAnsi="Consolas" w:cs="Consolas"/>
-          <w:u w:val="single"/>
+      <w:r>
+        <w:rPr>
+          <w:rFonts w:ascii="Consolas" w:hAnsi="Consolas" w:eastAsia="Consolas" w:cs="Consolas"/>
+          <w:u w:val="single"/>
+          <w:lang w:val="en-US"/>
         </w:rPr>
         <w:t xml:space="preserve">} </w:t>
       </w:r>
       <w:r>
         <w:rPr>
-          <w:rFonts w:ascii="Consolas" w:eastAsia="Consolas" w:hAnsi="Consolas" w:cs="Consolas"/>
+          <w:rFonts w:ascii="Consolas" w:hAnsi="Consolas" w:eastAsia="Consolas" w:cs="Consolas"/>
+          <w:lang w:val="en-US"/>
         </w:rPr>
         <w:t xml:space="preserve"> No </w:t>
       </w:r>
       <w:r>
         <w:rPr>
-          <w:rFonts w:ascii="Consolas" w:eastAsia="Consolas" w:hAnsi="Consolas" w:cs="Consolas"/>
-          <w:u w:val="single"/>
+          <w:rFonts w:ascii="Consolas" w:hAnsi="Consolas" w:eastAsia="Consolas" w:cs="Consolas"/>
+          <w:u w:val="single"/>
+          <w:lang w:val="en-US"/>
         </w:rPr>
         <w:t xml:space="preserve">  {</w:t>
       </w:r>
-      <w:proofErr w:type="spellStart"/>
-      <w:r>
-        <w:rPr>
-          <w:rFonts w:ascii="Consolas" w:eastAsia="Consolas" w:hAnsi="Consolas" w:cs="Consolas"/>
-          <w:u w:val="single"/>
+      <w:r>
+        <w:rPr>
+          <w:rFonts w:ascii="Consolas" w:hAnsi="Consolas" w:eastAsia="Consolas" w:cs="Consolas"/>
+          <w:u w:val="single"/>
+          <w:lang w:val="en-US"/>
         </w:rPr>
         <w:t>apN</w:t>
       </w:r>
-      <w:proofErr w:type="spellEnd"/>
-      <w:r>
-        <w:rPr>
-          <w:rFonts w:ascii="Consolas" w:eastAsia="Consolas" w:hAnsi="Consolas" w:cs="Consolas"/>
-          <w:u w:val="single"/>
+      <w:r>
+        <w:rPr>
+          <w:rFonts w:ascii="Consolas" w:hAnsi="Consolas" w:eastAsia="Consolas" w:cs="Consolas"/>
+          <w:u w:val="single"/>
+          <w:lang w:val="en-US"/>
         </w:rPr>
         <w:t>}</w:t>
       </w:r>
@@ -1459,69 +1482,69 @@
     <w:p>
       <w:pPr>
         <w:rPr>
-          <w:rFonts w:ascii="Consolas" w:eastAsia="Consolas" w:hAnsi="Consolas" w:cs="Consolas"/>
-          <w:lang w:val="en-US"/>
-        </w:rPr>
-      </w:pPr>
-      <w:r>
-        <w:rPr>
-          <w:rFonts w:ascii="Consolas" w:eastAsia="Consolas" w:hAnsi="Consolas" w:cs="Consolas"/>
-        </w:rPr>
-        <w:tab/>
-      </w:r>
-      <w:r>
-        <w:rPr>
-          <w:rFonts w:ascii="Consolas" w:eastAsia="Consolas" w:hAnsi="Consolas" w:cs="Consolas"/>
-        </w:rPr>
-        <w:tab/>
-      </w:r>
-      <w:r>
-        <w:rPr>
-          <w:rFonts w:ascii="Consolas" w:eastAsia="Consolas" w:hAnsi="Consolas" w:cs="Consolas"/>
-        </w:rPr>
-        <w:tab/>
-      </w:r>
-      <w:r>
-        <w:rPr>
-          <w:rFonts w:ascii="Consolas" w:eastAsia="Consolas" w:hAnsi="Consolas" w:cs="Consolas"/>
-        </w:rPr>
-        <w:tab/>
-      </w:r>
-      <w:r>
-        <w:rPr>
-          <w:rFonts w:ascii="Consolas" w:eastAsia="Consolas" w:hAnsi="Consolas" w:cs="Consolas"/>
-        </w:rPr>
-        <w:tab/>
-      </w:r>
-      <w:r>
-        <w:rPr>
-          <w:rFonts w:ascii="Consolas" w:eastAsia="Consolas" w:hAnsi="Consolas" w:cs="Consolas"/>
-        </w:rPr>
-        <w:tab/>
-      </w:r>
-      <w:r>
-        <w:rPr>
-          <w:rFonts w:ascii="Consolas" w:eastAsia="Consolas" w:hAnsi="Consolas" w:cs="Consolas"/>
+          <w:rFonts w:ascii="Consolas" w:hAnsi="Consolas" w:eastAsia="Consolas" w:cs="Consolas"/>
+          <w:lang w:val="en-US"/>
+        </w:rPr>
+      </w:pPr>
+      <w:r>
+        <w:rPr>
+          <w:rFonts w:ascii="Consolas" w:hAnsi="Consolas" w:eastAsia="Consolas" w:cs="Consolas"/>
+        </w:rPr>
+        <w:tab/>
+      </w:r>
+      <w:r>
+        <w:rPr>
+          <w:rFonts w:ascii="Consolas" w:hAnsi="Consolas" w:eastAsia="Consolas" w:cs="Consolas"/>
+        </w:rPr>
+        <w:tab/>
+      </w:r>
+      <w:r>
+        <w:rPr>
+          <w:rFonts w:ascii="Consolas" w:hAnsi="Consolas" w:eastAsia="Consolas" w:cs="Consolas"/>
+        </w:rPr>
+        <w:tab/>
+      </w:r>
+      <w:r>
+        <w:rPr>
+          <w:rFonts w:ascii="Consolas" w:hAnsi="Consolas" w:eastAsia="Consolas" w:cs="Consolas"/>
+        </w:rPr>
+        <w:tab/>
+      </w:r>
+      <w:r>
+        <w:rPr>
+          <w:rFonts w:ascii="Consolas" w:hAnsi="Consolas" w:eastAsia="Consolas" w:cs="Consolas"/>
+        </w:rPr>
+        <w:tab/>
+      </w:r>
+      <w:r>
+        <w:rPr>
+          <w:rFonts w:ascii="Consolas" w:hAnsi="Consolas" w:eastAsia="Consolas" w:cs="Consolas"/>
+        </w:rPr>
+        <w:tab/>
+      </w:r>
+      <w:r>
+        <w:rPr>
+          <w:rFonts w:ascii="Consolas" w:hAnsi="Consolas" w:eastAsia="Consolas" w:cs="Consolas"/>
           <w:lang w:val="en-US"/>
         </w:rPr>
         <w:t>If Yes provide appeal and copy to inmate</w:t>
       </w:r>
       <w:r>
         <w:rPr>
-          <w:rFonts w:ascii="Consolas" w:eastAsia="Consolas" w:hAnsi="Consolas" w:cs="Consolas"/>
-        </w:rPr>
-        <w:tab/>
-      </w:r>
-    </w:p>
-    <w:p>
-      <w:pPr>
-        <w:rPr>
-          <w:u w:val="single"/>
-        </w:rPr>
-      </w:pPr>
-      <w:r>
-        <w:rPr>
-          <w:rFonts w:ascii="Consolas" w:eastAsia="Consolas" w:hAnsi="Consolas" w:cs="Consolas"/>
+          <w:rFonts w:ascii="Consolas" w:hAnsi="Consolas" w:eastAsia="Consolas" w:cs="Consolas"/>
+        </w:rPr>
+        <w:tab/>
+      </w:r>
+    </w:p>
+    <w:p>
+      <w:pPr>
+        <w:rPr>
+          <w:u w:val="single"/>
+        </w:rPr>
+      </w:pPr>
+      <w:r>
+        <w:rPr>
+          <w:rFonts w:ascii="Consolas" w:hAnsi="Consolas" w:eastAsia="Consolas" w:cs="Consolas"/>
           <w:lang w:val="en-US"/>
         </w:rPr>
         <w:t xml:space="preserve">Panel Member Signatures: </w:t>
@@ -1549,7 +1572,7 @@
       </w:r>
       <w:r>
         <w:rPr>
-          <w:rFonts w:ascii="Consolas" w:eastAsia="Consolas" w:hAnsi="Consolas" w:cs="Consolas"/>
+          <w:rFonts w:ascii="Consolas" w:hAnsi="Consolas" w:eastAsia="Consolas" w:cs="Consolas"/>
           <w:lang w:val="en-US"/>
         </w:rPr>
         <w:t>Date:</w:t>
@@ -1565,6 +1588,11 @@
           <w:u w:val="single"/>
         </w:rPr>
         <w:tab/>
+      </w:r>
+      <w:r>
+        <w:rPr>
+          <w:u w:val="single"/>
+        </w:rPr>
         <w:t xml:space="preserve">   </w:t>
       </w:r>
       <w:r>
@@ -1583,141 +1611,151 @@
     <w:p>
       <w:pPr>
         <w:rPr>
-          <w:rFonts w:ascii="Consolas" w:eastAsia="Consolas" w:hAnsi="Consolas" w:cs="Consolas"/>
-        </w:rPr>
-      </w:pPr>
-    </w:p>
-    <w:p>
-      <w:pPr>
-        <w:rPr>
-          <w:rFonts w:ascii="Consolas" w:eastAsia="Consolas" w:hAnsi="Consolas" w:cs="Consolas"/>
-          <w:u w:val="single"/>
-        </w:rPr>
-      </w:pPr>
-      <w:r>
-        <w:rPr>
-          <w:rFonts w:ascii="Consolas" w:eastAsia="Consolas" w:hAnsi="Consolas" w:cs="Consolas"/>
+          <w:rFonts w:ascii="Consolas" w:hAnsi="Consolas" w:eastAsia="Consolas" w:cs="Consolas"/>
+        </w:rPr>
+      </w:pPr>
+    </w:p>
+    <w:p>
+      <w:pPr>
+        <w:rPr>
+          <w:rFonts w:ascii="Consolas" w:hAnsi="Consolas" w:eastAsia="Consolas" w:cs="Consolas"/>
+          <w:u w:val="single"/>
+        </w:rPr>
+      </w:pPr>
+      <w:r>
+        <w:rPr>
+          <w:rFonts w:ascii="Consolas" w:hAnsi="Consolas" w:eastAsia="Consolas" w:cs="Consolas"/>
           <w:u w:val="single"/>
         </w:rPr>
         <w:t xml:space="preserve">                         </w:t>
       </w:r>
       <w:r>
         <w:rPr>
-          <w:rFonts w:ascii="Consolas" w:eastAsia="Consolas" w:hAnsi="Consolas" w:cs="Consolas"/>
-        </w:rPr>
-        <w:tab/>
-      </w:r>
-      <w:r>
-        <w:rPr>
-          <w:rFonts w:ascii="Consolas" w:eastAsia="Consolas" w:hAnsi="Consolas" w:cs="Consolas"/>
+          <w:rFonts w:ascii="Consolas" w:hAnsi="Consolas" w:eastAsia="Consolas" w:cs="Consolas"/>
+        </w:rPr>
+        <w:tab/>
+      </w:r>
+      <w:r>
+        <w:rPr>
+          <w:rFonts w:ascii="Consolas" w:hAnsi="Consolas" w:eastAsia="Consolas" w:cs="Consolas"/>
           <w:u w:val="single"/>
         </w:rPr>
         <w:t xml:space="preserve">                         </w:t>
       </w:r>
       <w:r>
         <w:rPr>
-          <w:rFonts w:ascii="Consolas" w:eastAsia="Consolas" w:hAnsi="Consolas" w:cs="Consolas"/>
-        </w:rPr>
-        <w:tab/>
-      </w:r>
-      <w:r>
-        <w:rPr>
-          <w:rFonts w:ascii="Consolas" w:eastAsia="Consolas" w:hAnsi="Consolas" w:cs="Consolas"/>
-          <w:u w:val="single"/>
-        </w:rPr>
-        <w:tab/>
-      </w:r>
-      <w:r>
-        <w:rPr>
-          <w:rFonts w:ascii="Consolas" w:eastAsia="Consolas" w:hAnsi="Consolas" w:cs="Consolas"/>
-          <w:u w:val="single"/>
-        </w:rPr>
-        <w:tab/>
-      </w:r>
-      <w:r>
-        <w:rPr>
-          <w:rFonts w:ascii="Consolas" w:eastAsia="Consolas" w:hAnsi="Consolas" w:cs="Consolas"/>
-          <w:u w:val="single"/>
-        </w:rPr>
-        <w:tab/>
-      </w:r>
-      <w:r>
-        <w:rPr>
-          <w:rFonts w:ascii="Consolas" w:eastAsia="Consolas" w:hAnsi="Consolas" w:cs="Consolas"/>
-          <w:u w:val="single"/>
-        </w:rPr>
-        <w:tab/>
-      </w:r>
-      <w:r>
-        <w:rPr>
-          <w:rFonts w:ascii="Consolas" w:eastAsia="Consolas" w:hAnsi="Consolas" w:cs="Consolas"/>
-          <w:u w:val="single"/>
-        </w:rPr>
-        <w:tab/>
-      </w:r>
-    </w:p>
-    <w:p>
-      <w:pPr>
-        <w:rPr>
-          <w:rFonts w:ascii="Consolas" w:eastAsia="Consolas" w:hAnsi="Consolas" w:cs="Consolas"/>
-          <w:u w:val="single"/>
-        </w:rPr>
-      </w:pPr>
-      <w:r>
-        <w:rPr>
-          <w:rFonts w:ascii="Consolas" w:eastAsia="Consolas" w:hAnsi="Consolas" w:cs="Consolas"/>
+          <w:rFonts w:ascii="Consolas" w:hAnsi="Consolas" w:eastAsia="Consolas" w:cs="Consolas"/>
+        </w:rPr>
+        <w:tab/>
+      </w:r>
+      <w:r>
+        <w:rPr>
+          <w:rFonts w:ascii="Consolas" w:hAnsi="Consolas" w:eastAsia="Consolas" w:cs="Consolas"/>
+          <w:u w:val="single"/>
+        </w:rPr>
+        <w:tab/>
+      </w:r>
+      <w:r>
+        <w:rPr>
+          <w:rFonts w:ascii="Consolas" w:hAnsi="Consolas" w:eastAsia="Consolas" w:cs="Consolas"/>
+          <w:u w:val="single"/>
+        </w:rPr>
+        <w:tab/>
+      </w:r>
+      <w:r>
+        <w:rPr>
+          <w:rFonts w:ascii="Consolas" w:hAnsi="Consolas" w:eastAsia="Consolas" w:cs="Consolas"/>
+          <w:u w:val="single"/>
+        </w:rPr>
+        <w:tab/>
+      </w:r>
+      <w:r>
+        <w:rPr>
+          <w:rFonts w:ascii="Consolas" w:hAnsi="Consolas" w:eastAsia="Consolas" w:cs="Consolas"/>
+          <w:u w:val="single"/>
+        </w:rPr>
+        <w:tab/>
+      </w:r>
+      <w:r>
+        <w:rPr>
+          <w:rFonts w:ascii="Consolas" w:hAnsi="Consolas" w:eastAsia="Consolas" w:cs="Consolas"/>
+          <w:u w:val="single"/>
+        </w:rPr>
+        <w:tab/>
+      </w:r>
+    </w:p>
+    <w:p>
+      <w:pPr>
+        <w:rPr>
+          <w:rFonts w:ascii="Consolas" w:hAnsi="Consolas" w:eastAsia="Consolas" w:cs="Consolas"/>
+          <w:u w:val="single"/>
+        </w:rPr>
+      </w:pPr>
+      <w:r>
+        <w:rPr>
+          <w:rFonts w:ascii="Consolas" w:hAnsi="Consolas" w:eastAsia="Consolas" w:cs="Consolas"/>
         </w:rPr>
         <w:t>Chairperson</w:t>
       </w:r>
       <w:r>
         <w:rPr>
-          <w:rFonts w:ascii="Consolas" w:eastAsia="Consolas" w:hAnsi="Consolas" w:cs="Consolas"/>
-        </w:rPr>
-        <w:tab/>
-      </w:r>
-      <w:r>
-        <w:rPr>
-          <w:rFonts w:ascii="Consolas" w:eastAsia="Consolas" w:hAnsi="Consolas" w:cs="Consolas"/>
-        </w:rPr>
-        <w:tab/>
-      </w:r>
-      <w:r>
-        <w:rPr>
-          <w:rFonts w:ascii="Consolas" w:eastAsia="Consolas" w:hAnsi="Consolas" w:cs="Consolas"/>
-        </w:rPr>
-        <w:tab/>
-      </w:r>
-      <w:r>
-        <w:rPr>
-          <w:rFonts w:ascii="Consolas" w:eastAsia="Consolas" w:hAnsi="Consolas" w:cs="Consolas"/>
-        </w:rPr>
-        <w:tab/>
+          <w:rFonts w:ascii="Consolas" w:hAnsi="Consolas" w:eastAsia="Consolas" w:cs="Consolas"/>
+        </w:rPr>
+        <w:tab/>
+      </w:r>
+      <w:r>
+        <w:rPr>
+          <w:rFonts w:ascii="Consolas" w:hAnsi="Consolas" w:eastAsia="Consolas" w:cs="Consolas"/>
+        </w:rPr>
+        <w:tab/>
+      </w:r>
+      <w:r>
+        <w:rPr>
+          <w:rFonts w:ascii="Consolas" w:hAnsi="Consolas" w:eastAsia="Consolas" w:cs="Consolas"/>
+        </w:rPr>
+        <w:tab/>
+      </w:r>
+      <w:r>
+        <w:rPr>
+          <w:rFonts w:ascii="Consolas" w:hAnsi="Consolas" w:eastAsia="Consolas" w:cs="Consolas"/>
+        </w:rPr>
+        <w:tab/>
+      </w:r>
+      <w:r>
+        <w:rPr>
+          <w:rFonts w:ascii="Consolas" w:hAnsi="Consolas" w:eastAsia="Consolas" w:cs="Consolas"/>
+        </w:rPr>
         <w:t>Treatment Member</w:t>
       </w:r>
       <w:r>
         <w:rPr>
-          <w:rFonts w:ascii="Consolas" w:eastAsia="Consolas" w:hAnsi="Consolas" w:cs="Consolas"/>
-        </w:rPr>
-        <w:tab/>
-      </w:r>
-      <w:r>
-        <w:rPr>
-          <w:rFonts w:ascii="Consolas" w:eastAsia="Consolas" w:hAnsi="Consolas" w:cs="Consolas"/>
-        </w:rPr>
-        <w:tab/>
-      </w:r>
-      <w:r>
-        <w:rPr>
-          <w:rFonts w:ascii="Consolas" w:eastAsia="Consolas" w:hAnsi="Consolas" w:cs="Consolas"/>
-        </w:rPr>
-        <w:tab/>
+          <w:rFonts w:ascii="Consolas" w:hAnsi="Consolas" w:eastAsia="Consolas" w:cs="Consolas"/>
+        </w:rPr>
+        <w:tab/>
+      </w:r>
+      <w:r>
+        <w:rPr>
+          <w:rFonts w:ascii="Consolas" w:hAnsi="Consolas" w:eastAsia="Consolas" w:cs="Consolas"/>
+        </w:rPr>
+        <w:tab/>
+      </w:r>
+      <w:r>
+        <w:rPr>
+          <w:rFonts w:ascii="Consolas" w:hAnsi="Consolas" w:eastAsia="Consolas" w:cs="Consolas"/>
+        </w:rPr>
+        <w:tab/>
+      </w:r>
+      <w:r>
+        <w:rPr>
+          <w:rFonts w:ascii="Consolas" w:hAnsi="Consolas" w:eastAsia="Consolas" w:cs="Consolas"/>
+        </w:rPr>
         <w:t>Security Member</w:t>
       </w:r>
     </w:p>
     <w:p>
       <w:pPr>
         <w:rPr>
-          <w:rFonts w:ascii="Consolas" w:eastAsia="Consolas" w:hAnsi="Consolas" w:cs="Consolas"/>
+          <w:rFonts w:ascii="Consolas" w:hAnsi="Consolas" w:eastAsia="Consolas" w:cs="Consolas"/>
           <w:sz w:val="10"/>
           <w:szCs w:val="10"/>
         </w:rPr>
@@ -1726,12 +1764,12 @@
     <w:p>
       <w:pPr>
         <w:rPr>
-          <w:rFonts w:ascii="Consolas" w:eastAsia="Consolas" w:hAnsi="Consolas" w:cs="Consolas"/>
-        </w:rPr>
-      </w:pPr>
-      <w:r>
-        <w:rPr>
-          <w:rFonts w:ascii="Consolas" w:eastAsia="Consolas" w:hAnsi="Consolas" w:cs="Consolas"/>
+          <w:rFonts w:ascii="Consolas" w:hAnsi="Consolas" w:eastAsia="Consolas" w:cs="Consolas"/>
+        </w:rPr>
+      </w:pPr>
+      <w:r>
+        <w:rPr>
+          <w:rFonts w:ascii="Consolas" w:hAnsi="Consolas" w:eastAsia="Consolas" w:cs="Consolas"/>
         </w:rPr>
         <w:t>If panel member disagrees with majority recommend, state specific reasons:</w:t>
       </w:r>
@@ -1742,32 +1780,30 @@
           <w:tab w:val="left" w:pos="10800"/>
         </w:tabs>
         <w:rPr>
-          <w:rFonts w:ascii="Consolas" w:eastAsia="Consolas" w:hAnsi="Consolas" w:cs="Consolas"/>
-          <w:u w:val="single"/>
-          <w:lang w:val="en-US"/>
-        </w:rPr>
-      </w:pPr>
-      <w:r>
-        <w:rPr>
-          <w:rFonts w:ascii="Consolas" w:eastAsia="Consolas" w:hAnsi="Consolas" w:cs="Consolas"/>
+          <w:rFonts w:ascii="Consolas" w:hAnsi="Consolas" w:eastAsia="Consolas" w:cs="Consolas"/>
+          <w:u w:val="single"/>
+          <w:lang w:val="en-US"/>
+        </w:rPr>
+      </w:pPr>
+      <w:r>
+        <w:rPr>
+          <w:rFonts w:ascii="Consolas" w:hAnsi="Consolas" w:eastAsia="Consolas" w:cs="Consolas"/>
           <w:u w:val="single"/>
           <w:lang w:val="en-US"/>
         </w:rPr>
         <w:t>{</w:t>
       </w:r>
-      <w:proofErr w:type="spellStart"/>
-      <w:r>
-        <w:rPr>
-          <w:rFonts w:ascii="Consolas" w:eastAsia="Consolas" w:hAnsi="Consolas" w:cs="Consolas"/>
+      <w:r>
+        <w:rPr>
+          <w:rFonts w:ascii="Consolas" w:hAnsi="Consolas" w:eastAsia="Consolas" w:cs="Consolas"/>
           <w:u w:val="single"/>
           <w:lang w:val="en-US"/>
         </w:rPr>
         <w:t>disagreementReasonsOneLine</w:t>
       </w:r>
-      <w:proofErr w:type="spellEnd"/>
-      <w:r>
-        <w:rPr>
-          <w:rFonts w:ascii="Consolas" w:eastAsia="Consolas" w:hAnsi="Consolas" w:cs="Consolas"/>
+      <w:r>
+        <w:rPr>
+          <w:rFonts w:ascii="Consolas" w:hAnsi="Consolas" w:eastAsia="Consolas" w:cs="Consolas"/>
           <w:u w:val="single"/>
           <w:lang w:val="en-US"/>
         </w:rPr>
@@ -1777,142 +1813,711 @@
         <w:tab/>
       </w:r>
     </w:p>
-    <w:p>
-      <w:pPr>
-        <w:rPr>
-          <w:rFonts w:ascii="Consolas" w:eastAsia="Consolas" w:hAnsi="Consolas" w:cs="Consolas"/>
-        </w:rPr>
-      </w:pPr>
-      <w:r>
-        <w:rPr>
-          <w:rFonts w:ascii="Consolas" w:eastAsia="Consolas" w:hAnsi="Consolas" w:cs="Consolas"/>
-        </w:rPr>
-        <w:t>Approving Authority:</w:t>
-      </w:r>
-    </w:p>
-    <w:p>
-      <w:pPr>
-        <w:rPr>
-          <w:rFonts w:ascii="Consolas" w:eastAsia="Consolas" w:hAnsi="Consolas" w:cs="Consolas"/>
-        </w:rPr>
-      </w:pPr>
-    </w:p>
-    <w:p>
-      <w:pPr>
-        <w:rPr>
-          <w:rFonts w:ascii="Consolas" w:eastAsia="Consolas" w:hAnsi="Consolas" w:cs="Consolas"/>
-          <w:u w:val="single"/>
-        </w:rPr>
-      </w:pPr>
-      <w:r>
-        <w:rPr>
-          <w:rFonts w:ascii="Consolas" w:eastAsia="Consolas" w:hAnsi="Consolas" w:cs="Consolas"/>
-          <w:u w:val="single"/>
-          <w:lang w:val="en-US"/>
-        </w:rPr>
-        <w:t xml:space="preserve">                         </w:t>
-      </w:r>
-      <w:r>
-        <w:tab/>
-      </w:r>
-      <w:r>
-        <w:rPr>
-          <w:rFonts w:ascii="Consolas" w:eastAsia="Consolas" w:hAnsi="Consolas" w:cs="Consolas"/>
-          <w:u w:val="single"/>
-          <w:lang w:val="en-US"/>
-        </w:rPr>
-        <w:t xml:space="preserve">                    </w:t>
-      </w:r>
-      <w:r>
-        <w:tab/>
-        <w:t xml:space="preserve">  </w:t>
-      </w:r>
-      <w:r>
-        <w:rPr>
-          <w:rFonts w:ascii="Consolas" w:eastAsia="Consolas" w:hAnsi="Consolas" w:cs="Consolas"/>
-          <w:lang w:val="en-US"/>
-        </w:rPr>
-        <w:t xml:space="preserve">Approve </w:t>
-      </w:r>
-      <w:r>
-        <w:rPr>
-          <w:u w:val="single"/>
-        </w:rPr>
-        <w:tab/>
-      </w:r>
-      <w:r>
-        <w:rPr>
-          <w:rFonts w:ascii="Consolas" w:eastAsia="Consolas" w:hAnsi="Consolas" w:cs="Consolas"/>
-          <w:u w:val="single"/>
-          <w:lang w:val="en-US"/>
-        </w:rPr>
-        <w:t xml:space="preserve">    </w:t>
-      </w:r>
-      <w:r>
-        <w:rPr>
-          <w:rFonts w:ascii="Consolas" w:eastAsia="Consolas" w:hAnsi="Consolas" w:cs="Consolas"/>
-          <w:lang w:val="en-US"/>
-        </w:rPr>
-        <w:t xml:space="preserve"> Deny </w:t>
-      </w:r>
-      <w:r>
-        <w:rPr>
-          <w:rFonts w:ascii="Consolas" w:eastAsia="Consolas" w:hAnsi="Consolas" w:cs="Consolas"/>
-          <w:u w:val="single"/>
-        </w:rPr>
-        <w:tab/>
-      </w:r>
-      <w:r>
-        <w:rPr>
-          <w:rFonts w:ascii="Consolas" w:eastAsia="Consolas" w:hAnsi="Consolas" w:cs="Consolas"/>
-          <w:u w:val="single"/>
-        </w:rPr>
-        <w:tab/>
-        <w:t xml:space="preserve">   </w:t>
-      </w:r>
-    </w:p>
-    <w:p>
-      <w:pPr>
-        <w:rPr>
-          <w:rFonts w:ascii="Consolas" w:eastAsia="Consolas" w:hAnsi="Consolas" w:cs="Consolas"/>
-        </w:rPr>
-      </w:pPr>
-      <w:r>
-        <w:rPr>
-          <w:rFonts w:ascii="Consolas" w:eastAsia="Consolas" w:hAnsi="Consolas" w:cs="Consolas"/>
-        </w:rPr>
-        <w:t>Signature</w:t>
-      </w:r>
-      <w:r>
-        <w:rPr>
-          <w:rFonts w:ascii="Consolas" w:eastAsia="Consolas" w:hAnsi="Consolas" w:cs="Consolas"/>
-        </w:rPr>
-        <w:tab/>
-      </w:r>
-      <w:r>
-        <w:rPr>
-          <w:rFonts w:ascii="Consolas" w:eastAsia="Consolas" w:hAnsi="Consolas" w:cs="Consolas"/>
-        </w:rPr>
-        <w:tab/>
-      </w:r>
-      <w:r>
-        <w:rPr>
-          <w:rFonts w:ascii="Consolas" w:eastAsia="Consolas" w:hAnsi="Consolas" w:cs="Consolas"/>
-        </w:rPr>
-        <w:tab/>
-      </w:r>
-      <w:r>
-        <w:rPr>
-          <w:rFonts w:ascii="Consolas" w:eastAsia="Consolas" w:hAnsi="Consolas" w:cs="Consolas"/>
-        </w:rPr>
-        <w:tab/>
-        <w:t>Date</w:t>
-      </w:r>
-    </w:p>
-    <w:p>
-      <w:pPr>
-        <w:rPr>
-          <w:rFonts w:ascii="Consolas" w:eastAsia="Consolas" w:hAnsi="Consolas" w:cs="Consolas"/>
+    <w:tbl>
+      <w:tblPr>
+        <w:tblStyle w:val="TableGrid"/>
+        <w:bidiVisual w:val="0"/>
+        <w:tblW w:w="0" w:type="auto"/>
+        <w:tblBorders>
+          <w:top w:val="single" w:sz="6"/>
+          <w:left w:val="single" w:sz="6"/>
+          <w:bottom w:val="single" w:sz="6"/>
+          <w:right w:val="single" w:sz="6"/>
+        </w:tblBorders>
+        <w:tblLook w:val="06A0" w:firstRow="1" w:lastRow="0" w:firstColumn="1" w:lastColumn="0" w:noHBand="1" w:noVBand="1"/>
+      </w:tblPr>
+      <w:tblGrid>
+        <w:gridCol w:w="5400"/>
+        <w:gridCol w:w="5400"/>
+      </w:tblGrid>
+      <w:tr xmlns:wp14="http://schemas.microsoft.com/office/word/2010/wordml" wp14:textId="77777777">
+        <w:trPr>
+          <w:trHeight w:val="300"/>
+        </w:trPr>
+        <w:tc>
+          <w:tcPr>
+            <w:tcW w:w="5400" w:type="dxa"/>
+            <w:tcBorders>
+              <w:top w:val="nil"/>
+              <w:left w:val="nil"/>
+              <w:bottom w:val="nil"/>
+              <w:right w:val="nil"/>
+            </w:tcBorders>
+            <w:tcMar>
+              <w:left w:w="105" w:type="dxa"/>
+              <w:right w:w="105" w:type="dxa"/>
+            </w:tcMar>
+            <w:vAlign w:val="top"/>
+          </w:tcPr>
+          <w:p>
+            <w:pPr>
+              <w:rPr>
+                <w:rFonts w:ascii="Consolas" w:hAnsi="Consolas" w:eastAsia="Consolas" w:cs="Consolas"/>
+                <w:b w:val="0"/>
+                <w:bCs w:val="0"/>
+                <w:i w:val="0"/>
+                <w:iCs w:val="0"/>
+                <w:caps w:val="0"/>
+                <w:smallCaps w:val="0"/>
+                <w:color w:val="000000" w:themeColor="text1" w:themeTint="FF" w:themeShade="FF"/>
+                <w:sz w:val="22"/>
+                <w:szCs w:val="22"/>
+                <w:lang w:val="en-US"/>
+              </w:rPr>
+            </w:pPr>
+            <w:r>
+              <w:rPr>
+                <w:rFonts w:ascii="Consolas" w:hAnsi="Consolas" w:eastAsia="Consolas" w:cs="Consolas"/>
+                <w:b w:val="0"/>
+                <w:bCs w:val="0"/>
+                <w:i w:val="0"/>
+                <w:iCs w:val="0"/>
+                <w:caps w:val="0"/>
+                <w:smallCaps w:val="0"/>
+                <w:color w:val="000000" w:themeColor="text1" w:themeTint="FF" w:themeShade="FF"/>
+                <w:sz w:val="22"/>
+                <w:szCs w:val="22"/>
+                <w:lang w:val="en"/>
+              </w:rPr>
+              <w:t>Approving Authority:</w:t>
+            </w:r>
+          </w:p>
+          <w:p>
+            <w:pPr>
+              <w:rPr>
+                <w:rFonts w:ascii="Consolas" w:hAnsi="Consolas" w:eastAsia="Consolas" w:cs="Consolas"/>
+                <w:b w:val="0"/>
+                <w:bCs w:val="0"/>
+                <w:i w:val="0"/>
+                <w:iCs w:val="0"/>
+                <w:caps w:val="0"/>
+                <w:smallCaps w:val="0"/>
+                <w:color w:val="000000" w:themeColor="text1" w:themeTint="FF" w:themeShade="FF"/>
+                <w:sz w:val="22"/>
+                <w:szCs w:val="22"/>
+                <w:lang w:val="en-US"/>
+              </w:rPr>
+            </w:pPr>
+          </w:p>
+          <w:p>
+            <w:pPr>
+              <w:rPr>
+                <w:rFonts w:ascii="Consolas" w:hAnsi="Consolas" w:eastAsia="Consolas" w:cs="Consolas"/>
+                <w:b w:val="0"/>
+                <w:bCs w:val="0"/>
+                <w:i w:val="0"/>
+                <w:iCs w:val="0"/>
+                <w:caps w:val="0"/>
+                <w:smallCaps w:val="0"/>
+                <w:color w:val="000000" w:themeColor="text1" w:themeTint="FF" w:themeShade="FF"/>
+                <w:sz w:val="22"/>
+                <w:szCs w:val="22"/>
+                <w:lang w:val="en-US"/>
+              </w:rPr>
+            </w:pPr>
+            <w:r>
+              <w:rPr>
+                <w:rFonts w:ascii="Consolas" w:hAnsi="Consolas" w:eastAsia="Consolas" w:cs="Consolas"/>
+                <w:b w:val="0"/>
+                <w:bCs w:val="0"/>
+                <w:i w:val="0"/>
+                <w:iCs w:val="0"/>
+                <w:caps w:val="0"/>
+                <w:smallCaps w:val="0"/>
+                <w:strike w:val="0"/>
+                <w:dstrike w:val="0"/>
+                <w:color w:val="000000" w:themeColor="text1" w:themeTint="FF" w:themeShade="FF"/>
+                <w:sz w:val="22"/>
+                <w:szCs w:val="22"/>
+                <w:u w:val="single"/>
+                <w:lang w:val="en-US"/>
+              </w:rPr>
+              <w:t xml:space="preserve">                    </w:t>
+            </w:r>
+            <w:r>
+              <w:rPr>
+                <w:rFonts w:ascii="Consolas" w:hAnsi="Consolas" w:eastAsia="Consolas" w:cs="Consolas"/>
+                <w:b w:val="0"/>
+                <w:bCs w:val="0"/>
+                <w:i w:val="0"/>
+                <w:iCs w:val="0"/>
+                <w:caps w:val="0"/>
+                <w:smallCaps w:val="0"/>
+                <w:strike w:val="0"/>
+                <w:dstrike w:val="0"/>
+                <w:color w:val="000000" w:themeColor="text1" w:themeTint="FF" w:themeShade="FF"/>
+                <w:sz w:val="22"/>
+                <w:szCs w:val="22"/>
+                <w:u w:val="none"/>
+                <w:lang w:val="en-US"/>
+              </w:rPr>
+              <w:t xml:space="preserve">  </w:t>
+            </w:r>
+            <w:r>
+              <w:rPr>
+                <w:rFonts w:ascii="Consolas" w:hAnsi="Consolas" w:eastAsia="Consolas" w:cs="Consolas"/>
+                <w:b w:val="0"/>
+                <w:bCs w:val="0"/>
+                <w:i w:val="0"/>
+                <w:iCs w:val="0"/>
+                <w:caps w:val="0"/>
+                <w:smallCaps w:val="0"/>
+                <w:strike w:val="0"/>
+                <w:dstrike w:val="0"/>
+                <w:color w:val="000000" w:themeColor="text1" w:themeTint="FF" w:themeShade="FF"/>
+                <w:sz w:val="22"/>
+                <w:szCs w:val="22"/>
+                <w:u w:val="single"/>
+                <w:lang w:val="en-US"/>
+              </w:rPr>
+              <w:t xml:space="preserve">               </w:t>
+            </w:r>
+            <w:r>
+              <w:tab/>
+            </w:r>
+            <w:r>
+              <w:rPr>
+                <w:rFonts w:ascii="Consolas" w:hAnsi="Consolas" w:eastAsia="Consolas" w:cs="Consolas"/>
+                <w:b w:val="0"/>
+                <w:bCs w:val="0"/>
+                <w:i w:val="0"/>
+                <w:iCs w:val="0"/>
+                <w:caps w:val="0"/>
+                <w:smallCaps w:val="0"/>
+                <w:strike w:val="0"/>
+                <w:dstrike w:val="0"/>
+                <w:color w:val="000000" w:themeColor="text1" w:themeTint="FF" w:themeShade="FF"/>
+                <w:sz w:val="22"/>
+                <w:szCs w:val="22"/>
+                <w:u w:val="none"/>
+                <w:lang w:val="en-US"/>
+              </w:rPr>
+              <w:t xml:space="preserve">Signature             Date                                                     </w:t>
+            </w:r>
+          </w:p>
+          <w:p>
+            <w:pPr>
+              <w:rPr>
+                <w:rFonts w:ascii="Consolas" w:hAnsi="Consolas" w:eastAsia="Consolas" w:cs="Consolas"/>
+                <w:b w:val="0"/>
+                <w:bCs w:val="0"/>
+                <w:i w:val="0"/>
+                <w:iCs w:val="0"/>
+                <w:caps w:val="0"/>
+                <w:smallCaps w:val="0"/>
+                <w:color w:val="000000" w:themeColor="text1" w:themeTint="FF" w:themeShade="FF"/>
+                <w:sz w:val="22"/>
+                <w:szCs w:val="22"/>
+                <w:lang w:val="en-US"/>
+              </w:rPr>
+            </w:pPr>
+          </w:p>
+          <w:p>
+            <w:pPr>
+              <w:rPr>
+                <w:rFonts w:ascii="Consolas" w:hAnsi="Consolas" w:eastAsia="Consolas" w:cs="Consolas"/>
+                <w:b w:val="0"/>
+                <w:bCs w:val="0"/>
+                <w:i w:val="0"/>
+                <w:iCs w:val="0"/>
+                <w:caps w:val="0"/>
+                <w:smallCaps w:val="0"/>
+                <w:color w:val="000000" w:themeColor="text1" w:themeTint="FF" w:themeShade="FF"/>
+                <w:sz w:val="22"/>
+                <w:szCs w:val="22"/>
+                <w:lang w:val="en-US"/>
+              </w:rPr>
+            </w:pPr>
+            <w:r>
+              <w:rPr>
+                <w:rFonts w:ascii="Consolas" w:hAnsi="Consolas" w:eastAsia="Consolas" w:cs="Consolas"/>
+                <w:b w:val="0"/>
+                <w:bCs w:val="0"/>
+                <w:i w:val="0"/>
+                <w:iCs w:val="0"/>
+                <w:caps w:val="0"/>
+                <w:smallCaps w:val="0"/>
+                <w:strike w:val="0"/>
+                <w:dstrike w:val="0"/>
+                <w:color w:val="000000" w:themeColor="text1" w:themeTint="FF" w:themeShade="FF"/>
+                <w:sz w:val="22"/>
+                <w:szCs w:val="22"/>
+                <w:u w:val="none"/>
+                <w:lang w:val="en-US"/>
+              </w:rPr>
+              <w:t xml:space="preserve">            </w:t>
+            </w:r>
+            <w:r>
+              <w:rPr>
+                <w:rFonts w:ascii="Consolas" w:hAnsi="Consolas" w:eastAsia="Consolas" w:cs="Consolas"/>
+                <w:b w:val="0"/>
+                <w:bCs w:val="0"/>
+                <w:i w:val="0"/>
+                <w:iCs w:val="0"/>
+                <w:caps w:val="0"/>
+                <w:smallCaps w:val="0"/>
+                <w:strike w:val="0"/>
+                <w:dstrike w:val="0"/>
+                <w:color w:val="000000" w:themeColor="text1" w:themeTint="FF" w:themeShade="FF"/>
+                <w:sz w:val="22"/>
+                <w:szCs w:val="22"/>
+                <w:u w:val="none"/>
+                <w:lang w:val="en-US"/>
+              </w:rPr>
+              <w:t xml:space="preserve">   </w:t>
+            </w:r>
+            <w:r>
+              <w:rPr>
+                <w:rFonts w:ascii="Consolas" w:hAnsi="Consolas" w:eastAsia="Consolas" w:cs="Consolas"/>
+                <w:b w:val="0"/>
+                <w:bCs w:val="0"/>
+                <w:i w:val="0"/>
+                <w:iCs w:val="0"/>
+                <w:caps w:val="0"/>
+                <w:smallCaps w:val="0"/>
+                <w:strike w:val="0"/>
+                <w:dstrike w:val="0"/>
+                <w:color w:val="000000" w:themeColor="text1" w:themeTint="FF" w:themeShade="FF"/>
+                <w:sz w:val="22"/>
+                <w:szCs w:val="22"/>
+                <w:u w:val="none"/>
+                <w:lang w:val="en-US"/>
+              </w:rPr>
+              <w:t xml:space="preserve">Approve </w:t>
+            </w:r>
+            <w:r>
+              <w:rPr>
+                <w:rFonts w:ascii="Consolas" w:hAnsi="Consolas" w:eastAsia="Consolas" w:cs="Consolas"/>
+                <w:b w:val="0"/>
+                <w:bCs w:val="0"/>
+                <w:i w:val="0"/>
+                <w:iCs w:val="0"/>
+                <w:caps w:val="0"/>
+                <w:smallCaps w:val="0"/>
+                <w:strike w:val="0"/>
+                <w:dstrike w:val="0"/>
+                <w:color w:val="000000" w:themeColor="text1" w:themeTint="FF" w:themeShade="FF"/>
+                <w:sz w:val="22"/>
+                <w:szCs w:val="22"/>
+                <w:u w:val="single"/>
+                <w:lang w:val="en-US"/>
+              </w:rPr>
+              <w:t xml:space="preserve">    </w:t>
+            </w:r>
+            <w:r>
+              <w:rPr>
+                <w:rFonts w:ascii="Consolas" w:hAnsi="Consolas" w:eastAsia="Consolas" w:cs="Consolas"/>
+                <w:b w:val="0"/>
+                <w:bCs w:val="0"/>
+                <w:i w:val="0"/>
+                <w:iCs w:val="0"/>
+                <w:caps w:val="0"/>
+                <w:smallCaps w:val="0"/>
+                <w:strike w:val="0"/>
+                <w:dstrike w:val="0"/>
+                <w:color w:val="000000" w:themeColor="text1" w:themeTint="FF" w:themeShade="FF"/>
+                <w:sz w:val="22"/>
+                <w:szCs w:val="22"/>
+                <w:u w:val="none"/>
+                <w:lang w:val="en-US"/>
+              </w:rPr>
+              <w:t xml:space="preserve"> Deny </w:t>
+            </w:r>
+            <w:r>
+              <w:rPr>
+                <w:rFonts w:ascii="Consolas" w:hAnsi="Consolas" w:eastAsia="Consolas" w:cs="Consolas"/>
+                <w:b w:val="0"/>
+                <w:bCs w:val="0"/>
+                <w:i w:val="0"/>
+                <w:iCs w:val="0"/>
+                <w:caps w:val="0"/>
+                <w:smallCaps w:val="0"/>
+                <w:strike w:val="0"/>
+                <w:dstrike w:val="0"/>
+                <w:color w:val="000000" w:themeColor="text1" w:themeTint="FF" w:themeShade="FF"/>
+                <w:sz w:val="22"/>
+                <w:szCs w:val="22"/>
+                <w:u w:val="single"/>
+                <w:lang w:val="en-US"/>
+              </w:rPr>
+              <w:t xml:space="preserve">    </w:t>
+            </w:r>
+          </w:p>
+          <w:p>
+            <w:pPr>
+              <w:rPr>
+                <w:rFonts w:ascii="Consolas" w:hAnsi="Consolas" w:eastAsia="Consolas" w:cs="Consolas"/>
+                <w:b w:val="0"/>
+                <w:bCs w:val="0"/>
+                <w:i w:val="0"/>
+                <w:iCs w:val="0"/>
+                <w:caps w:val="0"/>
+                <w:smallCaps w:val="0"/>
+                <w:color w:val="000000" w:themeColor="text1" w:themeTint="FF" w:themeShade="FF"/>
+                <w:sz w:val="22"/>
+                <w:szCs w:val="22"/>
+                <w:lang w:val="en-US"/>
+              </w:rPr>
+            </w:pPr>
+          </w:p>
+        </w:tc>
+        <w:tc>
+          <w:tcPr>
+            <w:tcW w:w="5400" w:type="dxa"/>
+            <w:tcBorders>
+              <w:top w:val="nil"/>
+              <w:left w:val="nil"/>
+              <w:bottom w:val="nil"/>
+              <w:right w:val="nil"/>
+            </w:tcBorders>
+            <w:tcMar>
+              <w:left w:w="105" w:type="dxa"/>
+              <w:right w:w="105" w:type="dxa"/>
+            </w:tcMar>
+            <w:vAlign w:val="top"/>
+          </w:tcPr>
+          <w:p>
+            <w:pPr>
+              <w:rPr>
+                <w:rFonts w:ascii="Consolas" w:hAnsi="Consolas" w:eastAsia="Consolas" w:cs="Consolas"/>
+                <w:b w:val="0"/>
+                <w:bCs w:val="0"/>
+                <w:i w:val="0"/>
+                <w:iCs w:val="0"/>
+                <w:caps w:val="0"/>
+                <w:smallCaps w:val="0"/>
+                <w:color w:val="000000" w:themeColor="text1" w:themeTint="FF" w:themeShade="FF"/>
+                <w:sz w:val="22"/>
+                <w:szCs w:val="22"/>
+                <w:lang w:val="en-US"/>
+              </w:rPr>
+            </w:pPr>
+            <w:r>
+              <w:rPr>
+                <w:rFonts w:ascii="Consolas" w:hAnsi="Consolas" w:eastAsia="Consolas" w:cs="Consolas"/>
+                <w:b w:val="0"/>
+                <w:bCs w:val="0"/>
+                <w:i w:val="0"/>
+                <w:iCs w:val="0"/>
+                <w:caps w:val="0"/>
+                <w:smallCaps w:val="0"/>
+                <w:color w:val="000000" w:themeColor="text1" w:themeTint="FF" w:themeShade="FF"/>
+                <w:sz w:val="22"/>
+                <w:szCs w:val="22"/>
+                <w:lang w:val="en"/>
+              </w:rPr>
+              <w:t>Contract Monitor, If applicable:</w:t>
+            </w:r>
+          </w:p>
+          <w:p>
+            <w:pPr>
+              <w:rPr>
+                <w:rFonts w:ascii="Consolas" w:hAnsi="Consolas" w:eastAsia="Consolas" w:cs="Consolas"/>
+                <w:b w:val="0"/>
+                <w:bCs w:val="0"/>
+                <w:i w:val="0"/>
+                <w:iCs w:val="0"/>
+                <w:caps w:val="0"/>
+                <w:smallCaps w:val="0"/>
+                <w:color w:val="000000" w:themeColor="text1" w:themeTint="FF" w:themeShade="FF"/>
+                <w:sz w:val="22"/>
+                <w:szCs w:val="22"/>
+                <w:lang w:val="en-US"/>
+              </w:rPr>
+            </w:pPr>
+          </w:p>
+          <w:p>
+            <w:pPr>
+              <w:rPr>
+                <w:rFonts w:ascii="Consolas" w:hAnsi="Consolas" w:eastAsia="Consolas" w:cs="Consolas"/>
+                <w:b w:val="0"/>
+                <w:bCs w:val="0"/>
+                <w:i w:val="0"/>
+                <w:iCs w:val="0"/>
+                <w:caps w:val="0"/>
+                <w:smallCaps w:val="0"/>
+                <w:color w:val="000000" w:themeColor="text1" w:themeTint="FF" w:themeShade="FF"/>
+                <w:sz w:val="22"/>
+                <w:szCs w:val="22"/>
+                <w:lang w:val="en-US"/>
+              </w:rPr>
+            </w:pPr>
+            <w:r>
+              <w:rPr>
+                <w:rFonts w:ascii="Consolas" w:hAnsi="Consolas" w:eastAsia="Consolas" w:cs="Consolas"/>
+                <w:b w:val="0"/>
+                <w:bCs w:val="0"/>
+                <w:i w:val="0"/>
+                <w:iCs w:val="0"/>
+                <w:caps w:val="0"/>
+                <w:smallCaps w:val="0"/>
+                <w:strike w:val="0"/>
+                <w:dstrike w:val="0"/>
+                <w:color w:val="000000" w:themeColor="text1" w:themeTint="FF" w:themeShade="FF"/>
+                <w:sz w:val="22"/>
+                <w:szCs w:val="22"/>
+                <w:u w:val="single"/>
+                <w:lang w:val="en-US"/>
+              </w:rPr>
+              <w:t xml:space="preserve">                    </w:t>
+            </w:r>
+            <w:r>
+              <w:rPr>
+                <w:rFonts w:ascii="Consolas" w:hAnsi="Consolas" w:eastAsia="Consolas" w:cs="Consolas"/>
+                <w:b w:val="0"/>
+                <w:bCs w:val="0"/>
+                <w:i w:val="0"/>
+                <w:iCs w:val="0"/>
+                <w:caps w:val="0"/>
+                <w:smallCaps w:val="0"/>
+                <w:strike w:val="0"/>
+                <w:dstrike w:val="0"/>
+                <w:color w:val="000000" w:themeColor="text1" w:themeTint="FF" w:themeShade="FF"/>
+                <w:sz w:val="22"/>
+                <w:szCs w:val="22"/>
+                <w:u w:val="none"/>
+                <w:lang w:val="en-US"/>
+              </w:rPr>
+              <w:t xml:space="preserve">  </w:t>
+            </w:r>
+            <w:r>
+              <w:rPr>
+                <w:rFonts w:ascii="Consolas" w:hAnsi="Consolas" w:eastAsia="Consolas" w:cs="Consolas"/>
+                <w:b w:val="0"/>
+                <w:bCs w:val="0"/>
+                <w:i w:val="0"/>
+                <w:iCs w:val="0"/>
+                <w:caps w:val="0"/>
+                <w:smallCaps w:val="0"/>
+                <w:strike w:val="0"/>
+                <w:dstrike w:val="0"/>
+                <w:color w:val="000000" w:themeColor="text1" w:themeTint="FF" w:themeShade="FF"/>
+                <w:sz w:val="22"/>
+                <w:szCs w:val="22"/>
+                <w:u w:val="single"/>
+                <w:lang w:val="en-US"/>
+              </w:rPr>
+              <w:t xml:space="preserve">               </w:t>
+            </w:r>
+          </w:p>
+          <w:p>
+            <w:pPr>
+              <w:rPr>
+                <w:rFonts w:ascii="Consolas" w:hAnsi="Consolas" w:eastAsia="Consolas" w:cs="Consolas"/>
+                <w:b w:val="0"/>
+                <w:bCs w:val="0"/>
+                <w:i w:val="0"/>
+                <w:iCs w:val="0"/>
+                <w:caps w:val="0"/>
+                <w:smallCaps w:val="0"/>
+                <w:color w:val="000000" w:themeColor="text1" w:themeTint="FF" w:themeShade="FF"/>
+                <w:sz w:val="22"/>
+                <w:szCs w:val="22"/>
+                <w:lang w:val="en-US"/>
+              </w:rPr>
+            </w:pPr>
+            <w:r>
+              <w:rPr>
+                <w:rFonts w:ascii="Consolas" w:hAnsi="Consolas" w:eastAsia="Consolas" w:cs="Consolas"/>
+                <w:b w:val="0"/>
+                <w:bCs w:val="0"/>
+                <w:i w:val="0"/>
+                <w:iCs w:val="0"/>
+                <w:caps w:val="0"/>
+                <w:smallCaps w:val="0"/>
+                <w:strike w:val="0"/>
+                <w:dstrike w:val="0"/>
+                <w:color w:val="000000" w:themeColor="text1" w:themeTint="FF" w:themeShade="FF"/>
+                <w:sz w:val="22"/>
+                <w:szCs w:val="22"/>
+                <w:u w:val="none"/>
+                <w:lang w:val="en-US"/>
+              </w:rPr>
+              <w:t xml:space="preserve">Signature             Date                                                                      </w:t>
+            </w:r>
+          </w:p>
+          <w:p>
+            <w:pPr>
+              <w:rPr>
+                <w:rFonts w:ascii="Consolas" w:hAnsi="Consolas" w:eastAsia="Consolas" w:cs="Consolas"/>
+                <w:b w:val="0"/>
+                <w:bCs w:val="0"/>
+                <w:i w:val="0"/>
+                <w:iCs w:val="0"/>
+                <w:caps w:val="0"/>
+                <w:smallCaps w:val="0"/>
+                <w:color w:val="000000" w:themeColor="text1" w:themeTint="FF" w:themeShade="FF"/>
+                <w:sz w:val="22"/>
+                <w:szCs w:val="22"/>
+                <w:lang w:val="en-US"/>
+              </w:rPr>
+            </w:pPr>
+          </w:p>
+          <w:p>
+            <w:pPr>
+              <w:rPr>
+                <w:rFonts w:ascii="Consolas" w:hAnsi="Consolas" w:eastAsia="Consolas" w:cs="Consolas"/>
+                <w:b w:val="0"/>
+                <w:bCs w:val="0"/>
+                <w:i w:val="0"/>
+                <w:iCs w:val="0"/>
+                <w:caps w:val="0"/>
+                <w:smallCaps w:val="0"/>
+                <w:color w:val="000000" w:themeColor="text1" w:themeTint="FF" w:themeShade="FF"/>
+                <w:sz w:val="22"/>
+                <w:szCs w:val="22"/>
+                <w:lang w:val="en-US"/>
+              </w:rPr>
+            </w:pPr>
+            <w:r>
+              <w:rPr>
+                <w:rFonts w:ascii="Consolas" w:hAnsi="Consolas" w:eastAsia="Consolas" w:cs="Consolas"/>
+                <w:b w:val="0"/>
+                <w:bCs w:val="0"/>
+                <w:i w:val="0"/>
+                <w:iCs w:val="0"/>
+                <w:caps w:val="0"/>
+                <w:smallCaps w:val="0"/>
+                <w:strike w:val="0"/>
+                <w:dstrike w:val="0"/>
+                <w:color w:val="000000" w:themeColor="text1" w:themeTint="FF" w:themeShade="FF"/>
+                <w:sz w:val="22"/>
+                <w:szCs w:val="22"/>
+                <w:u w:val="none"/>
+                <w:lang w:val="en-US"/>
+              </w:rPr>
+              <w:t xml:space="preserve">            </w:t>
+            </w:r>
+            <w:r>
+              <w:rPr>
+                <w:rFonts w:ascii="Consolas" w:hAnsi="Consolas" w:eastAsia="Consolas" w:cs="Consolas"/>
+                <w:b w:val="0"/>
+                <w:bCs w:val="0"/>
+                <w:i w:val="0"/>
+                <w:iCs w:val="0"/>
+                <w:caps w:val="0"/>
+                <w:smallCaps w:val="0"/>
+                <w:strike w:val="0"/>
+                <w:dstrike w:val="0"/>
+                <w:color w:val="000000" w:themeColor="text1" w:themeTint="FF" w:themeShade="FF"/>
+                <w:sz w:val="22"/>
+                <w:szCs w:val="22"/>
+                <w:u w:val="none"/>
+                <w:lang w:val="en-US"/>
+              </w:rPr>
+              <w:t xml:space="preserve">    </w:t>
+            </w:r>
+            <w:r>
+              <w:rPr>
+                <w:rFonts w:ascii="Consolas" w:hAnsi="Consolas" w:eastAsia="Consolas" w:cs="Consolas"/>
+                <w:b w:val="0"/>
+                <w:bCs w:val="0"/>
+                <w:i w:val="0"/>
+                <w:iCs w:val="0"/>
+                <w:caps w:val="0"/>
+                <w:smallCaps w:val="0"/>
+                <w:strike w:val="0"/>
+                <w:dstrike w:val="0"/>
+                <w:color w:val="000000" w:themeColor="text1" w:themeTint="FF" w:themeShade="FF"/>
+                <w:sz w:val="22"/>
+                <w:szCs w:val="22"/>
+                <w:u w:val="none"/>
+                <w:lang w:val="en-US"/>
+              </w:rPr>
+              <w:t xml:space="preserve">Approve </w:t>
+            </w:r>
+            <w:r>
+              <w:rPr>
+                <w:rFonts w:ascii="Consolas" w:hAnsi="Consolas" w:eastAsia="Consolas" w:cs="Consolas"/>
+                <w:b w:val="0"/>
+                <w:bCs w:val="0"/>
+                <w:i w:val="0"/>
+                <w:iCs w:val="0"/>
+                <w:caps w:val="0"/>
+                <w:smallCaps w:val="0"/>
+                <w:strike w:val="0"/>
+                <w:dstrike w:val="0"/>
+                <w:color w:val="000000" w:themeColor="text1" w:themeTint="FF" w:themeShade="FF"/>
+                <w:sz w:val="22"/>
+                <w:szCs w:val="22"/>
+                <w:u w:val="single"/>
+                <w:lang w:val="en-US"/>
+              </w:rPr>
+              <w:t xml:space="preserve">    </w:t>
+            </w:r>
+            <w:r>
+              <w:rPr>
+                <w:rFonts w:ascii="Consolas" w:hAnsi="Consolas" w:eastAsia="Consolas" w:cs="Consolas"/>
+                <w:b w:val="0"/>
+                <w:bCs w:val="0"/>
+                <w:i w:val="0"/>
+                <w:iCs w:val="0"/>
+                <w:caps w:val="0"/>
+                <w:smallCaps w:val="0"/>
+                <w:strike w:val="0"/>
+                <w:dstrike w:val="0"/>
+                <w:color w:val="000000" w:themeColor="text1" w:themeTint="FF" w:themeShade="FF"/>
+                <w:sz w:val="22"/>
+                <w:szCs w:val="22"/>
+                <w:u w:val="none"/>
+                <w:lang w:val="en-US"/>
+              </w:rPr>
+              <w:t xml:space="preserve"> Deny </w:t>
+            </w:r>
+            <w:r>
+              <w:rPr>
+                <w:rFonts w:ascii="Consolas" w:hAnsi="Consolas" w:eastAsia="Consolas" w:cs="Consolas"/>
+                <w:b w:val="0"/>
+                <w:bCs w:val="0"/>
+                <w:i w:val="0"/>
+                <w:iCs w:val="0"/>
+                <w:caps w:val="0"/>
+                <w:smallCaps w:val="0"/>
+                <w:strike w:val="0"/>
+                <w:dstrike w:val="0"/>
+                <w:color w:val="000000" w:themeColor="text1" w:themeTint="FF" w:themeShade="FF"/>
+                <w:sz w:val="22"/>
+                <w:szCs w:val="22"/>
+                <w:u w:val="single"/>
+                <w:lang w:val="en-US"/>
+              </w:rPr>
+              <w:t xml:space="preserve">    </w:t>
+            </w:r>
+          </w:p>
+          <w:p>
+            <w:pPr>
+              <w:rPr>
+                <w:rFonts w:ascii="Consolas" w:hAnsi="Consolas" w:eastAsia="Consolas" w:cs="Consolas"/>
+                <w:b w:val="0"/>
+                <w:bCs w:val="0"/>
+                <w:i w:val="0"/>
+                <w:iCs w:val="0"/>
+                <w:caps w:val="0"/>
+                <w:smallCaps w:val="0"/>
+                <w:color w:val="000000" w:themeColor="text1" w:themeTint="FF" w:themeShade="FF"/>
+                <w:sz w:val="22"/>
+                <w:szCs w:val="22"/>
+                <w:lang w:val="en-US"/>
+              </w:rPr>
+            </w:pPr>
+          </w:p>
+        </w:tc>
+      </w:tr>
+    </w:tbl>
+    <w:p>
+      <w:pPr>
+        <w:tabs>
+          <w:tab w:val="left" w:pos="10800"/>
+        </w:tabs>
+        <w:rPr>
+          <w:lang w:val="en-US"/>
+        </w:rPr>
+      </w:pPr>
+    </w:p>
+    <w:p>
+      <w:pPr>
+        <w:rPr>
+          <w:rFonts w:ascii="Consolas" w:hAnsi="Consolas" w:eastAsia="Consolas" w:cs="Consolas"/>
           <w:sz w:val="10"/>
           <w:szCs w:val="10"/>
         </w:rPr>
@@ -1921,12 +2526,12 @@
     <w:p>
       <w:pPr>
         <w:rPr>
-          <w:rFonts w:ascii="Consolas" w:eastAsia="Consolas" w:hAnsi="Consolas" w:cs="Consolas"/>
-        </w:rPr>
-      </w:pPr>
-      <w:r>
-        <w:rPr>
-          <w:rFonts w:ascii="Consolas" w:eastAsia="Consolas" w:hAnsi="Consolas" w:cs="Consolas"/>
+          <w:rFonts w:ascii="Consolas" w:hAnsi="Consolas" w:eastAsia="Consolas" w:cs="Consolas"/>
+        </w:rPr>
+      </w:pPr>
+      <w:r>
+        <w:rPr>
+          <w:rFonts w:ascii="Consolas" w:hAnsi="Consolas" w:eastAsia="Consolas" w:cs="Consolas"/>
         </w:rPr>
         <w:t>If denied, reasons include:</w:t>
       </w:r>
@@ -1946,7 +2551,7 @@
           <w:footerReference w:type="default" r:id="rId10"/>
           <w:headerReference w:type="first" r:id="rId11"/>
           <w:footerReference w:type="first" r:id="rId12"/>
-          <w:pgSz w:w="12240" w:h="15840"/>
+          <w:pgSz w:w="12240" w:h="15840" w:orient="portrait"/>
           <w:pgMar w:top="648" w:right="720" w:bottom="576" w:left="720" w:header="184" w:footer="720" w:gutter="0"/>
           <w:pgNumType w:start="1"/>
           <w:cols w:space="720"/>
@@ -1955,7 +2560,7 @@
       </w:pPr>
       <w:r>
         <w:rPr>
-          <w:rFonts w:ascii="Consolas" w:eastAsia="Consolas" w:hAnsi="Consolas" w:cs="Consolas"/>
+          <w:rFonts w:ascii="Consolas" w:hAnsi="Consolas" w:eastAsia="Consolas" w:cs="Consolas"/>
           <w:u w:val="single"/>
           <w:lang w:val="en-US"/>
         </w:rPr>
@@ -1964,7 +2569,7 @@
       <w:proofErr w:type="spellStart"/>
       <w:r>
         <w:rPr>
-          <w:rFonts w:ascii="Consolas" w:eastAsia="Consolas" w:hAnsi="Consolas" w:cs="Consolas"/>
+          <w:rFonts w:ascii="Consolas" w:hAnsi="Consolas" w:eastAsia="Consolas" w:cs="Consolas"/>
           <w:u w:val="single"/>
           <w:lang w:val="en-US"/>
         </w:rPr>
@@ -1973,7 +2578,7 @@
       <w:proofErr w:type="spellEnd"/>
       <w:r>
         <w:rPr>
-          <w:rFonts w:ascii="Consolas" w:eastAsia="Consolas" w:hAnsi="Consolas" w:cs="Consolas"/>
+          <w:rFonts w:ascii="Consolas" w:hAnsi="Consolas" w:eastAsia="Consolas" w:cs="Consolas"/>
           <w:u w:val="single"/>
           <w:lang w:val="en-US"/>
         </w:rPr>
@@ -2004,7 +2609,6 @@
           <w:sz w:val="20"/>
           <w:szCs w:val="20"/>
         </w:rPr>
-        <w:lastRenderedPageBreak/>
         <w:t>TENNESSEE CLASSIFICATION INSTRUMENT: DIAGNOSTIC</w:t>
       </w:r>
     </w:p>
@@ -2066,12 +2670,14 @@
         <w:rPr>
           <w:sz w:val="20"/>
           <w:szCs w:val="20"/>
-        </w:rPr>
-      </w:pPr>
-      <w:r>
-        <w:rPr>
-          <w:sz w:val="20"/>
-          <w:szCs w:val="20"/>
+          <w:lang w:val="en-US"/>
+        </w:rPr>
+      </w:pPr>
+      <w:r>
+        <w:rPr>
+          <w:sz w:val="20"/>
+          <w:szCs w:val="20"/>
+          <w:lang w:val="en-US"/>
         </w:rPr>
         <w:t>Violent</w:t>
       </w:r>
@@ -2079,6 +2685,7 @@
         <w:rPr>
           <w:sz w:val="20"/>
           <w:szCs w:val="20"/>
+          <w:lang w:val="en-US"/>
         </w:rPr>
         <w:t>/Assaultive</w:t>
       </w:r>
@@ -2086,6 +2693,7 @@
         <w:rPr>
           <w:sz w:val="20"/>
           <w:szCs w:val="20"/>
+          <w:lang w:val="en-US"/>
         </w:rPr>
         <w:t xml:space="preserve"> Felony Conviction in Last 24 Months _____________ </w:t>
       </w:r>
@@ -2093,6 +2701,7 @@
         <w:rPr>
           <w:sz w:val="20"/>
           <w:szCs w:val="20"/>
+          <w:lang w:val="en-US"/>
         </w:rPr>
         <w:t xml:space="preserve"> </w:t>
       </w:r>
@@ -2100,15 +2709,19 @@
         <w:rPr>
           <w:sz w:val="20"/>
           <w:szCs w:val="20"/>
+          <w:lang w:val="en-US"/>
         </w:rPr>
         <w:t>4</w:t>
       </w:r>
       <w:r>
-        <w:rPr>
-          <w:sz w:val="20"/>
-          <w:szCs w:val="20"/>
-        </w:rPr>
-        <w:tab/>
+        <w:tab/>
+      </w:r>
+      <w:r>
+        <w:rPr>
+          <w:sz w:val="20"/>
+          <w:szCs w:val="20"/>
+          <w:lang w:val="en-US"/>
+        </w:rPr>
         <w:t xml:space="preserve"> </w:t>
       </w:r>
     </w:p>
@@ -2155,6 +2768,12 @@
           <w:szCs w:val="20"/>
         </w:rPr>
         <w:tab/>
+      </w:r>
+      <w:r>
+        <w:rPr>
+          <w:sz w:val="20"/>
+          <w:szCs w:val="20"/>
+        </w:rPr>
         <w:t xml:space="preserve">SCORE: </w:t>
       </w:r>
       <w:r>
@@ -2328,21 +2947,23 @@
         <w:rPr>
           <w:sz w:val="20"/>
           <w:szCs w:val="20"/>
-        </w:rPr>
-      </w:pPr>
-      <w:r>
-        <w:rPr>
-          <w:b/>
-          <w:bCs/>
-          <w:sz w:val="20"/>
-          <w:szCs w:val="20"/>
-        </w:rPr>
-        <w:tab/>
-      </w:r>
-      <w:r>
-        <w:rPr>
-          <w:sz w:val="20"/>
-          <w:szCs w:val="20"/>
+          <w:lang w:val="en-US"/>
+        </w:rPr>
+      </w:pPr>
+      <w:r>
+        <w:rPr>
+          <w:b/>
+          <w:bCs/>
+          <w:sz w:val="20"/>
+          <w:szCs w:val="20"/>
+        </w:rPr>
+        <w:tab/>
+      </w:r>
+      <w:r>
+        <w:rPr>
+          <w:sz w:val="20"/>
+          <w:szCs w:val="20"/>
+          <w:lang w:val="en-US"/>
         </w:rPr>
         <w:t>Low ___________________________________________________</w:t>
       </w:r>
@@ -2350,6 +2971,7 @@
         <w:rPr>
           <w:sz w:val="20"/>
           <w:szCs w:val="20"/>
+          <w:lang w:val="en-US"/>
         </w:rPr>
         <w:t>_</w:t>
       </w:r>
@@ -2357,6 +2979,7 @@
         <w:rPr>
           <w:sz w:val="20"/>
           <w:szCs w:val="20"/>
+          <w:lang w:val="en-US"/>
         </w:rPr>
         <w:t xml:space="preserve"> </w:t>
       </w:r>
@@ -2364,6 +2987,7 @@
         <w:rPr>
           <w:sz w:val="20"/>
           <w:szCs w:val="20"/>
+          <w:lang w:val="en-US"/>
         </w:rPr>
         <w:t xml:space="preserve"> </w:t>
       </w:r>
@@ -2371,6 +2995,7 @@
         <w:rPr>
           <w:sz w:val="20"/>
           <w:szCs w:val="20"/>
+          <w:lang w:val="en-US"/>
         </w:rPr>
         <w:t>10</w:t>
       </w:r>
@@ -2380,21 +3005,23 @@
         <w:rPr>
           <w:sz w:val="20"/>
           <w:szCs w:val="20"/>
-        </w:rPr>
-      </w:pPr>
-      <w:r>
-        <w:rPr>
-          <w:b/>
-          <w:bCs/>
-          <w:sz w:val="20"/>
-          <w:szCs w:val="20"/>
-        </w:rPr>
-        <w:tab/>
-      </w:r>
-      <w:r>
-        <w:rPr>
-          <w:sz w:val="20"/>
-          <w:szCs w:val="20"/>
+          <w:lang w:val="en-US"/>
+        </w:rPr>
+      </w:pPr>
+      <w:r>
+        <w:rPr>
+          <w:b/>
+          <w:bCs/>
+          <w:sz w:val="20"/>
+          <w:szCs w:val="20"/>
+        </w:rPr>
+        <w:tab/>
+      </w:r>
+      <w:r>
+        <w:rPr>
+          <w:sz w:val="20"/>
+          <w:szCs w:val="20"/>
+          <w:lang w:val="en-US"/>
         </w:rPr>
         <w:t>Moderate _______________________________________________</w:t>
       </w:r>
@@ -2402,6 +3029,7 @@
         <w:rPr>
           <w:sz w:val="20"/>
           <w:szCs w:val="20"/>
+          <w:lang w:val="en-US"/>
         </w:rPr>
         <w:t>_</w:t>
       </w:r>
@@ -2409,6 +3037,7 @@
         <w:rPr>
           <w:sz w:val="20"/>
           <w:szCs w:val="20"/>
+          <w:lang w:val="en-US"/>
         </w:rPr>
         <w:t xml:space="preserve"> </w:t>
       </w:r>
@@ -2416,6 +3045,7 @@
         <w:rPr>
           <w:sz w:val="20"/>
           <w:szCs w:val="20"/>
+          <w:lang w:val="en-US"/>
         </w:rPr>
         <w:t xml:space="preserve"> </w:t>
       </w:r>
@@ -2423,6 +3053,7 @@
         <w:rPr>
           <w:sz w:val="20"/>
           <w:szCs w:val="20"/>
+          <w:lang w:val="en-US"/>
         </w:rPr>
         <w:t>11</w:t>
       </w:r>
@@ -2430,25 +3061,27 @@
     <w:p>
       <w:pPr>
         <w:rPr>
-          <w:b/>
-          <w:bCs/>
-          <w:sz w:val="20"/>
-          <w:szCs w:val="20"/>
-        </w:rPr>
-      </w:pPr>
-      <w:r>
-        <w:rPr>
-          <w:b/>
-          <w:bCs/>
-          <w:sz w:val="20"/>
-          <w:szCs w:val="20"/>
-        </w:rPr>
-        <w:tab/>
-      </w:r>
-      <w:r>
-        <w:rPr>
-          <w:sz w:val="20"/>
-          <w:szCs w:val="20"/>
+          <w:b w:val="1"/>
+          <w:bCs w:val="1"/>
+          <w:sz w:val="20"/>
+          <w:szCs w:val="20"/>
+          <w:lang w:val="en-US"/>
+        </w:rPr>
+      </w:pPr>
+      <w:r>
+        <w:rPr>
+          <w:b/>
+          <w:bCs/>
+          <w:sz w:val="20"/>
+          <w:szCs w:val="20"/>
+        </w:rPr>
+        <w:tab/>
+      </w:r>
+      <w:r>
+        <w:rPr>
+          <w:sz w:val="20"/>
+          <w:szCs w:val="20"/>
+          <w:lang w:val="en-US"/>
         </w:rPr>
         <w:t>High ___________________________________________________</w:t>
       </w:r>
@@ -2456,6 +3089,7 @@
         <w:rPr>
           <w:sz w:val="20"/>
           <w:szCs w:val="20"/>
+          <w:lang w:val="en-US"/>
         </w:rPr>
         <w:t>_</w:t>
       </w:r>
@@ -2463,6 +3097,7 @@
         <w:rPr>
           <w:sz w:val="20"/>
           <w:szCs w:val="20"/>
+          <w:lang w:val="en-US"/>
         </w:rPr>
         <w:t xml:space="preserve"> </w:t>
       </w:r>
@@ -2470,6 +3105,7 @@
         <w:rPr>
           <w:sz w:val="20"/>
           <w:szCs w:val="20"/>
+          <w:lang w:val="en-US"/>
         </w:rPr>
         <w:t xml:space="preserve"> 1</w:t>
       </w:r>
@@ -2477,6 +3113,7 @@
         <w:rPr>
           <w:sz w:val="20"/>
           <w:szCs w:val="20"/>
+          <w:lang w:val="en-US"/>
         </w:rPr>
         <w:t>2</w:t>
       </w:r>
@@ -2643,25 +3280,27 @@
     <w:p>
       <w:pPr>
         <w:rPr>
-          <w:b/>
-          <w:bCs/>
-          <w:sz w:val="20"/>
-          <w:szCs w:val="20"/>
-        </w:rPr>
-      </w:pPr>
-      <w:r>
-        <w:rPr>
-          <w:b/>
-          <w:bCs/>
-          <w:sz w:val="20"/>
-          <w:szCs w:val="20"/>
-        </w:rPr>
-        <w:tab/>
-      </w:r>
-      <w:r>
-        <w:rPr>
-          <w:sz w:val="20"/>
-          <w:szCs w:val="20"/>
+          <w:b w:val="1"/>
+          <w:bCs w:val="1"/>
+          <w:sz w:val="20"/>
+          <w:szCs w:val="20"/>
+          <w:lang w:val="en-US"/>
+        </w:rPr>
+      </w:pPr>
+      <w:r>
+        <w:rPr>
+          <w:b/>
+          <w:bCs/>
+          <w:sz w:val="20"/>
+          <w:szCs w:val="20"/>
+        </w:rPr>
+        <w:tab/>
+      </w:r>
+      <w:r>
+        <w:rPr>
+          <w:sz w:val="20"/>
+          <w:szCs w:val="20"/>
+          <w:lang w:val="en-US"/>
         </w:rPr>
         <w:t xml:space="preserve">Yes ____________________________________________________ </w:t>
       </w:r>
@@ -2669,6 +3308,7 @@
         <w:rPr>
           <w:sz w:val="20"/>
           <w:szCs w:val="20"/>
+          <w:lang w:val="en-US"/>
         </w:rPr>
         <w:t xml:space="preserve"> </w:t>
       </w:r>
@@ -2676,6 +3316,7 @@
         <w:rPr>
           <w:sz w:val="20"/>
           <w:szCs w:val="20"/>
+          <w:lang w:val="en-US"/>
         </w:rPr>
         <w:t>6</w:t>
       </w:r>
@@ -3262,21 +3903,23 @@
         <w:rPr>
           <w:sz w:val="20"/>
           <w:szCs w:val="20"/>
-        </w:rPr>
-      </w:pPr>
-      <w:r>
-        <w:rPr>
-          <w:b/>
-          <w:bCs/>
-          <w:sz w:val="20"/>
-          <w:szCs w:val="20"/>
-        </w:rPr>
-        <w:tab/>
-      </w:r>
-      <w:r>
-        <w:rPr>
-          <w:sz w:val="20"/>
-          <w:szCs w:val="20"/>
+          <w:lang w:val="en-US"/>
+        </w:rPr>
+      </w:pPr>
+      <w:r>
+        <w:rPr>
+          <w:b/>
+          <w:bCs/>
+          <w:sz w:val="20"/>
+          <w:szCs w:val="20"/>
+        </w:rPr>
+        <w:tab/>
+      </w:r>
+      <w:r>
+        <w:rPr>
+          <w:sz w:val="20"/>
+          <w:szCs w:val="20"/>
+          <w:lang w:val="en-US"/>
         </w:rPr>
         <w:t>22 - 25 _________________________________________________</w:t>
       </w:r>
@@ -3284,6 +3927,7 @@
         <w:rPr>
           <w:sz w:val="20"/>
           <w:szCs w:val="20"/>
+          <w:lang w:val="en-US"/>
         </w:rPr>
         <w:t xml:space="preserve"> </w:t>
       </w:r>
@@ -3291,6 +3935,7 @@
         <w:rPr>
           <w:sz w:val="20"/>
           <w:szCs w:val="20"/>
+          <w:lang w:val="en-US"/>
         </w:rPr>
         <w:t xml:space="preserve"> </w:t>
       </w:r>
@@ -3298,6 +3943,7 @@
         <w:rPr>
           <w:sz w:val="20"/>
           <w:szCs w:val="20"/>
+          <w:lang w:val="en-US"/>
         </w:rPr>
         <w:t>5</w:t>
       </w:r>
@@ -3305,25 +3951,27 @@
     <w:p>
       <w:pPr>
         <w:rPr>
-          <w:b/>
-          <w:bCs/>
-          <w:sz w:val="20"/>
-          <w:szCs w:val="20"/>
-        </w:rPr>
-      </w:pPr>
-      <w:r>
-        <w:rPr>
-          <w:b/>
-          <w:bCs/>
-          <w:sz w:val="20"/>
-          <w:szCs w:val="20"/>
-        </w:rPr>
-        <w:tab/>
-      </w:r>
-      <w:r>
-        <w:rPr>
-          <w:sz w:val="20"/>
-          <w:szCs w:val="20"/>
+          <w:b w:val="1"/>
+          <w:bCs w:val="1"/>
+          <w:sz w:val="20"/>
+          <w:szCs w:val="20"/>
+          <w:lang w:val="en-US"/>
+        </w:rPr>
+      </w:pPr>
+      <w:r>
+        <w:rPr>
+          <w:b/>
+          <w:bCs/>
+          <w:sz w:val="20"/>
+          <w:szCs w:val="20"/>
+        </w:rPr>
+        <w:tab/>
+      </w:r>
+      <w:r>
+        <w:rPr>
+          <w:sz w:val="20"/>
+          <w:szCs w:val="20"/>
+          <w:lang w:val="en-US"/>
         </w:rPr>
         <w:t xml:space="preserve">26 - 30 </w:t>
       </w:r>
@@ -3331,6 +3979,7 @@
         <w:rPr>
           <w:sz w:val="20"/>
           <w:szCs w:val="20"/>
+          <w:lang w:val="en-US"/>
         </w:rPr>
         <w:t xml:space="preserve">_________________________________________________  </w:t>
       </w:r>
@@ -3338,6 +3987,7 @@
         <w:rPr>
           <w:sz w:val="20"/>
           <w:szCs w:val="20"/>
+          <w:lang w:val="en-US"/>
         </w:rPr>
         <w:t>2</w:t>
       </w:r>
@@ -3347,21 +3997,23 @@
         <w:rPr>
           <w:sz w:val="20"/>
           <w:szCs w:val="20"/>
-        </w:rPr>
-      </w:pPr>
-      <w:r>
-        <w:rPr>
-          <w:b/>
-          <w:bCs/>
-          <w:sz w:val="20"/>
-          <w:szCs w:val="20"/>
-        </w:rPr>
-        <w:tab/>
-      </w:r>
-      <w:r>
-        <w:rPr>
-          <w:sz w:val="20"/>
-          <w:szCs w:val="20"/>
+          <w:lang w:val="en-US"/>
+        </w:rPr>
+      </w:pPr>
+      <w:r>
+        <w:rPr>
+          <w:b/>
+          <w:bCs/>
+          <w:sz w:val="20"/>
+          <w:szCs w:val="20"/>
+        </w:rPr>
+        <w:tab/>
+      </w:r>
+      <w:r>
+        <w:rPr>
+          <w:sz w:val="20"/>
+          <w:szCs w:val="20"/>
+          <w:lang w:val="en-US"/>
         </w:rPr>
         <w:t xml:space="preserve">31 - 35 </w:t>
       </w:r>
@@ -3369,6 +4021,7 @@
         <w:rPr>
           <w:sz w:val="20"/>
           <w:szCs w:val="20"/>
+          <w:lang w:val="en-US"/>
         </w:rPr>
         <w:t xml:space="preserve">_________________________________________________  </w:t>
       </w:r>
@@ -3376,6 +4029,7 @@
         <w:rPr>
           <w:sz w:val="20"/>
           <w:szCs w:val="20"/>
+          <w:lang w:val="en-US"/>
         </w:rPr>
         <w:t>1</w:t>
       </w:r>
@@ -3383,25 +4037,27 @@
     <w:p>
       <w:pPr>
         <w:rPr>
-          <w:b/>
-          <w:bCs/>
-          <w:sz w:val="20"/>
-          <w:szCs w:val="20"/>
-        </w:rPr>
-      </w:pPr>
-      <w:r>
-        <w:rPr>
-          <w:b/>
-          <w:bCs/>
-          <w:sz w:val="20"/>
-          <w:szCs w:val="20"/>
-        </w:rPr>
-        <w:tab/>
-      </w:r>
-      <w:r>
-        <w:rPr>
-          <w:sz w:val="20"/>
-          <w:szCs w:val="20"/>
+          <w:b w:val="1"/>
+          <w:bCs w:val="1"/>
+          <w:sz w:val="20"/>
+          <w:szCs w:val="20"/>
+          <w:lang w:val="en-US"/>
+        </w:rPr>
+      </w:pPr>
+      <w:r>
+        <w:rPr>
+          <w:b/>
+          <w:bCs/>
+          <w:sz w:val="20"/>
+          <w:szCs w:val="20"/>
+        </w:rPr>
+        <w:tab/>
+      </w:r>
+      <w:r>
+        <w:rPr>
+          <w:sz w:val="20"/>
+          <w:szCs w:val="20"/>
+          <w:lang w:val="en-US"/>
         </w:rPr>
         <w:t xml:space="preserve">36 - 40 </w:t>
       </w:r>
@@ -3409,6 +4065,7 @@
         <w:rPr>
           <w:sz w:val="20"/>
           <w:szCs w:val="20"/>
+          <w:lang w:val="en-US"/>
         </w:rPr>
         <w:t xml:space="preserve">_________________________________________________  </w:t>
       </w:r>
@@ -3416,6 +4073,7 @@
         <w:rPr>
           <w:sz w:val="20"/>
           <w:szCs w:val="20"/>
+          <w:lang w:val="en-US"/>
         </w:rPr>
         <w:t>0</w:t>
       </w:r>
@@ -3571,21 +4229,23 @@
         <w:rPr>
           <w:sz w:val="20"/>
           <w:szCs w:val="20"/>
-        </w:rPr>
-      </w:pPr>
-      <w:r>
-        <w:rPr>
-          <w:b/>
-          <w:bCs/>
-          <w:sz w:val="20"/>
-          <w:szCs w:val="20"/>
-        </w:rPr>
-        <w:tab/>
-      </w:r>
-      <w:r>
-        <w:rPr>
-          <w:sz w:val="20"/>
-          <w:szCs w:val="20"/>
+          <w:lang w:val="en-US"/>
+        </w:rPr>
+      </w:pPr>
+      <w:r>
+        <w:rPr>
+          <w:b/>
+          <w:bCs/>
+          <w:sz w:val="20"/>
+          <w:szCs w:val="20"/>
+        </w:rPr>
+        <w:tab/>
+      </w:r>
+      <w:r>
+        <w:rPr>
+          <w:sz w:val="20"/>
+          <w:szCs w:val="20"/>
+          <w:lang w:val="en-US"/>
         </w:rPr>
         <w:t>None __________________________________________________  0</w:t>
       </w:r>
@@ -3851,49 +4511,56 @@
         <w:rPr>
           <w:sz w:val="20"/>
           <w:szCs w:val="20"/>
-        </w:rPr>
-      </w:pPr>
-      <w:r>
-        <w:rPr>
-          <w:b/>
-          <w:bCs/>
+          <w:lang w:val="en-US"/>
+        </w:rPr>
+      </w:pPr>
+      <w:r>
+        <w:rPr>
+          <w:b w:val="1"/>
+          <w:bCs w:val="1"/>
+          <w:lang w:val="en-US"/>
         </w:rPr>
         <w:t>TOTAL SCORE (IF GREATER THAN 4</w:t>
       </w:r>
       <w:r>
         <w:rPr>
-          <w:b/>
-          <w:bCs/>
+          <w:b w:val="1"/>
+          <w:bCs w:val="1"/>
+          <w:lang w:val="en-US"/>
         </w:rPr>
         <w:t>5</w:t>
       </w:r>
       <w:r>
         <w:rPr>
-          <w:b/>
-          <w:bCs/>
+          <w:b w:val="1"/>
+          <w:bCs w:val="1"/>
+          <w:lang w:val="en-US"/>
         </w:rPr>
         <w:t xml:space="preserve"> WRITE 4</w:t>
       </w:r>
       <w:r>
         <w:rPr>
-          <w:b/>
-          <w:bCs/>
+          <w:b w:val="1"/>
+          <w:bCs w:val="1"/>
+          <w:lang w:val="en-US"/>
         </w:rPr>
         <w:t>5</w:t>
       </w:r>
       <w:r>
         <w:rPr>
-          <w:b/>
-          <w:bCs/>
+          <w:b w:val="1"/>
+          <w:bCs w:val="1"/>
+          <w:lang w:val="en-US"/>
         </w:rPr>
         <w:t>)</w:t>
       </w:r>
       <w:r>
         <w:rPr>
-          <w:b/>
-          <w:bCs/>
-          <w:sz w:val="20"/>
-          <w:szCs w:val="20"/>
+          <w:b w:val="1"/>
+          <w:bCs w:val="1"/>
+          <w:sz w:val="20"/>
+          <w:szCs w:val="20"/>
+          <w:lang w:val="en-US"/>
         </w:rPr>
         <w:t xml:space="preserve">: </w:t>
       </w:r>
@@ -3901,22 +4568,23 @@
         <w:rPr>
           <w:sz w:val="20"/>
           <w:szCs w:val="20"/>
+          <w:lang w:val="en-US"/>
         </w:rPr>
         <w:t>{</w:t>
       </w:r>
-      <w:proofErr w:type="spellStart"/>
-      <w:r>
-        <w:rPr>
-          <w:sz w:val="20"/>
-          <w:szCs w:val="20"/>
+      <w:r>
+        <w:rPr>
+          <w:sz w:val="20"/>
+          <w:szCs w:val="20"/>
+          <w:lang w:val="en-US"/>
         </w:rPr>
         <w:t>totalScore</w:t>
       </w:r>
-      <w:proofErr w:type="spellEnd"/>
-      <w:r>
-        <w:rPr>
-          <w:sz w:val="20"/>
-          <w:szCs w:val="20"/>
+      <w:r>
+        <w:rPr>
+          <w:sz w:val="20"/>
+          <w:szCs w:val="20"/>
+          <w:lang w:val="en-US"/>
         </w:rPr>
         <w:t>}</w:t>
       </w:r>
@@ -4075,7 +4743,7 @@
           <w:szCs w:val="20"/>
         </w:rPr>
         <w:sectPr>
-          <w:pgSz w:w="12240" w:h="15840"/>
+          <w:pgSz w:w="12240" w:h="15840" w:orient="portrait"/>
           <w:pgMar w:top="1440" w:right="1440" w:bottom="1440" w:left="1440" w:header="720" w:footer="720" w:gutter="0"/>
           <w:pgNumType w:start="1"/>
           <w:cols w:space="720"/>
@@ -4117,14 +4785,13 @@
       <w:pPr>
         <w:jc w:val="center"/>
         <w:rPr>
-          <w:rFonts w:ascii="Consolas" w:eastAsia="Consolas" w:hAnsi="Consolas" w:cs="Consolas"/>
-        </w:rPr>
-      </w:pPr>
-      <w:r>
-        <w:rPr>
-          <w:rFonts w:ascii="Consolas" w:eastAsia="Consolas" w:hAnsi="Consolas" w:cs="Consolas"/>
-        </w:rPr>
-        <w:lastRenderedPageBreak/>
+          <w:rFonts w:ascii="Consolas" w:hAnsi="Consolas" w:eastAsia="Consolas" w:cs="Consolas"/>
+        </w:rPr>
+      </w:pPr>
+      <w:r>
+        <w:rPr>
+          <w:rFonts w:ascii="Consolas" w:hAnsi="Consolas" w:eastAsia="Consolas" w:cs="Consolas"/>
+        </w:rPr>
         <w:t>TENNESSEE DEPARTMENT OF CORRECTION</w:t>
       </w:r>
     </w:p>
@@ -4132,12 +4799,12 @@
       <w:pPr>
         <w:jc w:val="center"/>
         <w:rPr>
-          <w:rFonts w:ascii="Consolas" w:eastAsia="Consolas" w:hAnsi="Consolas" w:cs="Consolas"/>
-        </w:rPr>
-      </w:pPr>
-      <w:r>
-        <w:rPr>
-          <w:rFonts w:ascii="Consolas" w:eastAsia="Consolas" w:hAnsi="Consolas" w:cs="Consolas"/>
+          <w:rFonts w:ascii="Consolas" w:hAnsi="Consolas" w:eastAsia="Consolas" w:cs="Consolas"/>
+        </w:rPr>
+      </w:pPr>
+      <w:r>
+        <w:rPr>
+          <w:rFonts w:ascii="Consolas" w:hAnsi="Consolas" w:eastAsia="Consolas" w:cs="Consolas"/>
         </w:rPr>
         <w:t>CLASSIFICATION HEARING NOTICE</w:t>
       </w:r>
@@ -4146,20 +4813,20 @@
       <w:pPr>
         <w:jc w:val="center"/>
         <w:rPr>
-          <w:rFonts w:ascii="Consolas" w:eastAsia="Consolas" w:hAnsi="Consolas" w:cs="Consolas"/>
-        </w:rPr>
-      </w:pPr>
-    </w:p>
-    <w:p>
-      <w:pPr>
-        <w:rPr>
-          <w:rFonts w:ascii="Consolas" w:eastAsia="Consolas" w:hAnsi="Consolas" w:cs="Consolas"/>
-          <w:lang w:val="en-US"/>
-        </w:rPr>
-      </w:pPr>
-      <w:r>
-        <w:rPr>
-          <w:rFonts w:ascii="Consolas" w:eastAsia="Consolas" w:hAnsi="Consolas" w:cs="Consolas"/>
+          <w:rFonts w:ascii="Consolas" w:hAnsi="Consolas" w:eastAsia="Consolas" w:cs="Consolas"/>
+        </w:rPr>
+      </w:pPr>
+    </w:p>
+    <w:p>
+      <w:pPr>
+        <w:rPr>
+          <w:rFonts w:ascii="Consolas" w:hAnsi="Consolas" w:eastAsia="Consolas" w:cs="Consolas"/>
+          <w:lang w:val="en-US"/>
+        </w:rPr>
+      </w:pPr>
+      <w:r>
+        <w:rPr>
+          <w:rFonts w:ascii="Consolas" w:hAnsi="Consolas" w:eastAsia="Consolas" w:cs="Consolas"/>
           <w:lang w:val="en-US"/>
         </w:rPr>
         <w:t>TOMIS ID: {</w:t>
@@ -4167,7 +4834,7 @@
       <w:proofErr w:type="spellStart"/>
       <w:r>
         <w:rPr>
-          <w:rFonts w:ascii="Consolas" w:eastAsia="Consolas" w:hAnsi="Consolas" w:cs="Consolas"/>
+          <w:rFonts w:ascii="Consolas" w:hAnsi="Consolas" w:eastAsia="Consolas" w:cs="Consolas"/>
           <w:lang w:val="en-US"/>
         </w:rPr>
         <w:t>omsId</w:t>
@@ -4175,7 +4842,7 @@
       <w:proofErr w:type="spellEnd"/>
       <w:r>
         <w:rPr>
-          <w:rFonts w:ascii="Consolas" w:eastAsia="Consolas" w:hAnsi="Consolas" w:cs="Consolas"/>
+          <w:rFonts w:ascii="Consolas" w:hAnsi="Consolas" w:eastAsia="Consolas" w:cs="Consolas"/>
           <w:lang w:val="en-US"/>
         </w:rPr>
         <w:t>}</w:t>
@@ -4188,7 +4855,7 @@
       </w:r>
       <w:r>
         <w:rPr>
-          <w:rFonts w:ascii="Consolas" w:eastAsia="Consolas" w:hAnsi="Consolas" w:cs="Consolas"/>
+          <w:rFonts w:ascii="Consolas" w:hAnsi="Consolas" w:eastAsia="Consolas" w:cs="Consolas"/>
           <w:lang w:val="en-US"/>
         </w:rPr>
         <w:t>{</w:t>
@@ -4196,7 +4863,7 @@
       <w:proofErr w:type="spellStart"/>
       <w:r>
         <w:rPr>
-          <w:rFonts w:ascii="Consolas" w:eastAsia="Consolas" w:hAnsi="Consolas" w:cs="Consolas"/>
+          <w:rFonts w:ascii="Consolas" w:hAnsi="Consolas" w:eastAsia="Consolas" w:cs="Consolas"/>
           <w:lang w:val="en-US"/>
         </w:rPr>
         <w:t>residentFullName</w:t>
@@ -4204,7 +4871,7 @@
       <w:proofErr w:type="spellEnd"/>
       <w:r>
         <w:rPr>
-          <w:rFonts w:ascii="Consolas" w:eastAsia="Consolas" w:hAnsi="Consolas" w:cs="Consolas"/>
+          <w:rFonts w:ascii="Consolas" w:hAnsi="Consolas" w:eastAsia="Consolas" w:cs="Consolas"/>
           <w:lang w:val="en-US"/>
         </w:rPr>
         <w:t>}</w:t>
@@ -4213,12 +4880,12 @@
     <w:p>
       <w:pPr>
         <w:rPr>
-          <w:rFonts w:ascii="Consolas" w:eastAsia="Consolas" w:hAnsi="Consolas" w:cs="Consolas"/>
-        </w:rPr>
-      </w:pPr>
-      <w:r>
-        <w:rPr>
-          <w:rFonts w:ascii="Consolas" w:eastAsia="Consolas" w:hAnsi="Consolas" w:cs="Consolas"/>
+          <w:rFonts w:ascii="Consolas" w:hAnsi="Consolas" w:eastAsia="Consolas" w:cs="Consolas"/>
+        </w:rPr>
+      </w:pPr>
+      <w:r>
+        <w:rPr>
+          <w:rFonts w:ascii="Consolas" w:hAnsi="Consolas" w:eastAsia="Consolas" w:cs="Consolas"/>
         </w:rPr>
         <w:t>CAF DATE: {date}</w:t>
       </w:r>
@@ -4226,20 +4893,20 @@
     <w:p>
       <w:pPr>
         <w:rPr>
-          <w:rFonts w:ascii="Consolas" w:eastAsia="Consolas" w:hAnsi="Consolas" w:cs="Consolas"/>
-        </w:rPr>
-      </w:pPr>
-    </w:p>
-    <w:p>
-      <w:pPr>
-        <w:rPr>
-          <w:rFonts w:ascii="Consolas" w:eastAsia="Consolas" w:hAnsi="Consolas" w:cs="Consolas"/>
-          <w:lang w:val="en-US"/>
-        </w:rPr>
-      </w:pPr>
-      <w:r>
-        <w:rPr>
-          <w:rFonts w:ascii="Consolas" w:eastAsia="Consolas" w:hAnsi="Consolas" w:cs="Consolas"/>
+          <w:rFonts w:ascii="Consolas" w:hAnsi="Consolas" w:eastAsia="Consolas" w:cs="Consolas"/>
+        </w:rPr>
+      </w:pPr>
+    </w:p>
+    <w:p>
+      <w:pPr>
+        <w:rPr>
+          <w:rFonts w:ascii="Consolas" w:hAnsi="Consolas" w:eastAsia="Consolas" w:cs="Consolas"/>
+          <w:lang w:val="en-US"/>
+        </w:rPr>
+      </w:pPr>
+      <w:r>
+        <w:rPr>
+          <w:rFonts w:ascii="Consolas" w:hAnsi="Consolas" w:eastAsia="Consolas" w:cs="Consolas"/>
           <w:lang w:val="en-US"/>
         </w:rPr>
         <w:t>This is to inform you that your classification hearing will be held on {</w:t>
@@ -4247,7 +4914,7 @@
       <w:proofErr w:type="spellStart"/>
       <w:r>
         <w:rPr>
-          <w:rFonts w:ascii="Consolas" w:eastAsia="Consolas" w:hAnsi="Consolas" w:cs="Consolas"/>
+          <w:rFonts w:ascii="Consolas" w:hAnsi="Consolas" w:eastAsia="Consolas" w:cs="Consolas"/>
           <w:lang w:val="en-US"/>
         </w:rPr>
         <w:t>hearingDate</w:t>
@@ -4255,7 +4922,7 @@
       <w:proofErr w:type="spellEnd"/>
       <w:r>
         <w:rPr>
-          <w:rFonts w:ascii="Consolas" w:eastAsia="Consolas" w:hAnsi="Consolas" w:cs="Consolas"/>
+          <w:rFonts w:ascii="Consolas" w:hAnsi="Consolas" w:eastAsia="Consolas" w:cs="Consolas"/>
           <w:lang w:val="en-US"/>
         </w:rPr>
         <w:t>} at {</w:t>
@@ -4263,7 +4930,7 @@
       <w:proofErr w:type="spellStart"/>
       <w:r>
         <w:rPr>
-          <w:rFonts w:ascii="Consolas" w:eastAsia="Consolas" w:hAnsi="Consolas" w:cs="Consolas"/>
+          <w:rFonts w:ascii="Consolas" w:hAnsi="Consolas" w:eastAsia="Consolas" w:cs="Consolas"/>
           <w:lang w:val="en-US"/>
         </w:rPr>
         <w:t>hearingLocation</w:t>
@@ -4271,7 +4938,7 @@
       <w:proofErr w:type="spellEnd"/>
       <w:r>
         <w:rPr>
-          <w:rFonts w:ascii="Consolas" w:eastAsia="Consolas" w:hAnsi="Consolas" w:cs="Consolas"/>
+          <w:rFonts w:ascii="Consolas" w:hAnsi="Consolas" w:eastAsia="Consolas" w:cs="Consolas"/>
           <w:lang w:val="en-US"/>
         </w:rPr>
         <w:t>}.</w:t>
@@ -4280,39 +4947,42 @@
     <w:p>
       <w:pPr>
         <w:rPr>
-          <w:rFonts w:ascii="Consolas" w:eastAsia="Consolas" w:hAnsi="Consolas" w:cs="Consolas"/>
-        </w:rPr>
-      </w:pPr>
-    </w:p>
-    <w:p>
-      <w:pPr>
-        <w:rPr>
-          <w:rFonts w:ascii="Consolas" w:eastAsia="Consolas" w:hAnsi="Consolas" w:cs="Consolas"/>
-        </w:rPr>
-      </w:pPr>
-      <w:r>
-        <w:rPr>
-          <w:rFonts w:ascii="Consolas" w:eastAsia="Consolas" w:hAnsi="Consolas" w:cs="Consolas"/>
+          <w:rFonts w:ascii="Consolas" w:hAnsi="Consolas" w:eastAsia="Consolas" w:cs="Consolas"/>
+        </w:rPr>
+      </w:pPr>
+    </w:p>
+    <w:p>
+      <w:pPr>
+        <w:rPr>
+          <w:rFonts w:ascii="Consolas" w:hAnsi="Consolas" w:eastAsia="Consolas" w:cs="Consolas"/>
+          <w:lang w:val="en-US"/>
+        </w:rPr>
+      </w:pPr>
+      <w:r>
+        <w:rPr>
+          <w:rFonts w:ascii="Consolas" w:hAnsi="Consolas" w:eastAsia="Consolas" w:cs="Consolas"/>
+          <w:lang w:val="en-US"/>
         </w:rPr>
         <w:t>Classification Date:</w:t>
       </w:r>
       <w:r>
         <w:rPr>
-          <w:rFonts w:ascii="Consolas" w:eastAsia="Consolas" w:hAnsi="Consolas" w:cs="Consolas"/>
+          <w:rFonts w:ascii="Consolas" w:hAnsi="Consolas" w:eastAsia="Consolas" w:cs="Consolas"/>
+          <w:lang w:val="en-US"/>
         </w:rPr>
         <w:t xml:space="preserve"> {</w:t>
       </w:r>
-      <w:proofErr w:type="spellStart"/>
-      <w:r>
-        <w:rPr>
-          <w:rFonts w:ascii="Consolas" w:eastAsia="Consolas" w:hAnsi="Consolas" w:cs="Consolas"/>
+      <w:r>
+        <w:rPr>
+          <w:rFonts w:ascii="Consolas" w:hAnsi="Consolas" w:eastAsia="Consolas" w:cs="Consolas"/>
+          <w:lang w:val="en-US"/>
         </w:rPr>
         <w:t>hearingClassificationDate</w:t>
       </w:r>
-      <w:proofErr w:type="spellEnd"/>
-      <w:r>
-        <w:rPr>
-          <w:rFonts w:ascii="Consolas" w:eastAsia="Consolas" w:hAnsi="Consolas" w:cs="Consolas"/>
+      <w:r>
+        <w:rPr>
+          <w:rFonts w:ascii="Consolas" w:hAnsi="Consolas" w:eastAsia="Consolas" w:cs="Consolas"/>
+          <w:lang w:val="en-US"/>
         </w:rPr>
         <w:t>}</w:t>
       </w:r>
@@ -4320,26 +4990,28 @@
     <w:p>
       <w:pPr>
         <w:rPr>
-          <w:rFonts w:ascii="Consolas" w:eastAsia="Consolas" w:hAnsi="Consolas" w:cs="Consolas"/>
-        </w:rPr>
-      </w:pPr>
-      <w:r>
-        <w:rPr>
-          <w:rFonts w:ascii="Consolas" w:eastAsia="Consolas" w:hAnsi="Consolas" w:cs="Consolas"/>
+          <w:rFonts w:ascii="Consolas" w:hAnsi="Consolas" w:eastAsia="Consolas" w:cs="Consolas"/>
+          <w:lang w:val="en-US"/>
+        </w:rPr>
+      </w:pPr>
+      <w:r>
+        <w:rPr>
+          <w:rFonts w:ascii="Consolas" w:hAnsi="Consolas" w:eastAsia="Consolas" w:cs="Consolas"/>
+          <w:lang w:val="en-US"/>
         </w:rPr>
         <w:t>Classification Type: {</w:t>
       </w:r>
-      <w:proofErr w:type="spellStart"/>
-      <w:r>
-        <w:rPr>
-          <w:rFonts w:ascii="Consolas" w:eastAsia="Consolas" w:hAnsi="Consolas" w:cs="Consolas"/>
+      <w:r>
+        <w:rPr>
+          <w:rFonts w:ascii="Consolas" w:hAnsi="Consolas" w:eastAsia="Consolas" w:cs="Consolas"/>
+          <w:lang w:val="en-US"/>
         </w:rPr>
         <w:t>classificationType</w:t>
       </w:r>
-      <w:proofErr w:type="spellEnd"/>
-      <w:r>
-        <w:rPr>
-          <w:rFonts w:ascii="Consolas" w:eastAsia="Consolas" w:hAnsi="Consolas" w:cs="Consolas"/>
+      <w:r>
+        <w:rPr>
+          <w:rFonts w:ascii="Consolas" w:hAnsi="Consolas" w:eastAsia="Consolas" w:cs="Consolas"/>
+          <w:lang w:val="en-US"/>
         </w:rPr>
         <w:t>}</w:t>
       </w:r>
@@ -4402,7 +5074,7 @@
       </w:r>
     </w:p>
     <w:sectPr>
-      <w:pgSz w:w="12240" w:h="15840"/>
+      <w:pgSz w:w="12240" w:h="15840" w:orient="portrait"/>
       <w:pgMar w:top="1440" w:right="1440" w:bottom="1440" w:left="1440" w:header="720" w:footer="720" w:gutter="0"/>
       <w:pgNumType w:start="1"/>
       <w:cols w:space="720"/>
@@ -4635,7 +5307,7 @@
         <w:ind w:left="720" w:hanging="360"/>
       </w:pPr>
       <w:rPr>
-        <w:rFonts w:ascii="Consolas" w:hAnsi="Consolas" w:cs="Consolas" w:hint="default"/>
+        <w:rFonts w:hint="default" w:ascii="Consolas" w:hAnsi="Consolas" w:cs="Consolas"/>
         <w:color w:val="000000"/>
         <w:sz w:val="22"/>
       </w:rPr>
@@ -5068,11 +5740,11 @@
 </file>
 
 <file path=word/styles.xml><?xml version="1.0" encoding="utf-8"?>
-<w:styles xmlns:mc="http://schemas.openxmlformats.org/markup-compatibility/2006" xmlns:r="http://schemas.openxmlformats.org/officeDocument/2006/relationships" xmlns:w="http://schemas.openxmlformats.org/wordprocessingml/2006/main" xmlns:w14="http://schemas.microsoft.com/office/word/2010/wordml" xmlns:w15="http://schemas.microsoft.com/office/word/2012/wordml" xmlns:w16cex="http://schemas.microsoft.com/office/word/2018/wordml/cex" xmlns:w16cid="http://schemas.microsoft.com/office/word/2016/wordml/cid" xmlns:w16="http://schemas.microsoft.com/office/word/2018/wordml" xmlns:w16du="http://schemas.microsoft.com/office/word/2023/wordml/word16du" xmlns:w16sdtdh="http://schemas.microsoft.com/office/word/2020/wordml/sdtdatahash" xmlns:w16sdtfl="http://schemas.microsoft.com/office/word/2024/wordml/sdtformatlock" xmlns:w16se="http://schemas.microsoft.com/office/word/2015/wordml/symex" mc:Ignorable="w14 w15 w16se w16cid w16 w16cex w16sdtdh w16sdtfl w16du">
+<w:styles xmlns:wp14="http://schemas.microsoft.com/office/word/2010/wordprocessingDrawing" xmlns:mc="http://schemas.openxmlformats.org/markup-compatibility/2006" xmlns:r="http://schemas.openxmlformats.org/officeDocument/2006/relationships" xmlns:w="http://schemas.openxmlformats.org/wordprocessingml/2006/main" xmlns:w14="http://schemas.microsoft.com/office/word/2010/wordml" xmlns:w15="http://schemas.microsoft.com/office/word/2012/wordml" xmlns:w16cex="http://schemas.microsoft.com/office/word/2018/wordml/cex" xmlns:w16cid="http://schemas.microsoft.com/office/word/2016/wordml/cid" xmlns:w16="http://schemas.microsoft.com/office/word/2018/wordml" xmlns:w16du="http://schemas.microsoft.com/office/word/2023/wordml/word16du" xmlns:w16sdtdh="http://schemas.microsoft.com/office/word/2020/wordml/sdtdatahash" xmlns:w16sdtfl="http://schemas.microsoft.com/office/word/2024/wordml/sdtformatlock" xmlns:w16se="http://schemas.microsoft.com/office/word/2015/wordml/symex" mc:Ignorable="w14 w15 w16se w16cid w16 w16cex w16sdtdh w16sdtfl w16du wp14">
   <w:docDefaults>
     <w:rPrDefault>
       <w:rPr>
-        <w:rFonts w:ascii="Arial" w:eastAsia="Arial" w:hAnsi="Arial" w:cs="Arial"/>
+        <w:rFonts w:ascii="Arial" w:hAnsi="Arial" w:eastAsia="Arial" w:cs="Arial"/>
         <w:sz w:val="22"/>
         <w:szCs w:val="22"/>
         <w:lang w:val="en" w:eastAsia="en-US" w:bidi="ar-SA"/>
@@ -5087,14 +5759,14 @@
   <w:latentStyles w:defLockedState="0" w:defUIPriority="99" w:defSemiHidden="0" w:defUnhideWhenUsed="0" w:defQFormat="0" w:count="376">
     <w:lsdException w:name="Normal" w:uiPriority="0" w:qFormat="1"/>
     <w:lsdException w:name="heading 1" w:uiPriority="9" w:qFormat="1"/>
-    <w:lsdException w:name="heading 2" w:semiHidden="1" w:uiPriority="9" w:unhideWhenUsed="1" w:qFormat="1"/>
-    <w:lsdException w:name="heading 3" w:semiHidden="1" w:uiPriority="9" w:unhideWhenUsed="1" w:qFormat="1"/>
-    <w:lsdException w:name="heading 4" w:semiHidden="1" w:uiPriority="9" w:unhideWhenUsed="1" w:qFormat="1"/>
-    <w:lsdException w:name="heading 5" w:semiHidden="1" w:uiPriority="9" w:unhideWhenUsed="1" w:qFormat="1"/>
-    <w:lsdException w:name="heading 6" w:semiHidden="1" w:uiPriority="9" w:unhideWhenUsed="1" w:qFormat="1"/>
-    <w:lsdException w:name="heading 7" w:semiHidden="1" w:uiPriority="9" w:unhideWhenUsed="1" w:qFormat="1"/>
-    <w:lsdException w:name="heading 8" w:semiHidden="1" w:uiPriority="9" w:unhideWhenUsed="1" w:qFormat="1"/>
-    <w:lsdException w:name="heading 9" w:semiHidden="1" w:uiPriority="9" w:unhideWhenUsed="1" w:qFormat="1"/>
+    <w:lsdException w:name="heading 2" w:uiPriority="9" w:semiHidden="1" w:unhideWhenUsed="1" w:qFormat="1"/>
+    <w:lsdException w:name="heading 3" w:uiPriority="9" w:semiHidden="1" w:unhideWhenUsed="1" w:qFormat="1"/>
+    <w:lsdException w:name="heading 4" w:uiPriority="9" w:semiHidden="1" w:unhideWhenUsed="1" w:qFormat="1"/>
+    <w:lsdException w:name="heading 5" w:uiPriority="9" w:semiHidden="1" w:unhideWhenUsed="1" w:qFormat="1"/>
+    <w:lsdException w:name="heading 6" w:uiPriority="9" w:semiHidden="1" w:unhideWhenUsed="1" w:qFormat="1"/>
+    <w:lsdException w:name="heading 7" w:uiPriority="9" w:semiHidden="1" w:unhideWhenUsed="1" w:qFormat="1"/>
+    <w:lsdException w:name="heading 8" w:uiPriority="9" w:semiHidden="1" w:unhideWhenUsed="1" w:qFormat="1"/>
+    <w:lsdException w:name="heading 9" w:uiPriority="9" w:semiHidden="1" w:unhideWhenUsed="1" w:qFormat="1"/>
     <w:lsdException w:name="index 1" w:semiHidden="1" w:unhideWhenUsed="1"/>
     <w:lsdException w:name="index 2" w:semiHidden="1" w:unhideWhenUsed="1"/>
     <w:lsdException w:name="index 3" w:semiHidden="1" w:unhideWhenUsed="1"/>
@@ -5104,22 +5776,22 @@
     <w:lsdException w:name="index 7" w:semiHidden="1" w:unhideWhenUsed="1"/>
     <w:lsdException w:name="index 8" w:semiHidden="1" w:unhideWhenUsed="1"/>
     <w:lsdException w:name="index 9" w:semiHidden="1" w:unhideWhenUsed="1"/>
-    <w:lsdException w:name="toc 1" w:semiHidden="1" w:uiPriority="39" w:unhideWhenUsed="1"/>
-    <w:lsdException w:name="toc 2" w:semiHidden="1" w:uiPriority="39" w:unhideWhenUsed="1"/>
-    <w:lsdException w:name="toc 3" w:semiHidden="1" w:uiPriority="39" w:unhideWhenUsed="1"/>
-    <w:lsdException w:name="toc 4" w:semiHidden="1" w:uiPriority="39" w:unhideWhenUsed="1"/>
-    <w:lsdException w:name="toc 5" w:semiHidden="1" w:uiPriority="39" w:unhideWhenUsed="1"/>
-    <w:lsdException w:name="toc 6" w:semiHidden="1" w:uiPriority="39" w:unhideWhenUsed="1"/>
-    <w:lsdException w:name="toc 7" w:semiHidden="1" w:uiPriority="39" w:unhideWhenUsed="1"/>
-    <w:lsdException w:name="toc 8" w:semiHidden="1" w:uiPriority="39" w:unhideWhenUsed="1"/>
-    <w:lsdException w:name="toc 9" w:semiHidden="1" w:uiPriority="39" w:unhideWhenUsed="1"/>
+    <w:lsdException w:name="toc 1" w:uiPriority="39" w:semiHidden="1" w:unhideWhenUsed="1"/>
+    <w:lsdException w:name="toc 2" w:uiPriority="39" w:semiHidden="1" w:unhideWhenUsed="1"/>
+    <w:lsdException w:name="toc 3" w:uiPriority="39" w:semiHidden="1" w:unhideWhenUsed="1"/>
+    <w:lsdException w:name="toc 4" w:uiPriority="39" w:semiHidden="1" w:unhideWhenUsed="1"/>
+    <w:lsdException w:name="toc 5" w:uiPriority="39" w:semiHidden="1" w:unhideWhenUsed="1"/>
+    <w:lsdException w:name="toc 6" w:uiPriority="39" w:semiHidden="1" w:unhideWhenUsed="1"/>
+    <w:lsdException w:name="toc 7" w:uiPriority="39" w:semiHidden="1" w:unhideWhenUsed="1"/>
+    <w:lsdException w:name="toc 8" w:uiPriority="39" w:semiHidden="1" w:unhideWhenUsed="1"/>
+    <w:lsdException w:name="toc 9" w:uiPriority="39" w:semiHidden="1" w:unhideWhenUsed="1"/>
     <w:lsdException w:name="Normal Indent" w:semiHidden="1" w:unhideWhenUsed="1"/>
     <w:lsdException w:name="footnote text" w:semiHidden="1" w:unhideWhenUsed="1"/>
     <w:lsdException w:name="annotation text" w:semiHidden="1" w:unhideWhenUsed="1"/>
     <w:lsdException w:name="header" w:semiHidden="1" w:unhideWhenUsed="1"/>
     <w:lsdException w:name="footer" w:semiHidden="1" w:unhideWhenUsed="1"/>
     <w:lsdException w:name="index heading" w:semiHidden="1" w:unhideWhenUsed="1"/>
-    <w:lsdException w:name="caption" w:semiHidden="1" w:uiPriority="35" w:unhideWhenUsed="1" w:qFormat="1"/>
+    <w:lsdException w:name="caption" w:uiPriority="35" w:semiHidden="1" w:unhideWhenUsed="1" w:qFormat="1"/>
     <w:lsdException w:name="table of figures" w:semiHidden="1" w:unhideWhenUsed="1"/>
     <w:lsdException w:name="envelope address" w:semiHidden="1" w:unhideWhenUsed="1"/>
     <w:lsdException w:name="envelope return" w:semiHidden="1" w:unhideWhenUsed="1"/>
@@ -5150,7 +5822,7 @@
     <w:lsdException w:name="Title" w:uiPriority="10" w:qFormat="1"/>
     <w:lsdException w:name="Closing" w:semiHidden="1" w:unhideWhenUsed="1"/>
     <w:lsdException w:name="Signature" w:semiHidden="1" w:unhideWhenUsed="1"/>
-    <w:lsdException w:name="Default Paragraph Font" w:semiHidden="1" w:uiPriority="1" w:unhideWhenUsed="1"/>
+    <w:lsdException w:name="Default Paragraph Font" w:uiPriority="1" w:semiHidden="1" w:unhideWhenUsed="1"/>
     <w:lsdException w:name="Body Text" w:semiHidden="1" w:unhideWhenUsed="1"/>
     <w:lsdException w:name="Body Text Indent" w:semiHidden="1" w:unhideWhenUsed="1"/>
     <w:lsdException w:name="List Continue" w:semiHidden="1" w:unhideWhenUsed="1"/>
@@ -5350,8 +6022,8 @@
     <w:lsdException w:name="Subtle Reference" w:uiPriority="31" w:qFormat="1"/>
     <w:lsdException w:name="Intense Reference" w:uiPriority="32" w:qFormat="1"/>
     <w:lsdException w:name="Book Title" w:uiPriority="33" w:qFormat="1"/>
-    <w:lsdException w:name="Bibliography" w:semiHidden="1" w:uiPriority="37" w:unhideWhenUsed="1"/>
-    <w:lsdException w:name="TOC Heading" w:semiHidden="1" w:uiPriority="39" w:unhideWhenUsed="1" w:qFormat="1"/>
+    <w:lsdException w:name="Bibliography" w:uiPriority="37" w:semiHidden="1" w:unhideWhenUsed="1"/>
+    <w:lsdException w:name="TOC Heading" w:uiPriority="39" w:semiHidden="1" w:unhideWhenUsed="1" w:qFormat="1"/>
     <w:lsdException w:name="Plain Table 1" w:uiPriority="41"/>
     <w:lsdException w:name="Plain Table 2" w:uiPriority="42"/>
     <w:lsdException w:name="Plain Table 3" w:uiPriority="43"/>
@@ -5462,7 +6134,7 @@
     <w:lsdException w:name="Unresolved Mention" w:semiHidden="1" w:unhideWhenUsed="1"/>
     <w:lsdException w:name="Smart Link" w:semiHidden="1" w:unhideWhenUsed="1"/>
   </w:latentStyles>
-  <w:style w:type="paragraph" w:default="1" w:styleId="Normal">
+  <w:style w:type="paragraph" w:styleId="Normal" w:default="1">
     <w:name w:val="Normal"/>
     <w:qFormat/>
   </w:style>
@@ -5580,13 +6252,13 @@
       <w:color w:val="666666"/>
     </w:rPr>
   </w:style>
-  <w:style w:type="character" w:default="1" w:styleId="DefaultParagraphFont">
+  <w:style w:type="character" w:styleId="DefaultParagraphFont" w:default="1">
     <w:name w:val="Default Paragraph Font"/>
     <w:uiPriority w:val="1"/>
     <w:semiHidden/>
     <w:unhideWhenUsed/>
   </w:style>
-  <w:style w:type="table" w:default="1" w:styleId="TableNormal">
+  <w:style w:type="table" w:styleId="TableNormal" w:default="1">
     <w:name w:val="Normal Table"/>
     <w:uiPriority w:val="99"/>
     <w:semiHidden/>
@@ -5601,13 +6273,13 @@
       </w:tblCellMar>
     </w:tblPr>
   </w:style>
-  <w:style w:type="numbering" w:default="1" w:styleId="NoList">
+  <w:style w:type="numbering" w:styleId="NoList" w:default="1">
     <w:name w:val="No List"/>
     <w:uiPriority w:val="99"/>
     <w:semiHidden/>
     <w:unhideWhenUsed/>
   </w:style>
-  <w:style w:type="table" w:customStyle="1" w:styleId="TableNormal0">
+  <w:style w:type="table" w:styleId="TableNormal0" w:customStyle="1">
     <w:name w:val="TableNormal"/>
     <w:tblPr>
       <w:tblCellMar>
@@ -5652,7 +6324,7 @@
     </w:rPr>
   </w:style>
   <w:style w:type="paragraph" w:styleId="CommentText">
-    <w:name w:val="annotation text"/>
+    <w:name w:val="Comment Text"/>
     <w:basedOn w:val="Normal"/>
     <w:link w:val="CommentTextChar"/>
     <w:uiPriority w:val="99"/>
@@ -5666,7 +6338,7 @@
       <w:szCs w:val="20"/>
     </w:rPr>
   </w:style>
-  <w:style w:type="character" w:customStyle="1" w:styleId="CommentTextChar">
+  <w:style w:type="character" w:styleId="CommentTextChar" w:customStyle="1">
     <w:name w:val="Comment Text Char"/>
     <w:basedOn w:val="DefaultParagraphFont"/>
     <w:link w:val="CommentText"/>
@@ -5678,7 +6350,7 @@
     </w:rPr>
   </w:style>
   <w:style w:type="character" w:styleId="CommentReference">
-    <w:name w:val="annotation reference"/>
+    <w:name w:val="Comment Reference"/>
     <w:basedOn w:val="DefaultParagraphFont"/>
     <w:uiPriority w:val="99"/>
     <w:semiHidden/>
@@ -5703,7 +6375,7 @@
       <w:spacing w:line="240" w:lineRule="auto"/>
     </w:pPr>
   </w:style>
-  <w:style w:type="character" w:customStyle="1" w:styleId="HeaderChar">
+  <w:style w:type="character" w:styleId="HeaderChar" w:customStyle="1">
     <w:name w:val="Header Char"/>
     <w:basedOn w:val="DefaultParagraphFont"/>
     <w:link w:val="Header"/>
@@ -5725,7 +6397,7 @@
       <w:spacing w:line="240" w:lineRule="auto"/>
     </w:pPr>
   </w:style>
-  <w:style w:type="character" w:customStyle="1" w:styleId="FooterChar">
+  <w:style w:type="character" w:styleId="FooterChar" w:customStyle="1">
     <w:name w:val="Footer Char"/>
     <w:basedOn w:val="DefaultParagraphFont"/>
     <w:link w:val="Footer"/>
@@ -5743,7 +6415,7 @@
       <w:spacing w:before="100" w:beforeAutospacing="1" w:after="100" w:afterAutospacing="1" w:line="240" w:lineRule="auto"/>
     </w:pPr>
     <w:rPr>
-      <w:rFonts w:ascii="Times New Roman" w:eastAsia="Times New Roman" w:hAnsi="Times New Roman" w:cs="Times New Roman"/>
+      <w:rFonts w:ascii="Times New Roman" w:hAnsi="Times New Roman" w:eastAsia="Times New Roman" w:cs="Times New Roman"/>
       <w:sz w:val="24"/>
       <w:szCs w:val="24"/>
       <w:lang w:val="en-US"/>
@@ -5759,6 +6431,32 @@
       <w:ind w:left="720"/>
       <w:contextualSpacing/>
     </w:pPr>
+  </w:style>
+  <w:style xmlns:w="http://schemas.openxmlformats.org/wordprocessingml/2006/main" w:type="table" w:styleId="TableGrid">
+    <w:name xmlns:w="http://schemas.openxmlformats.org/wordprocessingml/2006/main" w:val="Table Grid"/>
+    <w:basedOn xmlns:w="http://schemas.openxmlformats.org/wordprocessingml/2006/main" w:val="TableNormal"/>
+    <w:uiPriority xmlns:w="http://schemas.openxmlformats.org/wordprocessingml/2006/main" w:val="59"/>
+    <w:rsid xmlns:w="http://schemas.openxmlformats.org/wordprocessingml/2006/main" w:val="00FB4123"/>
+    <w:pPr xmlns:w="http://schemas.openxmlformats.org/wordprocessingml/2006/main">
+      <w:spacing w:after="0" w:line="240" w:lineRule="auto"/>
+    </w:pPr>
+    <w:tblPr xmlns:w="http://schemas.openxmlformats.org/wordprocessingml/2006/main">
+      <w:tblInd w:w="0" w:type="dxa"/>
+      <w:tblBorders>
+        <w:top w:val="single" w:color="000000" w:themeColor="text1" w:sz="4" w:space="0"/>
+        <w:left w:val="single" w:color="000000" w:themeColor="text1" w:sz="4" w:space="0"/>
+        <w:bottom w:val="single" w:color="000000" w:themeColor="text1" w:sz="4" w:space="0"/>
+        <w:right w:val="single" w:color="000000" w:themeColor="text1" w:sz="4" w:space="0"/>
+        <w:insideH w:val="single" w:color="000000" w:themeColor="text1" w:sz="4" w:space="0"/>
+        <w:insideV w:val="single" w:color="000000" w:themeColor="text1" w:sz="4" w:space="0"/>
+      </w:tblBorders>
+      <w:tblCellMar>
+        <w:top w:w="0" w:type="dxa"/>
+        <w:left w:w="108" w:type="dxa"/>
+        <w:bottom w:w="0" w:type="dxa"/>
+        <w:right w:w="108" w:type="dxa"/>
+      </w:tblCellMar>
+    </w:tblPr>
   </w:style>
 </w:styles>
 </file>

--- a/apps/staff/src/core/Paperwork/US_TN/UsTnDiagnosticClassification2026/dcaf_template.docx
+++ b/apps/staff/src/core/Paperwork/US_TN/UsTnDiagnosticClassification2026/dcaf_template.docx
@@ -1,6 +1,6 @@
 
 <file path=word/document.xml><?xml version="1.0" encoding="utf-8"?>
-<w:document xmlns:wpc="http://schemas.microsoft.com/office/word/2010/wordprocessingCanvas" xmlns:cx="http://schemas.microsoft.com/office/drawing/2014/chartex" xmlns:cx1="http://schemas.microsoft.com/office/drawing/2015/9/8/chartex" xmlns:cx2="http://schemas.microsoft.com/office/drawing/2015/10/21/chartex" xmlns:cx3="http://schemas.microsoft.com/office/drawing/2016/5/9/chartex" xmlns:cx4="http://schemas.microsoft.com/office/drawing/2016/5/10/chartex" xmlns:cx5="http://schemas.microsoft.com/office/drawing/2016/5/11/chartex" xmlns:cx6="http://schemas.microsoft.com/office/drawing/2016/5/12/chartex" xmlns:cx7="http://schemas.microsoft.com/office/drawing/2016/5/13/chartex" xmlns:cx8="http://schemas.microsoft.com/office/drawing/2016/5/14/chartex" xmlns:mc="http://schemas.openxmlformats.org/markup-compatibility/2006" xmlns:aink="http://schemas.microsoft.com/office/drawing/2016/ink" xmlns:am3d="http://schemas.microsoft.com/office/drawing/2017/model3d" xmlns:o="urn:schemas-microsoft-com:office:office" xmlns:oel="http://schemas.microsoft.com/office/2019/extlst" xmlns:r="http://schemas.openxmlformats.org/officeDocument/2006/relationships" xmlns:m="http://schemas.openxmlformats.org/officeDocument/2006/math" xmlns:v="urn:schemas-microsoft-com:vml" xmlns:wp14="http://schemas.microsoft.com/office/word/2010/wordprocessingDrawing" xmlns:wp="http://schemas.openxmlformats.org/drawingml/2006/wordprocessingDrawing" xmlns:w10="urn:schemas-microsoft-com:office:word" xmlns:w="http://schemas.openxmlformats.org/wordprocessingml/2006/main" xmlns:w14="http://schemas.microsoft.com/office/word/2010/wordml" xmlns:w15="http://schemas.microsoft.com/office/word/2012/wordml" xmlns:w16cex="http://schemas.microsoft.com/office/word/2018/wordml/cex" xmlns:w16cid="http://schemas.microsoft.com/office/word/2016/wordml/cid" xmlns:w16="http://schemas.microsoft.com/office/word/2018/wordml" xmlns:w16du="http://schemas.microsoft.com/office/word/2023/wordml/word16du" xmlns:w16sdtdh="http://schemas.microsoft.com/office/word/2020/wordml/sdtdatahash" xmlns:w16sdtfl="http://schemas.microsoft.com/office/word/2024/wordml/sdtformatlock" xmlns:w16se="http://schemas.microsoft.com/office/word/2015/wordml/symex" xmlns:wpg="http://schemas.microsoft.com/office/word/2010/wordprocessingGroup" xmlns:wpi="http://schemas.microsoft.com/office/word/2010/wordprocessingInk" xmlns:wne="http://schemas.microsoft.com/office/word/2006/wordml" xmlns:wps="http://schemas.microsoft.com/office/word/2010/wordprocessingShape" mc:Ignorable="w14 w15 w16se w16cid w16 w16cex w16sdtdh w16sdtfl w16du wp14">
+<w:document xmlns:mc="http://schemas.openxmlformats.org/markup-compatibility/2006" xmlns:r="http://schemas.openxmlformats.org/officeDocument/2006/relationships" xmlns:w="http://schemas.openxmlformats.org/wordprocessingml/2006/main" xmlns:w14="http://schemas.microsoft.com/office/word/2010/wordml" mc:Ignorable="w14 w15 w16se w16cid w16 w16cex w16sdtdh w16sdtfl w16du wp14">
   <w:body>
     <w:p>
       <w:pPr>
@@ -1830,7 +1830,7 @@
         <w:gridCol w:w="5400"/>
         <w:gridCol w:w="5400"/>
       </w:tblGrid>
-      <w:tr xmlns:wp14="http://schemas.microsoft.com/office/word/2010/wordml" wp14:textId="77777777">
+      <w:tr>
         <w:trPr>
           <w:trHeight w:val="300"/>
         </w:trPr>
@@ -1899,102 +1899,179 @@
               </w:rPr>
             </w:pPr>
           </w:p>
-          <w:p>
-            <w:pPr>
-              <w:rPr>
-                <w:rFonts w:ascii="Consolas" w:hAnsi="Consolas" w:eastAsia="Consolas" w:cs="Consolas"/>
-                <w:b w:val="0"/>
-                <w:bCs w:val="0"/>
-                <w:i w:val="0"/>
-                <w:iCs w:val="0"/>
-                <w:caps w:val="0"/>
-                <w:smallCaps w:val="0"/>
-                <w:color w:val="000000" w:themeColor="text1" w:themeTint="FF" w:themeShade="FF"/>
-                <w:sz w:val="22"/>
-                <w:szCs w:val="22"/>
-                <w:lang w:val="en-US"/>
-              </w:rPr>
-            </w:pPr>
-            <w:r>
-              <w:rPr>
-                <w:rFonts w:ascii="Consolas" w:hAnsi="Consolas" w:eastAsia="Consolas" w:cs="Consolas"/>
-                <w:b w:val="0"/>
-                <w:bCs w:val="0"/>
-                <w:i w:val="0"/>
-                <w:iCs w:val="0"/>
-                <w:caps w:val="0"/>
-                <w:smallCaps w:val="0"/>
-                <w:strike w:val="0"/>
-                <w:dstrike w:val="0"/>
-                <w:color w:val="000000" w:themeColor="text1" w:themeTint="FF" w:themeShade="FF"/>
-                <w:sz w:val="22"/>
-                <w:szCs w:val="22"/>
-                <w:u w:val="single"/>
-                <w:lang w:val="en-US"/>
-              </w:rPr>
-              <w:t xml:space="preserve">                    </w:t>
-            </w:r>
-            <w:r>
-              <w:rPr>
-                <w:rFonts w:ascii="Consolas" w:hAnsi="Consolas" w:eastAsia="Consolas" w:cs="Consolas"/>
-                <w:b w:val="0"/>
-                <w:bCs w:val="0"/>
-                <w:i w:val="0"/>
-                <w:iCs w:val="0"/>
-                <w:caps w:val="0"/>
-                <w:smallCaps w:val="0"/>
-                <w:strike w:val="0"/>
-                <w:dstrike w:val="0"/>
-                <w:color w:val="000000" w:themeColor="text1" w:themeTint="FF" w:themeShade="FF"/>
-                <w:sz w:val="22"/>
-                <w:szCs w:val="22"/>
-                <w:u w:val="none"/>
-                <w:lang w:val="en-US"/>
-              </w:rPr>
-              <w:t xml:space="preserve">  </w:t>
-            </w:r>
-            <w:r>
-              <w:rPr>
-                <w:rFonts w:ascii="Consolas" w:hAnsi="Consolas" w:eastAsia="Consolas" w:cs="Consolas"/>
-                <w:b w:val="0"/>
-                <w:bCs w:val="0"/>
-                <w:i w:val="0"/>
-                <w:iCs w:val="0"/>
-                <w:caps w:val="0"/>
-                <w:smallCaps w:val="0"/>
-                <w:strike w:val="0"/>
-                <w:dstrike w:val="0"/>
-                <w:color w:val="000000" w:themeColor="text1" w:themeTint="FF" w:themeShade="FF"/>
-                <w:sz w:val="22"/>
-                <w:szCs w:val="22"/>
-                <w:u w:val="single"/>
-                <w:lang w:val="en-US"/>
-              </w:rPr>
-              <w:t xml:space="preserve">               </w:t>
-            </w:r>
-            <w:r>
-              <w:tab/>
-            </w:r>
-            <w:r>
-              <w:rPr>
-                <w:rFonts w:ascii="Consolas" w:hAnsi="Consolas" w:eastAsia="Consolas" w:cs="Consolas"/>
-                <w:b w:val="0"/>
-                <w:bCs w:val="0"/>
-                <w:i w:val="0"/>
-                <w:iCs w:val="0"/>
-                <w:caps w:val="0"/>
-                <w:smallCaps w:val="0"/>
-                <w:strike w:val="0"/>
-                <w:dstrike w:val="0"/>
-                <w:color w:val="000000" w:themeColor="text1" w:themeTint="FF" w:themeShade="FF"/>
-                <w:sz w:val="22"/>
-                <w:szCs w:val="22"/>
-                <w:u w:val="none"/>
-                <w:lang w:val="en-US"/>
-              </w:rPr>
-              <w:t xml:space="preserve">Signature             Date                                                     </w:t>
-            </w:r>
-          </w:p>
+          <w:tbl>
+            <w:tblPr>
+              <w:tblW w:w="5190" w:type="dxa"/>
+              <w:tblBorders>
+                <w:top w:val="nil"/>
+                <w:left w:val="nil"/>
+                <w:bottom w:val="nil"/>
+                <w:right w:val="nil"/>
+                <w:insideH w:val="nil"/>
+                <w:insideV w:val="nil"/>
+              </w:tblBorders>
+              <w:tblCellMar>
+                <w:top w:w="0" w:type="dxa"/>
+                <w:left w:w="0" w:type="dxa"/>
+                <w:bottom w:w="0" w:type="dxa"/>
+                <w:right w:w="0" w:type="dxa"/>
+              </w:tblCellMar>
+              <w:tblLook w:val="0000" w:firstRow="0" w:lastRow="0" w:firstColumn="0" w:lastColumn="0" w:noHBand="0" w:noVBand="0"/>
+            </w:tblPr>
+            <w:tblGrid>
+              <w:gridCol w:w="3340"/>
+              <w:gridCol w:w="200"/>
+              <w:gridCol w:w="1650"/>
+            </w:tblGrid>
+            <w:tr>
+              <w:tc>
+                <w:tcPr>
+                  <w:tcW w:w="3340" w:type="dxa"/>
+                  <w:tcBorders>
+                    <w:top w:val="nil"/>
+                    <w:left w:val="nil"/>
+                    <w:bottom w:val="nil"/>
+                    <w:right w:val="nil"/>
+                  </w:tcBorders>
+                </w:tcPr>
+                <w:p>
+                  <w:pPr>
+                    <w:pBdr>
+                      <w:bottom w:val="single" w:sz="4" w:space="1" w:color="000000"/>
+                    </w:pBdr>
+                    <w:rPr>
+                      <w:rFonts w:ascii="Consolas" w:hAnsi="Consolas" w:eastAsia="Consolas" w:cs="Consolas"/>
+                      <w:sz w:val="22"/>
+                      <w:szCs w:val="22"/>
+                    </w:rPr>
+                  </w:pPr>
+                </w:p>
+              </w:tc>
+              <w:tc>
+                <w:tcPr>
+                  <w:tcW w:w="200" w:type="dxa"/>
+                  <w:tcBorders>
+                    <w:top w:val="nil"/>
+                    <w:left w:val="nil"/>
+                    <w:bottom w:val="nil"/>
+                    <w:right w:val="nil"/>
+                  </w:tcBorders>
+                </w:tcPr>
+                <w:p>
+                  <w:pPr>
+                    <w:rPr>
+                      <w:rFonts w:ascii="Consolas" w:hAnsi="Consolas" w:eastAsia="Consolas" w:cs="Consolas"/>
+                      <w:sz w:val="22"/>
+                      <w:szCs w:val="22"/>
+                    </w:rPr>
+                  </w:pPr>
+                </w:p>
+              </w:tc>
+              <w:tc>
+                <w:tcPr>
+                  <w:tcW w:w="1650" w:type="dxa"/>
+                  <w:tcBorders>
+                    <w:top w:val="nil"/>
+                    <w:left w:val="nil"/>
+                    <w:bottom w:val="nil"/>
+                    <w:right w:val="nil"/>
+                  </w:tcBorders>
+                </w:tcPr>
+                <w:p>
+                  <w:pPr>
+                    <w:pBdr>
+                      <w:bottom w:val="single" w:sz="4" w:space="1" w:color="000000"/>
+                    </w:pBdr>
+                    <w:rPr>
+                      <w:rFonts w:ascii="Consolas" w:hAnsi="Consolas" w:eastAsia="Consolas" w:cs="Consolas"/>
+                      <w:sz w:val="22"/>
+                      <w:szCs w:val="22"/>
+                    </w:rPr>
+                  </w:pPr>
+                </w:p>
+              </w:tc>
+            </w:tr>
+            <w:tr>
+              <w:tc>
+                <w:tcPr>
+                  <w:tcW w:w="3340" w:type="dxa"/>
+                  <w:tcBorders>
+                    <w:top w:val="nil"/>
+                    <w:left w:val="nil"/>
+                    <w:bottom w:val="nil"/>
+                    <w:right w:val="nil"/>
+                  </w:tcBorders>
+                </w:tcPr>
+                <w:p>
+                  <w:pPr>
+                    <w:rPr>
+                      <w:rFonts w:ascii="Consolas" w:hAnsi="Consolas" w:eastAsia="Consolas" w:cs="Consolas"/>
+                      <w:sz w:val="22"/>
+                      <w:szCs w:val="22"/>
+                    </w:rPr>
+                  </w:pPr>
+                  <w:r>
+                    <w:rPr>
+                      <w:rFonts w:ascii="Consolas" w:hAnsi="Consolas" w:eastAsia="Consolas" w:cs="Consolas"/>
+                      <w:sz w:val="22"/>
+                      <w:szCs w:val="22"/>
+                      <w:u w:val="none"/>
+                    </w:rPr>
+                    <w:t>Signature</w:t>
+                  </w:r>
+                </w:p>
+              </w:tc>
+              <w:tc>
+                <w:tcPr>
+                  <w:tcW w:w="200" w:type="dxa"/>
+                  <w:tcBorders>
+                    <w:top w:val="nil"/>
+                    <w:left w:val="nil"/>
+                    <w:bottom w:val="nil"/>
+                    <w:right w:val="nil"/>
+                  </w:tcBorders>
+                </w:tcPr>
+                <w:p>
+                  <w:pPr>
+                    <w:rPr>
+                      <w:rFonts w:ascii="Consolas" w:hAnsi="Consolas" w:eastAsia="Consolas" w:cs="Consolas"/>
+                      <w:sz w:val="22"/>
+                      <w:szCs w:val="22"/>
+                    </w:rPr>
+                  </w:pPr>
+                </w:p>
+              </w:tc>
+              <w:tc>
+                <w:tcPr>
+                  <w:tcW w:w="1650" w:type="dxa"/>
+                  <w:tcBorders>
+                    <w:top w:val="nil"/>
+                    <w:left w:val="nil"/>
+                    <w:bottom w:val="nil"/>
+                    <w:right w:val="nil"/>
+                  </w:tcBorders>
+                </w:tcPr>
+                <w:p>
+                  <w:pPr>
+                    <w:rPr>
+                      <w:rFonts w:ascii="Consolas" w:hAnsi="Consolas" w:eastAsia="Consolas" w:cs="Consolas"/>
+                      <w:sz w:val="22"/>
+                      <w:szCs w:val="22"/>
+                    </w:rPr>
+                  </w:pPr>
+                  <w:r>
+                    <w:rPr>
+                      <w:rFonts w:ascii="Consolas" w:hAnsi="Consolas" w:eastAsia="Consolas" w:cs="Consolas"/>
+                      <w:sz w:val="22"/>
+                      <w:szCs w:val="22"/>
+                      <w:u w:val="none"/>
+                    </w:rPr>
+                    <w:t>Date</w:t>
+                  </w:r>
+                </w:p>
+              </w:tc>
+            </w:tr>
+          </w:tbl>
           <w:p>
             <w:pPr>
               <w:rPr>
@@ -2012,137 +2089,171 @@
               </w:rPr>
             </w:pPr>
           </w:p>
-          <w:p>
-            <w:pPr>
-              <w:rPr>
-                <w:rFonts w:ascii="Consolas" w:hAnsi="Consolas" w:eastAsia="Consolas" w:cs="Consolas"/>
-                <w:b w:val="0"/>
-                <w:bCs w:val="0"/>
-                <w:i w:val="0"/>
-                <w:iCs w:val="0"/>
-                <w:caps w:val="0"/>
-                <w:smallCaps w:val="0"/>
-                <w:color w:val="000000" w:themeColor="text1" w:themeTint="FF" w:themeShade="FF"/>
-                <w:sz w:val="22"/>
-                <w:szCs w:val="22"/>
-                <w:lang w:val="en-US"/>
-              </w:rPr>
-            </w:pPr>
-            <w:r>
-              <w:rPr>
-                <w:rFonts w:ascii="Consolas" w:hAnsi="Consolas" w:eastAsia="Consolas" w:cs="Consolas"/>
-                <w:b w:val="0"/>
-                <w:bCs w:val="0"/>
-                <w:i w:val="0"/>
-                <w:iCs w:val="0"/>
-                <w:caps w:val="0"/>
-                <w:smallCaps w:val="0"/>
-                <w:strike w:val="0"/>
-                <w:dstrike w:val="0"/>
-                <w:color w:val="000000" w:themeColor="text1" w:themeTint="FF" w:themeShade="FF"/>
-                <w:sz w:val="22"/>
-                <w:szCs w:val="22"/>
-                <w:u w:val="none"/>
-                <w:lang w:val="en-US"/>
-              </w:rPr>
-              <w:t xml:space="preserve">            </w:t>
-            </w:r>
-            <w:r>
-              <w:rPr>
-                <w:rFonts w:ascii="Consolas" w:hAnsi="Consolas" w:eastAsia="Consolas" w:cs="Consolas"/>
-                <w:b w:val="0"/>
-                <w:bCs w:val="0"/>
-                <w:i w:val="0"/>
-                <w:iCs w:val="0"/>
-                <w:caps w:val="0"/>
-                <w:smallCaps w:val="0"/>
-                <w:strike w:val="0"/>
-                <w:dstrike w:val="0"/>
-                <w:color w:val="000000" w:themeColor="text1" w:themeTint="FF" w:themeShade="FF"/>
-                <w:sz w:val="22"/>
-                <w:szCs w:val="22"/>
-                <w:u w:val="none"/>
-                <w:lang w:val="en-US"/>
-              </w:rPr>
-              <w:t xml:space="preserve">   </w:t>
-            </w:r>
-            <w:r>
-              <w:rPr>
-                <w:rFonts w:ascii="Consolas" w:hAnsi="Consolas" w:eastAsia="Consolas" w:cs="Consolas"/>
-                <w:b w:val="0"/>
-                <w:bCs w:val="0"/>
-                <w:i w:val="0"/>
-                <w:iCs w:val="0"/>
-                <w:caps w:val="0"/>
-                <w:smallCaps w:val="0"/>
-                <w:strike w:val="0"/>
-                <w:dstrike w:val="0"/>
-                <w:color w:val="000000" w:themeColor="text1" w:themeTint="FF" w:themeShade="FF"/>
-                <w:sz w:val="22"/>
-                <w:szCs w:val="22"/>
-                <w:u w:val="none"/>
-                <w:lang w:val="en-US"/>
-              </w:rPr>
-              <w:t xml:space="preserve">Approve </w:t>
-            </w:r>
-            <w:r>
-              <w:rPr>
-                <w:rFonts w:ascii="Consolas" w:hAnsi="Consolas" w:eastAsia="Consolas" w:cs="Consolas"/>
-                <w:b w:val="0"/>
-                <w:bCs w:val="0"/>
-                <w:i w:val="0"/>
-                <w:iCs w:val="0"/>
-                <w:caps w:val="0"/>
-                <w:smallCaps w:val="0"/>
-                <w:strike w:val="0"/>
-                <w:dstrike w:val="0"/>
-                <w:color w:val="000000" w:themeColor="text1" w:themeTint="FF" w:themeShade="FF"/>
-                <w:sz w:val="22"/>
-                <w:szCs w:val="22"/>
-                <w:u w:val="single"/>
-                <w:lang w:val="en-US"/>
-              </w:rPr>
-              <w:t xml:space="preserve">    </w:t>
-            </w:r>
-            <w:r>
-              <w:rPr>
-                <w:rFonts w:ascii="Consolas" w:hAnsi="Consolas" w:eastAsia="Consolas" w:cs="Consolas"/>
-                <w:b w:val="0"/>
-                <w:bCs w:val="0"/>
-                <w:i w:val="0"/>
-                <w:iCs w:val="0"/>
-                <w:caps w:val="0"/>
-                <w:smallCaps w:val="0"/>
-                <w:strike w:val="0"/>
-                <w:dstrike w:val="0"/>
-                <w:color w:val="000000" w:themeColor="text1" w:themeTint="FF" w:themeShade="FF"/>
-                <w:sz w:val="22"/>
-                <w:szCs w:val="22"/>
-                <w:u w:val="none"/>
-                <w:lang w:val="en-US"/>
-              </w:rPr>
-              <w:t xml:space="preserve"> Deny </w:t>
-            </w:r>
-            <w:r>
-              <w:rPr>
-                <w:rFonts w:ascii="Consolas" w:hAnsi="Consolas" w:eastAsia="Consolas" w:cs="Consolas"/>
-                <w:b w:val="0"/>
-                <w:bCs w:val="0"/>
-                <w:i w:val="0"/>
-                <w:iCs w:val="0"/>
-                <w:caps w:val="0"/>
-                <w:smallCaps w:val="0"/>
-                <w:strike w:val="0"/>
-                <w:dstrike w:val="0"/>
-                <w:color w:val="000000" w:themeColor="text1" w:themeTint="FF" w:themeShade="FF"/>
-                <w:sz w:val="22"/>
-                <w:szCs w:val="22"/>
-                <w:u w:val="single"/>
-                <w:lang w:val="en-US"/>
-              </w:rPr>
-              <w:t xml:space="preserve">    </w:t>
-            </w:r>
-          </w:p>
+          <w:tbl>
+            <w:tblPr>
+              <w:tblW w:w="5190" w:type="dxa"/>
+              <w:tblBorders>
+                <w:top w:val="nil"/>
+                <w:left w:val="nil"/>
+                <w:bottom w:val="nil"/>
+                <w:right w:val="nil"/>
+                <w:insideH w:val="nil"/>
+                <w:insideV w:val="nil"/>
+              </w:tblBorders>
+              <w:tblCellMar>
+                <w:top w:w="0" w:type="dxa"/>
+                <w:left w:w="0" w:type="dxa"/>
+                <w:bottom w:w="0" w:type="dxa"/>
+                <w:right w:w="0" w:type="dxa"/>
+              </w:tblCellMar>
+              <w:tblLook w:val="0000" w:firstRow="0" w:lastRow="0" w:firstColumn="0" w:lastColumn="0" w:noHBand="0" w:noVBand="0"/>
+            </w:tblPr>
+            <w:tblGrid>
+              <w:gridCol w:w="3340"/>
+              <w:gridCol w:w="200"/>
+              <w:gridCol w:w="1650"/>
+            </w:tblGrid>
+            <w:tr>
+              <w:tc>
+                <w:tcPr>
+                  <w:tcW w:w="3340" w:type="dxa"/>
+                  <w:tcBorders>
+                    <w:top w:val="nil"/>
+                    <w:left w:val="nil"/>
+                    <w:bottom w:val="nil"/>
+                    <w:right w:val="nil"/>
+                  </w:tcBorders>
+                </w:tcPr>
+                <w:p>
+                  <w:pPr>
+                    <w:jc w:val="right"/>
+                    <w:rPr>
+                      <w:rFonts w:ascii="Consolas" w:hAnsi="Consolas" w:eastAsia="Consolas" w:cs="Consolas"/>
+                      <w:sz w:val="22"/>
+                      <w:szCs w:val="22"/>
+                    </w:rPr>
+                  </w:pPr>
+                  <w:r>
+                    <w:rPr>
+                      <w:rFonts w:ascii="Consolas" w:hAnsi="Consolas" w:eastAsia="Consolas" w:cs="Consolas"/>
+                      <w:b w:val="0"/>
+                      <w:bCs w:val="0"/>
+                      <w:i w:val="0"/>
+                      <w:iCs w:val="0"/>
+                      <w:caps w:val="0"/>
+                      <w:smallCaps w:val="0"/>
+                      <w:strike w:val="0"/>
+                      <w:dstrike w:val="0"/>
+                      <w:color w:val="000000" w:themeColor="text1" w:themeTint="FF" w:themeShade="FF"/>
+                      <w:sz w:val="22"/>
+                      <w:szCs w:val="22"/>
+                      <w:u w:val="none"/>
+                      <w:lang w:val="en-US"/>
+                    </w:rPr>
+                    <w:t xml:space="preserve">Approve </w:t>
+                  </w:r>
+                  <w:r>
+                    <w:rPr>
+                      <w:rFonts w:ascii="Consolas" w:hAnsi="Consolas" w:eastAsia="Consolas" w:cs="Consolas"/>
+                      <w:b w:val="0"/>
+                      <w:bCs w:val="0"/>
+                      <w:i w:val="0"/>
+                      <w:iCs w:val="0"/>
+                      <w:caps w:val="0"/>
+                      <w:smallCaps w:val="0"/>
+                      <w:strike w:val="0"/>
+                      <w:dstrike w:val="0"/>
+                      <w:color w:val="000000" w:themeColor="text1" w:themeTint="FF" w:themeShade="FF"/>
+                      <w:sz w:val="22"/>
+                      <w:szCs w:val="22"/>
+                      <w:u w:val="single"/>
+                      <w:lang w:val="en-US"/>
+                    </w:rPr>
+                    <w:t xml:space="preserve">    </w:t>
+                  </w:r>
+                </w:p>
+              </w:tc>
+              <w:tc>
+                <w:tcPr>
+                  <w:tcW w:w="200" w:type="dxa"/>
+                  <w:tcBorders>
+                    <w:top w:val="nil"/>
+                    <w:left w:val="nil"/>
+                    <w:bottom w:val="nil"/>
+                    <w:right w:val="nil"/>
+                  </w:tcBorders>
+                </w:tcPr>
+                <w:p>
+                  <w:pPr>
+                    <w:rPr>
+                      <w:rFonts w:ascii="Consolas" w:hAnsi="Consolas" w:eastAsia="Consolas" w:cs="Consolas"/>
+                      <w:sz w:val="22"/>
+                      <w:szCs w:val="22"/>
+                    </w:rPr>
+                  </w:pPr>
+                </w:p>
+              </w:tc>
+              <w:tc>
+                <w:tcPr>
+                  <w:tcW w:w="1650" w:type="dxa"/>
+                  <w:tcBorders>
+                    <w:top w:val="nil"/>
+                    <w:left w:val="nil"/>
+                    <w:bottom w:val="nil"/>
+                    <w:right w:val="nil"/>
+                  </w:tcBorders>
+                </w:tcPr>
+                <w:p>
+                  <w:pPr>
+                    <w:jc w:val="right"/>
+                    <w:rPr>
+                      <w:rFonts w:ascii="Consolas" w:hAnsi="Consolas" w:eastAsia="Consolas" w:cs="Consolas"/>
+                      <w:sz w:val="22"/>
+                      <w:szCs w:val="22"/>
+                    </w:rPr>
+                  </w:pPr>
+                  <w:r>
+                    <w:rPr>
+                      <w:rFonts w:ascii="Consolas" w:hAnsi="Consolas" w:eastAsia="Consolas" w:cs="Consolas"/>
+                      <w:b w:val="0"/>
+                      <w:bCs w:val="0"/>
+                      <w:i w:val="0"/>
+                      <w:iCs w:val="0"/>
+                      <w:caps w:val="0"/>
+                      <w:smallCaps w:val="0"/>
+                      <w:strike w:val="0"/>
+                      <w:dstrike w:val="0"/>
+                      <w:color w:val="000000" w:themeColor="text1" w:themeTint="FF" w:themeShade="FF"/>
+                      <w:sz w:val="22"/>
+                      <w:szCs w:val="22"/>
+                      <w:u w:val="none"/>
+                      <w:lang w:val="en-US"/>
+                    </w:rPr>
+                    <w:t xml:space="preserve">Deny </w:t>
+                  </w:r>
+                  <w:r>
+                    <w:rPr>
+                      <w:rFonts w:ascii="Consolas" w:hAnsi="Consolas" w:eastAsia="Consolas" w:cs="Consolas"/>
+                      <w:b w:val="0"/>
+                      <w:bCs w:val="0"/>
+                      <w:i w:val="0"/>
+                      <w:iCs w:val="0"/>
+                      <w:caps w:val="0"/>
+                      <w:smallCaps w:val="0"/>
+                      <w:strike w:val="0"/>
+                      <w:dstrike w:val="0"/>
+                      <w:color w:val="000000" w:themeColor="text1" w:themeTint="FF" w:themeShade="FF"/>
+                      <w:sz w:val="22"/>
+                      <w:szCs w:val="22"/>
+                      <w:u w:val="single"/>
+                      <w:lang w:val="en-US"/>
+                    </w:rPr>
+                    <w:t xml:space="preserve">    </w:t>
+                  </w:r>
+                </w:p>
+              </w:tc>
+            </w:tr>
+          </w:tbl>
           <w:p>
             <w:pPr>
               <w:rPr>
@@ -2226,116 +2337,179 @@
               </w:rPr>
             </w:pPr>
           </w:p>
-          <w:p>
-            <w:pPr>
-              <w:rPr>
-                <w:rFonts w:ascii="Consolas" w:hAnsi="Consolas" w:eastAsia="Consolas" w:cs="Consolas"/>
-                <w:b w:val="0"/>
-                <w:bCs w:val="0"/>
-                <w:i w:val="0"/>
-                <w:iCs w:val="0"/>
-                <w:caps w:val="0"/>
-                <w:smallCaps w:val="0"/>
-                <w:color w:val="000000" w:themeColor="text1" w:themeTint="FF" w:themeShade="FF"/>
-                <w:sz w:val="22"/>
-                <w:szCs w:val="22"/>
-                <w:lang w:val="en-US"/>
-              </w:rPr>
-            </w:pPr>
-            <w:r>
-              <w:rPr>
-                <w:rFonts w:ascii="Consolas" w:hAnsi="Consolas" w:eastAsia="Consolas" w:cs="Consolas"/>
-                <w:b w:val="0"/>
-                <w:bCs w:val="0"/>
-                <w:i w:val="0"/>
-                <w:iCs w:val="0"/>
-                <w:caps w:val="0"/>
-                <w:smallCaps w:val="0"/>
-                <w:strike w:val="0"/>
-                <w:dstrike w:val="0"/>
-                <w:color w:val="000000" w:themeColor="text1" w:themeTint="FF" w:themeShade="FF"/>
-                <w:sz w:val="22"/>
-                <w:szCs w:val="22"/>
-                <w:u w:val="single"/>
-                <w:lang w:val="en-US"/>
-              </w:rPr>
-              <w:t xml:space="preserve">                    </w:t>
-            </w:r>
-            <w:r>
-              <w:rPr>
-                <w:rFonts w:ascii="Consolas" w:hAnsi="Consolas" w:eastAsia="Consolas" w:cs="Consolas"/>
-                <w:b w:val="0"/>
-                <w:bCs w:val="0"/>
-                <w:i w:val="0"/>
-                <w:iCs w:val="0"/>
-                <w:caps w:val="0"/>
-                <w:smallCaps w:val="0"/>
-                <w:strike w:val="0"/>
-                <w:dstrike w:val="0"/>
-                <w:color w:val="000000" w:themeColor="text1" w:themeTint="FF" w:themeShade="FF"/>
-                <w:sz w:val="22"/>
-                <w:szCs w:val="22"/>
-                <w:u w:val="none"/>
-                <w:lang w:val="en-US"/>
-              </w:rPr>
-              <w:t xml:space="preserve">  </w:t>
-            </w:r>
-            <w:r>
-              <w:rPr>
-                <w:rFonts w:ascii="Consolas" w:hAnsi="Consolas" w:eastAsia="Consolas" w:cs="Consolas"/>
-                <w:b w:val="0"/>
-                <w:bCs w:val="0"/>
-                <w:i w:val="0"/>
-                <w:iCs w:val="0"/>
-                <w:caps w:val="0"/>
-                <w:smallCaps w:val="0"/>
-                <w:strike w:val="0"/>
-                <w:dstrike w:val="0"/>
-                <w:color w:val="000000" w:themeColor="text1" w:themeTint="FF" w:themeShade="FF"/>
-                <w:sz w:val="22"/>
-                <w:szCs w:val="22"/>
-                <w:u w:val="single"/>
-                <w:lang w:val="en-US"/>
-              </w:rPr>
-              <w:t xml:space="preserve">               </w:t>
-            </w:r>
-          </w:p>
-          <w:p>
-            <w:pPr>
-              <w:rPr>
-                <w:rFonts w:ascii="Consolas" w:hAnsi="Consolas" w:eastAsia="Consolas" w:cs="Consolas"/>
-                <w:b w:val="0"/>
-                <w:bCs w:val="0"/>
-                <w:i w:val="0"/>
-                <w:iCs w:val="0"/>
-                <w:caps w:val="0"/>
-                <w:smallCaps w:val="0"/>
-                <w:color w:val="000000" w:themeColor="text1" w:themeTint="FF" w:themeShade="FF"/>
-                <w:sz w:val="22"/>
-                <w:szCs w:val="22"/>
-                <w:lang w:val="en-US"/>
-              </w:rPr>
-            </w:pPr>
-            <w:r>
-              <w:rPr>
-                <w:rFonts w:ascii="Consolas" w:hAnsi="Consolas" w:eastAsia="Consolas" w:cs="Consolas"/>
-                <w:b w:val="0"/>
-                <w:bCs w:val="0"/>
-                <w:i w:val="0"/>
-                <w:iCs w:val="0"/>
-                <w:caps w:val="0"/>
-                <w:smallCaps w:val="0"/>
-                <w:strike w:val="0"/>
-                <w:dstrike w:val="0"/>
-                <w:color w:val="000000" w:themeColor="text1" w:themeTint="FF" w:themeShade="FF"/>
-                <w:sz w:val="22"/>
-                <w:szCs w:val="22"/>
-                <w:u w:val="none"/>
-                <w:lang w:val="en-US"/>
-              </w:rPr>
-              <w:t xml:space="preserve">Signature             Date                                                                      </w:t>
-            </w:r>
-          </w:p>
+          <w:tbl>
+            <w:tblPr>
+              <w:tblW w:w="5190" w:type="dxa"/>
+              <w:tblBorders>
+                <w:top w:val="nil"/>
+                <w:left w:val="nil"/>
+                <w:bottom w:val="nil"/>
+                <w:right w:val="nil"/>
+                <w:insideH w:val="nil"/>
+                <w:insideV w:val="nil"/>
+              </w:tblBorders>
+              <w:tblCellMar>
+                <w:top w:w="0" w:type="dxa"/>
+                <w:left w:w="0" w:type="dxa"/>
+                <w:bottom w:w="0" w:type="dxa"/>
+                <w:right w:w="0" w:type="dxa"/>
+              </w:tblCellMar>
+              <w:tblLook w:val="0000" w:firstRow="0" w:lastRow="0" w:firstColumn="0" w:lastColumn="0" w:noHBand="0" w:noVBand="0"/>
+            </w:tblPr>
+            <w:tblGrid>
+              <w:gridCol w:w="3340"/>
+              <w:gridCol w:w="200"/>
+              <w:gridCol w:w="1650"/>
+            </w:tblGrid>
+            <w:tr>
+              <w:tc>
+                <w:tcPr>
+                  <w:tcW w:w="3340" w:type="dxa"/>
+                  <w:tcBorders>
+                    <w:top w:val="nil"/>
+                    <w:left w:val="nil"/>
+                    <w:bottom w:val="nil"/>
+                    <w:right w:val="nil"/>
+                  </w:tcBorders>
+                </w:tcPr>
+                <w:p>
+                  <w:pPr>
+                    <w:pBdr>
+                      <w:bottom w:val="single" w:sz="4" w:space="1" w:color="000000"/>
+                    </w:pBdr>
+                    <w:rPr>
+                      <w:rFonts w:ascii="Consolas" w:hAnsi="Consolas" w:eastAsia="Consolas" w:cs="Consolas"/>
+                      <w:sz w:val="22"/>
+                      <w:szCs w:val="22"/>
+                    </w:rPr>
+                  </w:pPr>
+                </w:p>
+              </w:tc>
+              <w:tc>
+                <w:tcPr>
+                  <w:tcW w:w="200" w:type="dxa"/>
+                  <w:tcBorders>
+                    <w:top w:val="nil"/>
+                    <w:left w:val="nil"/>
+                    <w:bottom w:val="nil"/>
+                    <w:right w:val="nil"/>
+                  </w:tcBorders>
+                </w:tcPr>
+                <w:p>
+                  <w:pPr>
+                    <w:rPr>
+                      <w:rFonts w:ascii="Consolas" w:hAnsi="Consolas" w:eastAsia="Consolas" w:cs="Consolas"/>
+                      <w:sz w:val="22"/>
+                      <w:szCs w:val="22"/>
+                    </w:rPr>
+                  </w:pPr>
+                </w:p>
+              </w:tc>
+              <w:tc>
+                <w:tcPr>
+                  <w:tcW w:w="1650" w:type="dxa"/>
+                  <w:tcBorders>
+                    <w:top w:val="nil"/>
+                    <w:left w:val="nil"/>
+                    <w:bottom w:val="nil"/>
+                    <w:right w:val="nil"/>
+                  </w:tcBorders>
+                </w:tcPr>
+                <w:p>
+                  <w:pPr>
+                    <w:pBdr>
+                      <w:bottom w:val="single" w:sz="4" w:space="1" w:color="000000"/>
+                    </w:pBdr>
+                    <w:rPr>
+                      <w:rFonts w:ascii="Consolas" w:hAnsi="Consolas" w:eastAsia="Consolas" w:cs="Consolas"/>
+                      <w:sz w:val="22"/>
+                      <w:szCs w:val="22"/>
+                    </w:rPr>
+                  </w:pPr>
+                </w:p>
+              </w:tc>
+            </w:tr>
+            <w:tr>
+              <w:tc>
+                <w:tcPr>
+                  <w:tcW w:w="3340" w:type="dxa"/>
+                  <w:tcBorders>
+                    <w:top w:val="nil"/>
+                    <w:left w:val="nil"/>
+                    <w:bottom w:val="nil"/>
+                    <w:right w:val="nil"/>
+                  </w:tcBorders>
+                </w:tcPr>
+                <w:p>
+                  <w:pPr>
+                    <w:rPr>
+                      <w:rFonts w:ascii="Consolas" w:hAnsi="Consolas" w:eastAsia="Consolas" w:cs="Consolas"/>
+                      <w:sz w:val="22"/>
+                      <w:szCs w:val="22"/>
+                    </w:rPr>
+                  </w:pPr>
+                  <w:r>
+                    <w:rPr>
+                      <w:rFonts w:ascii="Consolas" w:hAnsi="Consolas" w:eastAsia="Consolas" w:cs="Consolas"/>
+                      <w:sz w:val="22"/>
+                      <w:szCs w:val="22"/>
+                      <w:u w:val="none"/>
+                    </w:rPr>
+                    <w:t>Signature</w:t>
+                  </w:r>
+                </w:p>
+              </w:tc>
+              <w:tc>
+                <w:tcPr>
+                  <w:tcW w:w="200" w:type="dxa"/>
+                  <w:tcBorders>
+                    <w:top w:val="nil"/>
+                    <w:left w:val="nil"/>
+                    <w:bottom w:val="nil"/>
+                    <w:right w:val="nil"/>
+                  </w:tcBorders>
+                </w:tcPr>
+                <w:p>
+                  <w:pPr>
+                    <w:rPr>
+                      <w:rFonts w:ascii="Consolas" w:hAnsi="Consolas" w:eastAsia="Consolas" w:cs="Consolas"/>
+                      <w:sz w:val="22"/>
+                      <w:szCs w:val="22"/>
+                    </w:rPr>
+                  </w:pPr>
+                </w:p>
+              </w:tc>
+              <w:tc>
+                <w:tcPr>
+                  <w:tcW w:w="1650" w:type="dxa"/>
+                  <w:tcBorders>
+                    <w:top w:val="nil"/>
+                    <w:left w:val="nil"/>
+                    <w:bottom w:val="nil"/>
+                    <w:right w:val="nil"/>
+                  </w:tcBorders>
+                </w:tcPr>
+                <w:p>
+                  <w:pPr>
+                    <w:rPr>
+                      <w:rFonts w:ascii="Consolas" w:hAnsi="Consolas" w:eastAsia="Consolas" w:cs="Consolas"/>
+                      <w:sz w:val="22"/>
+                      <w:szCs w:val="22"/>
+                    </w:rPr>
+                  </w:pPr>
+                  <w:r>
+                    <w:rPr>
+                      <w:rFonts w:ascii="Consolas" w:hAnsi="Consolas" w:eastAsia="Consolas" w:cs="Consolas"/>
+                      <w:sz w:val="22"/>
+                      <w:szCs w:val="22"/>
+                      <w:u w:val="none"/>
+                    </w:rPr>
+                    <w:t>Date</w:t>
+                  </w:r>
+                </w:p>
+              </w:tc>
+            </w:tr>
+          </w:tbl>
           <w:p>
             <w:pPr>
               <w:rPr>
@@ -2353,137 +2527,171 @@
               </w:rPr>
             </w:pPr>
           </w:p>
-          <w:p>
-            <w:pPr>
-              <w:rPr>
-                <w:rFonts w:ascii="Consolas" w:hAnsi="Consolas" w:eastAsia="Consolas" w:cs="Consolas"/>
-                <w:b w:val="0"/>
-                <w:bCs w:val="0"/>
-                <w:i w:val="0"/>
-                <w:iCs w:val="0"/>
-                <w:caps w:val="0"/>
-                <w:smallCaps w:val="0"/>
-                <w:color w:val="000000" w:themeColor="text1" w:themeTint="FF" w:themeShade="FF"/>
-                <w:sz w:val="22"/>
-                <w:szCs w:val="22"/>
-                <w:lang w:val="en-US"/>
-              </w:rPr>
-            </w:pPr>
-            <w:r>
-              <w:rPr>
-                <w:rFonts w:ascii="Consolas" w:hAnsi="Consolas" w:eastAsia="Consolas" w:cs="Consolas"/>
-                <w:b w:val="0"/>
-                <w:bCs w:val="0"/>
-                <w:i w:val="0"/>
-                <w:iCs w:val="0"/>
-                <w:caps w:val="0"/>
-                <w:smallCaps w:val="0"/>
-                <w:strike w:val="0"/>
-                <w:dstrike w:val="0"/>
-                <w:color w:val="000000" w:themeColor="text1" w:themeTint="FF" w:themeShade="FF"/>
-                <w:sz w:val="22"/>
-                <w:szCs w:val="22"/>
-                <w:u w:val="none"/>
-                <w:lang w:val="en-US"/>
-              </w:rPr>
-              <w:t xml:space="preserve">            </w:t>
-            </w:r>
-            <w:r>
-              <w:rPr>
-                <w:rFonts w:ascii="Consolas" w:hAnsi="Consolas" w:eastAsia="Consolas" w:cs="Consolas"/>
-                <w:b w:val="0"/>
-                <w:bCs w:val="0"/>
-                <w:i w:val="0"/>
-                <w:iCs w:val="0"/>
-                <w:caps w:val="0"/>
-                <w:smallCaps w:val="0"/>
-                <w:strike w:val="0"/>
-                <w:dstrike w:val="0"/>
-                <w:color w:val="000000" w:themeColor="text1" w:themeTint="FF" w:themeShade="FF"/>
-                <w:sz w:val="22"/>
-                <w:szCs w:val="22"/>
-                <w:u w:val="none"/>
-                <w:lang w:val="en-US"/>
-              </w:rPr>
-              <w:t xml:space="preserve">    </w:t>
-            </w:r>
-            <w:r>
-              <w:rPr>
-                <w:rFonts w:ascii="Consolas" w:hAnsi="Consolas" w:eastAsia="Consolas" w:cs="Consolas"/>
-                <w:b w:val="0"/>
-                <w:bCs w:val="0"/>
-                <w:i w:val="0"/>
-                <w:iCs w:val="0"/>
-                <w:caps w:val="0"/>
-                <w:smallCaps w:val="0"/>
-                <w:strike w:val="0"/>
-                <w:dstrike w:val="0"/>
-                <w:color w:val="000000" w:themeColor="text1" w:themeTint="FF" w:themeShade="FF"/>
-                <w:sz w:val="22"/>
-                <w:szCs w:val="22"/>
-                <w:u w:val="none"/>
-                <w:lang w:val="en-US"/>
-              </w:rPr>
-              <w:t xml:space="preserve">Approve </w:t>
-            </w:r>
-            <w:r>
-              <w:rPr>
-                <w:rFonts w:ascii="Consolas" w:hAnsi="Consolas" w:eastAsia="Consolas" w:cs="Consolas"/>
-                <w:b w:val="0"/>
-                <w:bCs w:val="0"/>
-                <w:i w:val="0"/>
-                <w:iCs w:val="0"/>
-                <w:caps w:val="0"/>
-                <w:smallCaps w:val="0"/>
-                <w:strike w:val="0"/>
-                <w:dstrike w:val="0"/>
-                <w:color w:val="000000" w:themeColor="text1" w:themeTint="FF" w:themeShade="FF"/>
-                <w:sz w:val="22"/>
-                <w:szCs w:val="22"/>
-                <w:u w:val="single"/>
-                <w:lang w:val="en-US"/>
-              </w:rPr>
-              <w:t xml:space="preserve">    </w:t>
-            </w:r>
-            <w:r>
-              <w:rPr>
-                <w:rFonts w:ascii="Consolas" w:hAnsi="Consolas" w:eastAsia="Consolas" w:cs="Consolas"/>
-                <w:b w:val="0"/>
-                <w:bCs w:val="0"/>
-                <w:i w:val="0"/>
-                <w:iCs w:val="0"/>
-                <w:caps w:val="0"/>
-                <w:smallCaps w:val="0"/>
-                <w:strike w:val="0"/>
-                <w:dstrike w:val="0"/>
-                <w:color w:val="000000" w:themeColor="text1" w:themeTint="FF" w:themeShade="FF"/>
-                <w:sz w:val="22"/>
-                <w:szCs w:val="22"/>
-                <w:u w:val="none"/>
-                <w:lang w:val="en-US"/>
-              </w:rPr>
-              <w:t xml:space="preserve"> Deny </w:t>
-            </w:r>
-            <w:r>
-              <w:rPr>
-                <w:rFonts w:ascii="Consolas" w:hAnsi="Consolas" w:eastAsia="Consolas" w:cs="Consolas"/>
-                <w:b w:val="0"/>
-                <w:bCs w:val="0"/>
-                <w:i w:val="0"/>
-                <w:iCs w:val="0"/>
-                <w:caps w:val="0"/>
-                <w:smallCaps w:val="0"/>
-                <w:strike w:val="0"/>
-                <w:dstrike w:val="0"/>
-                <w:color w:val="000000" w:themeColor="text1" w:themeTint="FF" w:themeShade="FF"/>
-                <w:sz w:val="22"/>
-                <w:szCs w:val="22"/>
-                <w:u w:val="single"/>
-                <w:lang w:val="en-US"/>
-              </w:rPr>
-              <w:t xml:space="preserve">    </w:t>
-            </w:r>
-          </w:p>
+          <w:tbl>
+            <w:tblPr>
+              <w:tblW w:w="5190" w:type="dxa"/>
+              <w:tblBorders>
+                <w:top w:val="nil"/>
+                <w:left w:val="nil"/>
+                <w:bottom w:val="nil"/>
+                <w:right w:val="nil"/>
+                <w:insideH w:val="nil"/>
+                <w:insideV w:val="nil"/>
+              </w:tblBorders>
+              <w:tblCellMar>
+                <w:top w:w="0" w:type="dxa"/>
+                <w:left w:w="0" w:type="dxa"/>
+                <w:bottom w:w="0" w:type="dxa"/>
+                <w:right w:w="0" w:type="dxa"/>
+              </w:tblCellMar>
+              <w:tblLook w:val="0000" w:firstRow="0" w:lastRow="0" w:firstColumn="0" w:lastColumn="0" w:noHBand="0" w:noVBand="0"/>
+            </w:tblPr>
+            <w:tblGrid>
+              <w:gridCol w:w="3340"/>
+              <w:gridCol w:w="200"/>
+              <w:gridCol w:w="1650"/>
+            </w:tblGrid>
+            <w:tr>
+              <w:tc>
+                <w:tcPr>
+                  <w:tcW w:w="3340" w:type="dxa"/>
+                  <w:tcBorders>
+                    <w:top w:val="nil"/>
+                    <w:left w:val="nil"/>
+                    <w:bottom w:val="nil"/>
+                    <w:right w:val="nil"/>
+                  </w:tcBorders>
+                </w:tcPr>
+                <w:p>
+                  <w:pPr>
+                    <w:jc w:val="right"/>
+                    <w:rPr>
+                      <w:rFonts w:ascii="Consolas" w:hAnsi="Consolas" w:eastAsia="Consolas" w:cs="Consolas"/>
+                      <w:sz w:val="22"/>
+                      <w:szCs w:val="22"/>
+                    </w:rPr>
+                  </w:pPr>
+                  <w:r>
+                    <w:rPr>
+                      <w:rFonts w:ascii="Consolas" w:hAnsi="Consolas" w:eastAsia="Consolas" w:cs="Consolas"/>
+                      <w:b w:val="0"/>
+                      <w:bCs w:val="0"/>
+                      <w:i w:val="0"/>
+                      <w:iCs w:val="0"/>
+                      <w:caps w:val="0"/>
+                      <w:smallCaps w:val="0"/>
+                      <w:strike w:val="0"/>
+                      <w:dstrike w:val="0"/>
+                      <w:color w:val="000000" w:themeColor="text1" w:themeTint="FF" w:themeShade="FF"/>
+                      <w:sz w:val="22"/>
+                      <w:szCs w:val="22"/>
+                      <w:u w:val="none"/>
+                      <w:lang w:val="en-US"/>
+                    </w:rPr>
+                    <w:t xml:space="preserve">Approve </w:t>
+                  </w:r>
+                  <w:r>
+                    <w:rPr>
+                      <w:rFonts w:ascii="Consolas" w:hAnsi="Consolas" w:eastAsia="Consolas" w:cs="Consolas"/>
+                      <w:b w:val="0"/>
+                      <w:bCs w:val="0"/>
+                      <w:i w:val="0"/>
+                      <w:iCs w:val="0"/>
+                      <w:caps w:val="0"/>
+                      <w:smallCaps w:val="0"/>
+                      <w:strike w:val="0"/>
+                      <w:dstrike w:val="0"/>
+                      <w:color w:val="000000" w:themeColor="text1" w:themeTint="FF" w:themeShade="FF"/>
+                      <w:sz w:val="22"/>
+                      <w:szCs w:val="22"/>
+                      <w:u w:val="single"/>
+                      <w:lang w:val="en-US"/>
+                    </w:rPr>
+                    <w:t xml:space="preserve">    </w:t>
+                  </w:r>
+                </w:p>
+              </w:tc>
+              <w:tc>
+                <w:tcPr>
+                  <w:tcW w:w="200" w:type="dxa"/>
+                  <w:tcBorders>
+                    <w:top w:val="nil"/>
+                    <w:left w:val="nil"/>
+                    <w:bottom w:val="nil"/>
+                    <w:right w:val="nil"/>
+                  </w:tcBorders>
+                </w:tcPr>
+                <w:p>
+                  <w:pPr>
+                    <w:rPr>
+                      <w:rFonts w:ascii="Consolas" w:hAnsi="Consolas" w:eastAsia="Consolas" w:cs="Consolas"/>
+                      <w:sz w:val="22"/>
+                      <w:szCs w:val="22"/>
+                    </w:rPr>
+                  </w:pPr>
+                </w:p>
+              </w:tc>
+              <w:tc>
+                <w:tcPr>
+                  <w:tcW w:w="1650" w:type="dxa"/>
+                  <w:tcBorders>
+                    <w:top w:val="nil"/>
+                    <w:left w:val="nil"/>
+                    <w:bottom w:val="nil"/>
+                    <w:right w:val="nil"/>
+                  </w:tcBorders>
+                </w:tcPr>
+                <w:p>
+                  <w:pPr>
+                    <w:jc w:val="right"/>
+                    <w:rPr>
+                      <w:rFonts w:ascii="Consolas" w:hAnsi="Consolas" w:eastAsia="Consolas" w:cs="Consolas"/>
+                      <w:sz w:val="22"/>
+                      <w:szCs w:val="22"/>
+                    </w:rPr>
+                  </w:pPr>
+                  <w:r>
+                    <w:rPr>
+                      <w:rFonts w:ascii="Consolas" w:hAnsi="Consolas" w:eastAsia="Consolas" w:cs="Consolas"/>
+                      <w:b w:val="0"/>
+                      <w:bCs w:val="0"/>
+                      <w:i w:val="0"/>
+                      <w:iCs w:val="0"/>
+                      <w:caps w:val="0"/>
+                      <w:smallCaps w:val="0"/>
+                      <w:strike w:val="0"/>
+                      <w:dstrike w:val="0"/>
+                      <w:color w:val="000000" w:themeColor="text1" w:themeTint="FF" w:themeShade="FF"/>
+                      <w:sz w:val="22"/>
+                      <w:szCs w:val="22"/>
+                      <w:u w:val="none"/>
+                      <w:lang w:val="en-US"/>
+                    </w:rPr>
+                    <w:t xml:space="preserve">Deny </w:t>
+                  </w:r>
+                  <w:r>
+                    <w:rPr>
+                      <w:rFonts w:ascii="Consolas" w:hAnsi="Consolas" w:eastAsia="Consolas" w:cs="Consolas"/>
+                      <w:b w:val="0"/>
+                      <w:bCs w:val="0"/>
+                      <w:i w:val="0"/>
+                      <w:iCs w:val="0"/>
+                      <w:caps w:val="0"/>
+                      <w:smallCaps w:val="0"/>
+                      <w:strike w:val="0"/>
+                      <w:dstrike w:val="0"/>
+                      <w:color w:val="000000" w:themeColor="text1" w:themeTint="FF" w:themeShade="FF"/>
+                      <w:sz w:val="22"/>
+                      <w:szCs w:val="22"/>
+                      <w:u w:val="single"/>
+                      <w:lang w:val="en-US"/>
+                    </w:rPr>
+                    <w:t xml:space="preserve">    </w:t>
+                  </w:r>
+                </w:p>
+              </w:tc>
+            </w:tr>
+          </w:tbl>
           <w:p>
             <w:pPr>
               <w:rPr>

--- a/apps/staff/src/core/Paperwork/US_TN/UsTnDiagnosticClassification2026/dcaf_template.docx
+++ b/apps/staff/src/core/Paperwork/US_TN/UsTnDiagnosticClassification2026/dcaf_template.docx
@@ -4838,7 +4838,7 @@
           <w:sz w:val="20"/>
           <w:szCs w:val="20"/>
         </w:rPr>
-        <w:t>Low</w:t>
+        <w:t>Low/Trustee</w:t>
       </w:r>
       <w:r>
         <w:rPr>

--- a/apps/staff/src/core/Paperwork/US_TN/UsTnDiagnosticClassification2026/dcaf_template.docx
+++ b/apps/staff/src/core/Paperwork/US_TN/UsTnDiagnosticClassification2026/dcaf_template.docx
@@ -4728,7 +4728,7 @@
           <w:bCs w:val="1"/>
           <w:lang w:val="en-US"/>
         </w:rPr>
-        <w:t>TOTAL SCORE (IF GREATER THAN 4</w:t>
+        <w:t>TOTAL SCORE (CAPPED AT 45)</w:t>
       </w:r>
       <w:r>
         <w:rPr>
@@ -4736,7 +4736,7 @@
           <w:bCs w:val="1"/>
           <w:lang w:val="en-US"/>
         </w:rPr>
-        <w:t>5</w:t>
+        <w:t xml:space="preserve"/>
       </w:r>
       <w:r>
         <w:rPr>
@@ -4744,7 +4744,7 @@
           <w:bCs w:val="1"/>
           <w:lang w:val="en-US"/>
         </w:rPr>
-        <w:t xml:space="preserve"> WRITE 4</w:t>
+        <w:t xml:space="preserve"/>
       </w:r>
       <w:r>
         <w:rPr>
@@ -4752,7 +4752,7 @@
           <w:bCs w:val="1"/>
           <w:lang w:val="en-US"/>
         </w:rPr>
-        <w:t>5</w:t>
+        <w:t xml:space="preserve"/>
       </w:r>
       <w:r>
         <w:rPr>
@@ -4760,7 +4760,7 @@
           <w:bCs w:val="1"/>
           <w:lang w:val="en-US"/>
         </w:rPr>
-        <w:t>)</w:t>
+        <w:t xml:space="preserve"/>
       </w:r>
       <w:r>
         <w:rPr>

--- a/apps/staff/src/core/Paperwork/US_TN/UsTnDiagnosticClassification2026/dcaf_template.docx
+++ b/apps/staff/src/core/Paperwork/US_TN/UsTnDiagnosticClassification2026/dcaf_template.docx
@@ -5171,21 +5171,14 @@
           <w:rFonts w:ascii="Consolas" w:hAnsi="Consolas" w:eastAsia="Consolas" w:cs="Consolas"/>
           <w:lang w:val="en-US"/>
         </w:rPr>
-        <w:t>Classification Date:</w:t>
-      </w:r>
-      <w:r>
-        <w:rPr>
-          <w:rFonts w:ascii="Consolas" w:hAnsi="Consolas" w:eastAsia="Consolas" w:cs="Consolas"/>
-          <w:lang w:val="en-US"/>
-        </w:rPr>
-        <w:t xml:space="preserve"> {</w:t>
-      </w:r>
-      <w:r>
-        <w:rPr>
-          <w:rFonts w:ascii="Consolas" w:hAnsi="Consolas" w:eastAsia="Consolas" w:cs="Consolas"/>
-          <w:lang w:val="en-US"/>
-        </w:rPr>
-        <w:t>hearingClassificationDate</w:t>
+        <w:t>Classification Type: {</w:t>
+      </w:r>
+      <w:r>
+        <w:rPr>
+          <w:rFonts w:ascii="Consolas" w:hAnsi="Consolas" w:eastAsia="Consolas" w:cs="Consolas"/>
+          <w:lang w:val="en-US"/>
+        </w:rPr>
+        <w:t>classificationType</w:t>
       </w:r>
       <w:r>
         <w:rPr>
@@ -5198,87 +5191,107 @@
     <w:p>
       <w:pPr>
         <w:rPr>
-          <w:rFonts w:ascii="Consolas" w:hAnsi="Consolas" w:eastAsia="Consolas" w:cs="Consolas"/>
-          <w:lang w:val="en-US"/>
-        </w:rPr>
-      </w:pPr>
-      <w:r>
-        <w:rPr>
-          <w:rFonts w:ascii="Consolas" w:hAnsi="Consolas" w:eastAsia="Consolas" w:cs="Consolas"/>
-          <w:lang w:val="en-US"/>
-        </w:rPr>
-        <w:t>Classification Type: {</w:t>
-      </w:r>
-      <w:r>
-        <w:rPr>
-          <w:rFonts w:ascii="Consolas" w:hAnsi="Consolas" w:eastAsia="Consolas" w:cs="Consolas"/>
-          <w:lang w:val="en-US"/>
-        </w:rPr>
-        <w:t>classificationType</w:t>
-      </w:r>
-      <w:r>
-        <w:rPr>
-          <w:rFonts w:ascii="Consolas" w:hAnsi="Consolas" w:eastAsia="Consolas" w:cs="Consolas"/>
-          <w:lang w:val="en-US"/>
-        </w:rPr>
-        <w:t>}</w:t>
-      </w:r>
-    </w:p>
-    <w:p>
-      <w:pPr>
-        <w:rPr>
-          <w:b/>
-          <w:bCs/>
-          <w:sz w:val="20"/>
-          <w:szCs w:val="20"/>
-        </w:rPr>
-      </w:pPr>
-    </w:p>
-    <w:p>
-      <w:pPr>
-        <w:rPr>
-          <w:b/>
-          <w:bCs/>
-          <w:sz w:val="20"/>
-          <w:szCs w:val="20"/>
-        </w:rPr>
-      </w:pPr>
-    </w:p>
-    <w:p>
-      <w:pPr>
-        <w:rPr>
-          <w:b/>
-          <w:bCs/>
-          <w:sz w:val="20"/>
-          <w:szCs w:val="20"/>
-        </w:rPr>
-      </w:pPr>
-    </w:p>
-    <w:p>
-      <w:pPr>
-        <w:rPr>
-          <w:b/>
-          <w:bCs/>
-          <w:sz w:val="20"/>
-          <w:szCs w:val="20"/>
-        </w:rPr>
-      </w:pPr>
-    </w:p>
-    <w:p>
-      <w:pPr>
-        <w:rPr>
-          <w:sz w:val="20"/>
-          <w:szCs w:val="20"/>
-          <w:u w:val="single"/>
-        </w:rPr>
-      </w:pPr>
-      <w:r>
-        <w:rPr>
-          <w:sz w:val="20"/>
-          <w:szCs w:val="20"/>
-          <w:u w:val="single"/>
-        </w:rPr>
-        <w:t>x                                                                                      </w:t>
+          <w:b/>
+          <w:bCs/>
+          <w:sz w:val="20"/>
+          <w:szCs w:val="20"/>
+        </w:rPr>
+      </w:pPr>
+    </w:p>
+    <w:p>
+      <w:pPr>
+        <w:rPr>
+          <w:b/>
+          <w:bCs/>
+          <w:sz w:val="20"/>
+          <w:szCs w:val="20"/>
+        </w:rPr>
+      </w:pPr>
+    </w:p>
+    <w:p>
+      <w:pPr>
+        <w:rPr>
+          <w:b/>
+          <w:bCs/>
+          <w:sz w:val="20"/>
+          <w:szCs w:val="20"/>
+        </w:rPr>
+      </w:pPr>
+    </w:p>
+    <w:p>
+      <w:pPr>
+        <w:rPr>
+          <w:b/>
+          <w:bCs/>
+          <w:sz w:val="20"/>
+          <w:szCs w:val="20"/>
+        </w:rPr>
+      </w:pPr>
+    </w:p>
+    <w:p>
+      <w:pPr>
+        <w:tabs>
+          <w:tab w:val="left" w:pos="4320"/>
+        </w:tabs>
+        <w:rPr>
+          <w:sz w:val="20"/>
+          <w:szCs w:val="20"/>
+          <w:u w:val="single"/>
+        </w:rPr>
+      </w:pPr>
+      <w:r>
+        <w:rPr>
+          <w:sz w:val="20"/>
+          <w:szCs w:val="20"/>
+          <w:u w:val="single"/>
+        </w:rPr>
+        <w:t xml:space="preserve">x                                                  </w:t>
+      </w:r>
+      <w:r>
+        <w:rPr>
+          <w:sz w:val="20"/>
+          <w:szCs w:val="20"/>
+        </w:rPr>
+        <w:tab/>
+      </w:r>
+      <w:r>
+        <w:rPr>
+          <w:sz w:val="20"/>
+          <w:szCs w:val="20"/>
+        </w:rPr>
+        <w:t xml:space="preserve">____________________</w:t>
+      </w:r>
+    </w:p>
+    <w:p>
+      <w:pPr>
+        <w:tabs>
+          <w:tab w:val="left" w:pos="4320"/>
+        </w:tabs>
+        <w:rPr>
+          <w:sz w:val="20"/>
+          <w:szCs w:val="20"/>
+        </w:rPr>
+      </w:pPr>
+      <w:r>
+        <w:rPr>
+          <w:sz w:val="20"/>
+          <w:szCs w:val="20"/>
+        </w:rPr>
+        <w:t xml:space="preserve">Offender Signature</w:t>
+      </w:r>
+      <w:r>
+        <w:rPr>
+          <w:sz w:val="20"/>
+          <w:szCs w:val="20"/>
+        </w:rPr>
+        <w:tab/>
+      </w:r>
+      <w:r>
+        <w:rPr>
+          <w:sz w:val="20"/>
+          <w:szCs w:val="20"/>
+        </w:rPr>
+        <w:t>Date</w:t>
       </w:r>
     </w:p>
     <w:sectPr>

--- a/apps/staff/src/core/Paperwork/US_TN/UsTnDiagnosticClassification2026/dcaf_template.docx
+++ b/apps/staff/src/core/Paperwork/US_TN/UsTnDiagnosticClassification2026/dcaf_template.docx
@@ -127,7 +127,7 @@
           <w:color w:val="000000"/>
           <w:lang w:val="en-US"/>
         </w:rPr>
-        <w:t xml:space="preserve">Date of Final Approval and Entry in OMS / Recidiviz Tool, with any edits: </w:t>
+        <w:t xml:space="preserve">Date of Final Approval by Chief Counselor: </w:t>
       </w:r>
       <w:r>
         <w:rPr>
